--- a/teaching/2026Fall/4504/Project/presentation.docx
+++ b/teaching/2026Fall/4504/Project/presentation.docx
@@ -94,35 +94,84 @@
           <w:sz w:val="34"/>
           <w:szCs w:val="34"/>
         </w:rPr>
-        <w:t>Presentation talk</w:t>
+        <w:t xml:space="preserve">Distributed </w:t>
+      </w:r>
+      <w:r>
+        <w:rPr>
+          <w:rFonts w:asciiTheme="minorHAnsi" w:hAnsiTheme="minorHAnsi" w:cstheme="minorHAnsi"/>
+          <w:b/>
+          <w:bCs/>
+          <w:sz w:val="34"/>
+          <w:szCs w:val="34"/>
+        </w:rPr>
+        <w:t>Computing</w:t>
+      </w:r>
+      <w:r>
+        <w:rPr>
+          <w:rFonts w:asciiTheme="minorHAnsi" w:hAnsiTheme="minorHAnsi" w:cstheme="minorHAnsi"/>
+          <w:b/>
+          <w:bCs/>
+          <w:sz w:val="34"/>
+          <w:szCs w:val="34"/>
+        </w:rPr>
+        <w:t xml:space="preserve"> Topic </w:t>
+      </w:r>
+      <w:r>
+        <w:rPr>
+          <w:rFonts w:asciiTheme="minorHAnsi" w:hAnsiTheme="minorHAnsi" w:cstheme="minorHAnsi"/>
+          <w:b/>
+          <w:bCs/>
+          <w:sz w:val="34"/>
+          <w:szCs w:val="34"/>
+        </w:rPr>
+        <w:t xml:space="preserve">Presentation </w:t>
       </w:r>
     </w:p>
     <w:p>
       <w:pPr>
         <w:jc w:val="center"/>
+        <w:rPr>
+          <w:rFonts w:asciiTheme="minorHAnsi" w:hAnsiTheme="minorHAnsi" w:cstheme="minorHAnsi"/>
+        </w:rPr>
       </w:pPr>
       <w:bookmarkStart w:id="0" w:name="_Hlk174525546"/>
       <w:r>
+        <w:rPr>
+          <w:rFonts w:asciiTheme="minorHAnsi" w:hAnsiTheme="minorHAnsi" w:cstheme="minorHAnsi"/>
+        </w:rPr>
         <w:t>Instructor: Kun Suo</w:t>
       </w:r>
     </w:p>
     <w:p>
       <w:pPr>
         <w:jc w:val="center"/>
-      </w:pPr>
-      <w:r>
+        <w:rPr>
+          <w:rFonts w:asciiTheme="minorHAnsi" w:hAnsiTheme="minorHAnsi" w:cstheme="minorHAnsi"/>
+        </w:rPr>
+      </w:pPr>
+      <w:r>
+        <w:rPr>
+          <w:rFonts w:asciiTheme="minorHAnsi" w:hAnsiTheme="minorHAnsi" w:cstheme="minorHAnsi"/>
+        </w:rPr>
         <w:t>Points Possible: 100</w:t>
       </w:r>
     </w:p>
     <w:p>
       <w:pPr>
         <w:jc w:val="center"/>
-      </w:pPr>
-      <w:r>
+        <w:rPr>
+          <w:rFonts w:asciiTheme="minorHAnsi" w:hAnsiTheme="minorHAnsi" w:cstheme="minorHAnsi"/>
+        </w:rPr>
+      </w:pPr>
+      <w:r>
+        <w:rPr>
+          <w:rFonts w:asciiTheme="minorHAnsi" w:hAnsiTheme="minorHAnsi" w:cstheme="minorHAnsi"/>
+        </w:rPr>
         <w:t xml:space="preserve">Difficulty: </w:t>
       </w:r>
       <w:r>
         <w:rPr>
+          <w:rFonts w:asciiTheme="minorHAnsi" w:hAnsiTheme="minorHAnsi" w:cstheme="minorHAnsi"/>
           <w:noProof/>
         </w:rPr>
         <w:drawing>
@@ -172,6 +221,7 @@
       </w:r>
       <w:r>
         <w:rPr>
+          <w:rFonts w:asciiTheme="minorHAnsi" w:hAnsiTheme="minorHAnsi" w:cstheme="minorHAnsi"/>
           <w:noProof/>
         </w:rPr>
         <w:drawing>
@@ -221,6 +271,7 @@
       </w:r>
       <w:r>
         <w:rPr>
+          <w:rFonts w:asciiTheme="minorHAnsi" w:hAnsiTheme="minorHAnsi" w:cstheme="minorHAnsi"/>
           <w:noProof/>
         </w:rPr>
         <w:drawing>
@@ -270,6 +321,7 @@
       </w:r>
       <w:r>
         <w:rPr>
+          <w:rFonts w:asciiTheme="minorHAnsi" w:hAnsiTheme="minorHAnsi" w:cstheme="minorHAnsi"/>
           <w:noProof/>
         </w:rPr>
         <w:drawing>
@@ -319,6 +371,7 @@
       </w:r>
       <w:r>
         <w:rPr>
+          <w:rFonts w:asciiTheme="minorHAnsi" w:hAnsiTheme="minorHAnsi" w:cstheme="minorHAnsi"/>
           <w:noProof/>
         </w:rPr>
         <w:drawing>
@@ -368,28 +421,233 @@
       </w:r>
     </w:p>
     <w:bookmarkEnd w:id="0"/>
-    <w:p/>
-    <w:p/>
-    <w:p>
-      <w:pPr>
-        <w:ind w:left="360"/>
+    <w:p>
+      <w:pPr>
+        <w:rPr>
+          <w:rFonts w:asciiTheme="minorHAnsi" w:hAnsiTheme="minorHAnsi" w:cstheme="minorHAnsi"/>
+        </w:rPr>
+      </w:pPr>
+    </w:p>
+    <w:p>
+      <w:pPr>
+        <w:rPr>
+          <w:rFonts w:asciiTheme="minorHAnsi" w:hAnsiTheme="minorHAnsi" w:cstheme="minorHAnsi"/>
+        </w:rPr>
+      </w:pPr>
+    </w:p>
+    <w:p>
+      <w:pPr>
+        <w:pStyle w:val="Heading1"/>
+        <w:rPr>
+          <w:rFonts w:asciiTheme="minorHAnsi" w:hAnsiTheme="minorHAnsi" w:cstheme="minorHAnsi"/>
+        </w:rPr>
+      </w:pPr>
+      <w:r>
+        <w:rPr>
+          <w:rFonts w:asciiTheme="minorHAnsi" w:hAnsiTheme="minorHAnsi" w:cstheme="minorHAnsi"/>
+        </w:rPr>
+        <w:t>1. Project purpose</w:t>
+      </w:r>
+    </w:p>
+    <w:p>
+      <w:pPr>
+        <w:rPr>
+          <w:rFonts w:asciiTheme="minorHAnsi" w:hAnsiTheme="minorHAnsi" w:cstheme="minorHAnsi"/>
+        </w:rPr>
+      </w:pPr>
+      <w:r>
+        <w:rPr>
+          <w:rFonts w:asciiTheme="minorHAnsi" w:hAnsiTheme="minorHAnsi" w:cstheme="minorHAnsi"/>
+        </w:rPr>
+        <w:t>Each group will become the class expert on one distributed-computing topic. Your group will self-study the topic, redesign the supplied instructional material, build or demonstrate a technical example, and teach the topic through a recorded lecture.</w:t>
+      </w:r>
+    </w:p>
+    <w:p>
+      <w:pPr>
+        <w:rPr>
+          <w:rFonts w:asciiTheme="minorHAnsi" w:hAnsiTheme="minorHAnsi" w:cstheme="minorHAnsi"/>
+        </w:rPr>
+      </w:pPr>
+    </w:p>
+    <w:tbl>
+      <w:tblPr>
+        <w:tblW w:w="9360" w:type="dxa"/>
+        <w:tblInd w:w="-5" w:type="dxa"/>
+        <w:tblLayout w:type="fixed"/>
+        <w:tblLook w:val="04A0" w:firstRow="1" w:lastRow="0" w:firstColumn="1" w:lastColumn="0" w:noHBand="0" w:noVBand="1"/>
+      </w:tblPr>
+      <w:tblGrid>
+        <w:gridCol w:w="9360"/>
+      </w:tblGrid>
+      <w:tr>
+        <w:tc>
+          <w:tcPr>
+            <w:tcW w:w="9360" w:type="dxa"/>
+            <w:tcBorders>
+              <w:top w:val="single" w:sz="4" w:space="0" w:color="C7D1DD"/>
+              <w:left w:val="single" w:sz="4" w:space="0" w:color="C7D1DD"/>
+              <w:bottom w:val="single" w:sz="4" w:space="0" w:color="C7D1DD"/>
+              <w:right w:val="single" w:sz="4" w:space="0" w:color="C7D1DD"/>
+            </w:tcBorders>
+            <w:shd w:val="clear" w:color="auto" w:fill="E8EEF5"/>
+            <w:tcMar>
+              <w:top w:w="80" w:type="dxa"/>
+              <w:left w:w="120" w:type="dxa"/>
+              <w:bottom w:w="80" w:type="dxa"/>
+              <w:right w:w="120" w:type="dxa"/>
+            </w:tcMar>
+            <w:vAlign w:val="center"/>
+          </w:tcPr>
+          <w:p>
+            <w:pPr>
+              <w:spacing w:before="40" w:after="40" w:line="288" w:lineRule="auto"/>
+              <w:rPr>
+                <w:rFonts w:asciiTheme="minorHAnsi" w:hAnsiTheme="minorHAnsi" w:cstheme="minorHAnsi"/>
+              </w:rPr>
+            </w:pPr>
+            <w:r>
+              <w:rPr>
+                <w:rFonts w:asciiTheme="minorHAnsi" w:hAnsiTheme="minorHAnsi" w:cstheme="minorHAnsi"/>
+                <w:b/>
+                <w:color w:val="1F4D78"/>
+              </w:rPr>
+              <w:t xml:space="preserve">Central expectation: </w:t>
+            </w:r>
+            <w:r>
+              <w:rPr>
+                <w:rFonts w:asciiTheme="minorHAnsi" w:hAnsiTheme="minorHAnsi" w:cstheme="minorHAnsi"/>
+              </w:rPr>
+              <w:t>Do not merely summarize the existing slides. Teach the topic in your own structure, verify the technical content, add meaningful new material, and demonstrate that every member understands the part they present.</w:t>
+            </w:r>
+          </w:p>
+        </w:tc>
+      </w:tr>
+    </w:tbl>
+    <w:p>
+      <w:pPr>
         <w:jc w:val="both"/>
         <w:rPr>
           <w:rFonts w:asciiTheme="minorHAnsi" w:hAnsiTheme="minorHAnsi" w:cstheme="minorHAnsi"/>
         </w:rPr>
       </w:pPr>
-      <w:proofErr w:type="spellStart"/>
-      <w:r>
-        <w:rPr>
-          <w:rFonts w:asciiTheme="minorHAnsi" w:hAnsiTheme="minorHAnsi" w:cstheme="minorHAnsi"/>
-        </w:rPr>
-        <w:t>Sdsdfs</w:t>
-      </w:r>
-      <w:proofErr w:type="spellEnd"/>
-    </w:p>
-    <w:p>
-      <w:pPr>
-        <w:ind w:left="360"/>
+    </w:p>
+    <w:p>
+      <w:pPr>
+        <w:pStyle w:val="Heading2"/>
+        <w:spacing w:before="280" w:after="140"/>
+        <w:rPr>
+          <w:rFonts w:asciiTheme="minorHAnsi" w:hAnsiTheme="minorHAnsi" w:cstheme="minorHAnsi"/>
+          <w:b/>
+          <w:bCs/>
+          <w:color w:val="2E74B5"/>
+          <w:lang w:eastAsia="en-US"/>
+        </w:rPr>
+      </w:pPr>
+      <w:r>
+        <w:rPr>
+          <w:rFonts w:asciiTheme="minorHAnsi" w:hAnsiTheme="minorHAnsi" w:cstheme="minorHAnsi"/>
+          <w:b/>
+          <w:bCs/>
+          <w:color w:val="2E74B5"/>
+          <w:lang w:eastAsia="en-US"/>
+        </w:rPr>
+        <w:t>Learning outcomes</w:t>
+      </w:r>
+    </w:p>
+    <w:p>
+      <w:pPr>
+        <w:rPr>
+          <w:rFonts w:asciiTheme="minorHAnsi" w:hAnsiTheme="minorHAnsi" w:cstheme="minorHAnsi"/>
+        </w:rPr>
+      </w:pPr>
+    </w:p>
+    <w:p>
+      <w:pPr>
+        <w:numPr>
+          <w:ilvl w:val="0"/>
+          <w:numId w:val="4"/>
+        </w:numPr>
+        <w:rPr>
+          <w:rFonts w:asciiTheme="minorHAnsi" w:hAnsiTheme="minorHAnsi" w:cstheme="minorHAnsi"/>
+        </w:rPr>
+      </w:pPr>
+      <w:r>
+        <w:rPr>
+          <w:rFonts w:asciiTheme="minorHAnsi" w:hAnsiTheme="minorHAnsi" w:cstheme="minorHAnsi"/>
+        </w:rPr>
+        <w:t>Explain a distributed-computing concept accurately and at an appropriate technical depth.</w:t>
+      </w:r>
+    </w:p>
+    <w:p>
+      <w:pPr>
+        <w:numPr>
+          <w:ilvl w:val="0"/>
+          <w:numId w:val="4"/>
+        </w:numPr>
+        <w:rPr>
+          <w:rFonts w:asciiTheme="minorHAnsi" w:hAnsiTheme="minorHAnsi" w:cstheme="minorHAnsi"/>
+        </w:rPr>
+      </w:pPr>
+      <w:r>
+        <w:rPr>
+          <w:rFonts w:asciiTheme="minorHAnsi" w:hAnsiTheme="minorHAnsi" w:cstheme="minorHAnsi"/>
+        </w:rPr>
+        <w:t>Connect algorithms and architectures to realistic systems, tradeoffs, and failure modes.</w:t>
+      </w:r>
+    </w:p>
+    <w:p>
+      <w:pPr>
+        <w:numPr>
+          <w:ilvl w:val="0"/>
+          <w:numId w:val="4"/>
+        </w:numPr>
+        <w:rPr>
+          <w:rFonts w:asciiTheme="minorHAnsi" w:hAnsiTheme="minorHAnsi" w:cstheme="minorHAnsi"/>
+        </w:rPr>
+      </w:pPr>
+      <w:r>
+        <w:rPr>
+          <w:rFonts w:asciiTheme="minorHAnsi" w:hAnsiTheme="minorHAnsi" w:cstheme="minorHAnsi"/>
+        </w:rPr>
+        <w:t>Create and test a reproducible code demonstration or technical walkthrough.</w:t>
+      </w:r>
+    </w:p>
+    <w:p>
+      <w:pPr>
+        <w:numPr>
+          <w:ilvl w:val="0"/>
+          <w:numId w:val="4"/>
+        </w:numPr>
+        <w:rPr>
+          <w:rFonts w:asciiTheme="minorHAnsi" w:hAnsiTheme="minorHAnsi" w:cstheme="minorHAnsi"/>
+        </w:rPr>
+      </w:pPr>
+      <w:r>
+        <w:rPr>
+          <w:rFonts w:asciiTheme="minorHAnsi" w:hAnsiTheme="minorHAnsi" w:cstheme="minorHAnsi"/>
+        </w:rPr>
+        <w:t>Collaborate on a coherent lecture while showing clear individual ownership.</w:t>
+      </w:r>
+    </w:p>
+    <w:p>
+      <w:pPr>
+        <w:numPr>
+          <w:ilvl w:val="0"/>
+          <w:numId w:val="4"/>
+        </w:numPr>
+        <w:rPr>
+          <w:rFonts w:asciiTheme="minorHAnsi" w:hAnsiTheme="minorHAnsi" w:cstheme="minorHAnsi"/>
+        </w:rPr>
+      </w:pPr>
+      <w:r>
+        <w:rPr>
+          <w:rFonts w:asciiTheme="minorHAnsi" w:hAnsiTheme="minorHAnsi" w:cstheme="minorHAnsi"/>
+        </w:rPr>
+        <w:t>Use sources and AI tools responsibly, transparently, and critically.</w:t>
+      </w:r>
+    </w:p>
+    <w:p>
+      <w:pPr>
         <w:jc w:val="both"/>
         <w:rPr>
           <w:rFonts w:asciiTheme="minorHAnsi" w:hAnsiTheme="minorHAnsi" w:cstheme="minorHAnsi"/>
@@ -398,7 +656,1503 @@
     </w:p>
     <w:p>
       <w:pPr>
-        <w:ind w:left="360"/>
+        <w:pStyle w:val="Heading1"/>
+        <w:rPr>
+          <w:rFonts w:asciiTheme="minorHAnsi" w:hAnsiTheme="minorHAnsi" w:cstheme="minorHAnsi"/>
+        </w:rPr>
+      </w:pPr>
+      <w:r>
+        <w:rPr>
+          <w:rFonts w:asciiTheme="minorHAnsi" w:hAnsiTheme="minorHAnsi" w:cstheme="minorHAnsi"/>
+        </w:rPr>
+        <w:t>2. Teams and topic assignments</w:t>
+      </w:r>
+    </w:p>
+    <w:p>
+      <w:pPr>
+        <w:rPr>
+          <w:rFonts w:asciiTheme="minorHAnsi" w:hAnsiTheme="minorHAnsi" w:cstheme="minorHAnsi"/>
+        </w:rPr>
+      </w:pPr>
+      <w:r>
+        <w:rPr>
+          <w:rFonts w:asciiTheme="minorHAnsi" w:hAnsiTheme="minorHAnsi" w:cstheme="minorHAnsi"/>
+        </w:rPr>
+        <w:t>The class has 4</w:t>
+      </w:r>
+      <w:r>
+        <w:rPr>
+          <w:rFonts w:asciiTheme="minorHAnsi" w:hAnsiTheme="minorHAnsi" w:cstheme="minorHAnsi"/>
+        </w:rPr>
+        <w:t>0+</w:t>
+      </w:r>
+      <w:r>
+        <w:rPr>
+          <w:rFonts w:asciiTheme="minorHAnsi" w:hAnsiTheme="minorHAnsi" w:cstheme="minorHAnsi"/>
+        </w:rPr>
+        <w:t xml:space="preserve"> </w:t>
+      </w:r>
+      <w:r>
+        <w:rPr>
+          <w:rFonts w:asciiTheme="minorHAnsi" w:hAnsiTheme="minorHAnsi" w:cstheme="minorHAnsi"/>
+        </w:rPr>
+        <w:t>students,</w:t>
+      </w:r>
+      <w:r>
+        <w:rPr>
+          <w:rFonts w:asciiTheme="minorHAnsi" w:hAnsiTheme="minorHAnsi" w:cstheme="minorHAnsi"/>
+        </w:rPr>
+        <w:t xml:space="preserve"> and</w:t>
+      </w:r>
+      <w:r>
+        <w:rPr>
+          <w:rFonts w:asciiTheme="minorHAnsi" w:hAnsiTheme="minorHAnsi" w:cstheme="minorHAnsi"/>
+        </w:rPr>
+        <w:t xml:space="preserve"> this </w:t>
+      </w:r>
+      <w:r>
+        <w:rPr>
+          <w:rFonts w:asciiTheme="minorHAnsi" w:hAnsiTheme="minorHAnsi" w:cstheme="minorHAnsi"/>
+        </w:rPr>
+        <w:t>project</w:t>
+      </w:r>
+      <w:r>
+        <w:rPr>
+          <w:rFonts w:asciiTheme="minorHAnsi" w:hAnsiTheme="minorHAnsi" w:cstheme="minorHAnsi"/>
+        </w:rPr>
+        <w:t xml:space="preserve"> covers</w:t>
+      </w:r>
+      <w:r>
+        <w:rPr>
+          <w:rFonts w:asciiTheme="minorHAnsi" w:hAnsiTheme="minorHAnsi" w:cstheme="minorHAnsi"/>
+        </w:rPr>
+        <w:t xml:space="preserve"> 12 topics. The class will use </w:t>
+      </w:r>
+      <w:r>
+        <w:rPr>
+          <w:rFonts w:asciiTheme="minorHAnsi" w:hAnsiTheme="minorHAnsi" w:cstheme="minorHAnsi"/>
+        </w:rPr>
+        <w:t>12</w:t>
+      </w:r>
+      <w:r>
+        <w:rPr>
+          <w:rFonts w:asciiTheme="minorHAnsi" w:hAnsiTheme="minorHAnsi" w:cstheme="minorHAnsi"/>
+        </w:rPr>
+        <w:t xml:space="preserve"> </w:t>
+      </w:r>
+      <w:r>
+        <w:rPr>
+          <w:rFonts w:asciiTheme="minorHAnsi" w:hAnsiTheme="minorHAnsi" w:cstheme="minorHAnsi"/>
+        </w:rPr>
+        <w:t>groups,</w:t>
+      </w:r>
+      <w:r>
+        <w:rPr>
+          <w:rFonts w:asciiTheme="minorHAnsi" w:hAnsiTheme="minorHAnsi" w:cstheme="minorHAnsi"/>
+        </w:rPr>
+        <w:t xml:space="preserve"> </w:t>
+      </w:r>
+      <w:r>
+        <w:rPr>
+          <w:rFonts w:asciiTheme="minorHAnsi" w:hAnsiTheme="minorHAnsi" w:cstheme="minorHAnsi"/>
+        </w:rPr>
+        <w:t>and t</w:t>
+      </w:r>
+      <w:r>
+        <w:rPr>
+          <w:rFonts w:asciiTheme="minorHAnsi" w:hAnsiTheme="minorHAnsi" w:cstheme="minorHAnsi"/>
+        </w:rPr>
+        <w:t>he instructor will post the group roster and topic assignment in D2L.</w:t>
+      </w:r>
+    </w:p>
+    <w:tbl>
+      <w:tblPr>
+        <w:tblW w:w="9145" w:type="dxa"/>
+        <w:tblInd w:w="120" w:type="dxa"/>
+        <w:tblLayout w:type="fixed"/>
+        <w:tblLook w:val="04A0" w:firstRow="1" w:lastRow="0" w:firstColumn="1" w:lastColumn="0" w:noHBand="0" w:noVBand="1"/>
+      </w:tblPr>
+      <w:tblGrid>
+        <w:gridCol w:w="1000"/>
+        <w:gridCol w:w="4635"/>
+        <w:gridCol w:w="3510"/>
+      </w:tblGrid>
+      <w:tr>
+        <w:trPr>
+          <w:cantSplit/>
+          <w:tblHeader/>
+        </w:trPr>
+        <w:tc>
+          <w:tcPr>
+            <w:tcW w:w="1000" w:type="dxa"/>
+            <w:tcBorders>
+              <w:top w:val="single" w:sz="4" w:space="0" w:color="C7D1DD"/>
+              <w:left w:val="single" w:sz="4" w:space="0" w:color="C7D1DD"/>
+              <w:bottom w:val="single" w:sz="4" w:space="0" w:color="C7D1DD"/>
+              <w:right w:val="single" w:sz="4" w:space="0" w:color="C7D1DD"/>
+            </w:tcBorders>
+            <w:shd w:val="clear" w:color="auto" w:fill="E8EEF5"/>
+            <w:tcMar>
+              <w:top w:w="80" w:type="dxa"/>
+              <w:left w:w="120" w:type="dxa"/>
+              <w:bottom w:w="80" w:type="dxa"/>
+              <w:right w:w="120" w:type="dxa"/>
+            </w:tcMar>
+            <w:vAlign w:val="center"/>
+          </w:tcPr>
+          <w:p>
+            <w:pPr>
+              <w:spacing w:line="276" w:lineRule="auto"/>
+              <w:jc w:val="center"/>
+              <w:rPr>
+                <w:rFonts w:asciiTheme="minorHAnsi" w:hAnsiTheme="minorHAnsi" w:cstheme="minorHAnsi"/>
+              </w:rPr>
+            </w:pPr>
+            <w:r>
+              <w:rPr>
+                <w:rFonts w:asciiTheme="minorHAnsi" w:hAnsiTheme="minorHAnsi" w:cstheme="minorHAnsi"/>
+                <w:b/>
+                <w:sz w:val="19"/>
+              </w:rPr>
+              <w:lastRenderedPageBreak/>
+              <w:t>Group</w:t>
+            </w:r>
+          </w:p>
+        </w:tc>
+        <w:tc>
+          <w:tcPr>
+            <w:tcW w:w="4635" w:type="dxa"/>
+            <w:tcBorders>
+              <w:top w:val="single" w:sz="4" w:space="0" w:color="C7D1DD"/>
+              <w:left w:val="single" w:sz="4" w:space="0" w:color="C7D1DD"/>
+              <w:bottom w:val="single" w:sz="4" w:space="0" w:color="C7D1DD"/>
+              <w:right w:val="single" w:sz="4" w:space="0" w:color="C7D1DD"/>
+            </w:tcBorders>
+            <w:shd w:val="clear" w:color="auto" w:fill="E8EEF5"/>
+            <w:tcMar>
+              <w:top w:w="80" w:type="dxa"/>
+              <w:left w:w="120" w:type="dxa"/>
+              <w:bottom w:w="80" w:type="dxa"/>
+              <w:right w:w="120" w:type="dxa"/>
+            </w:tcMar>
+            <w:vAlign w:val="center"/>
+          </w:tcPr>
+          <w:p>
+            <w:pPr>
+              <w:spacing w:line="276" w:lineRule="auto"/>
+              <w:rPr>
+                <w:rFonts w:asciiTheme="minorHAnsi" w:hAnsiTheme="minorHAnsi" w:cstheme="minorHAnsi"/>
+              </w:rPr>
+            </w:pPr>
+            <w:r>
+              <w:rPr>
+                <w:rFonts w:asciiTheme="minorHAnsi" w:hAnsiTheme="minorHAnsi" w:cstheme="minorHAnsi"/>
+                <w:b/>
+                <w:sz w:val="19"/>
+              </w:rPr>
+              <w:t>Assigned topic</w:t>
+            </w:r>
+          </w:p>
+        </w:tc>
+        <w:tc>
+          <w:tcPr>
+            <w:tcW w:w="3510" w:type="dxa"/>
+            <w:tcBorders>
+              <w:top w:val="single" w:sz="4" w:space="0" w:color="C7D1DD"/>
+              <w:left w:val="single" w:sz="4" w:space="0" w:color="C7D1DD"/>
+              <w:bottom w:val="single" w:sz="4" w:space="0" w:color="C7D1DD"/>
+              <w:right w:val="single" w:sz="4" w:space="0" w:color="C7D1DD"/>
+            </w:tcBorders>
+            <w:shd w:val="clear" w:color="auto" w:fill="E8EEF5"/>
+            <w:tcMar>
+              <w:top w:w="80" w:type="dxa"/>
+              <w:left w:w="120" w:type="dxa"/>
+              <w:bottom w:w="80" w:type="dxa"/>
+              <w:right w:w="120" w:type="dxa"/>
+            </w:tcMar>
+            <w:vAlign w:val="center"/>
+          </w:tcPr>
+          <w:p>
+            <w:pPr>
+              <w:spacing w:line="276" w:lineRule="auto"/>
+              <w:rPr>
+                <w:rFonts w:asciiTheme="minorHAnsi" w:hAnsiTheme="minorHAnsi" w:cstheme="minorHAnsi"/>
+              </w:rPr>
+            </w:pPr>
+            <w:r>
+              <w:rPr>
+                <w:rFonts w:asciiTheme="minorHAnsi" w:hAnsiTheme="minorHAnsi" w:cstheme="minorHAnsi"/>
+                <w:b/>
+                <w:sz w:val="19"/>
+              </w:rPr>
+              <w:t>Course theme</w:t>
+            </w:r>
+          </w:p>
+        </w:tc>
+      </w:tr>
+      <w:tr>
+        <w:trPr>
+          <w:cantSplit/>
+        </w:trPr>
+        <w:tc>
+          <w:tcPr>
+            <w:tcW w:w="1000" w:type="dxa"/>
+            <w:tcBorders>
+              <w:top w:val="single" w:sz="4" w:space="0" w:color="C7D1DD"/>
+              <w:left w:val="single" w:sz="4" w:space="0" w:color="C7D1DD"/>
+              <w:bottom w:val="single" w:sz="4" w:space="0" w:color="C7D1DD"/>
+              <w:right w:val="single" w:sz="4" w:space="0" w:color="C7D1DD"/>
+            </w:tcBorders>
+            <w:tcMar>
+              <w:top w:w="80" w:type="dxa"/>
+              <w:left w:w="120" w:type="dxa"/>
+              <w:bottom w:w="80" w:type="dxa"/>
+              <w:right w:w="120" w:type="dxa"/>
+            </w:tcMar>
+            <w:vAlign w:val="center"/>
+          </w:tcPr>
+          <w:p>
+            <w:pPr>
+              <w:spacing w:line="276" w:lineRule="auto"/>
+              <w:jc w:val="center"/>
+              <w:rPr>
+                <w:rFonts w:asciiTheme="minorHAnsi" w:hAnsiTheme="minorHAnsi" w:cstheme="minorHAnsi"/>
+              </w:rPr>
+            </w:pPr>
+            <w:r>
+              <w:rPr>
+                <w:rFonts w:asciiTheme="minorHAnsi" w:hAnsiTheme="minorHAnsi" w:cstheme="minorHAnsi"/>
+                <w:sz w:val="19"/>
+              </w:rPr>
+              <w:t>1</w:t>
+            </w:r>
+          </w:p>
+        </w:tc>
+        <w:tc>
+          <w:tcPr>
+            <w:tcW w:w="4635" w:type="dxa"/>
+            <w:tcBorders>
+              <w:top w:val="single" w:sz="4" w:space="0" w:color="C7D1DD"/>
+              <w:left w:val="single" w:sz="4" w:space="0" w:color="C7D1DD"/>
+              <w:bottom w:val="single" w:sz="4" w:space="0" w:color="C7D1DD"/>
+              <w:right w:val="single" w:sz="4" w:space="0" w:color="C7D1DD"/>
+            </w:tcBorders>
+            <w:tcMar>
+              <w:top w:w="80" w:type="dxa"/>
+              <w:left w:w="120" w:type="dxa"/>
+              <w:bottom w:w="80" w:type="dxa"/>
+              <w:right w:w="120" w:type="dxa"/>
+            </w:tcMar>
+            <w:vAlign w:val="center"/>
+          </w:tcPr>
+          <w:p>
+            <w:pPr>
+              <w:spacing w:line="276" w:lineRule="auto"/>
+              <w:rPr>
+                <w:rFonts w:asciiTheme="minorHAnsi" w:hAnsiTheme="minorHAnsi" w:cstheme="minorHAnsi"/>
+              </w:rPr>
+            </w:pPr>
+            <w:r>
+              <w:rPr>
+                <w:rFonts w:asciiTheme="minorHAnsi" w:hAnsiTheme="minorHAnsi" w:cstheme="minorHAnsi"/>
+                <w:sz w:val="19"/>
+              </w:rPr>
+              <w:t>Distributed mutex</w:t>
+            </w:r>
+          </w:p>
+        </w:tc>
+        <w:tc>
+          <w:tcPr>
+            <w:tcW w:w="3510" w:type="dxa"/>
+            <w:tcBorders>
+              <w:top w:val="single" w:sz="4" w:space="0" w:color="C7D1DD"/>
+              <w:left w:val="single" w:sz="4" w:space="0" w:color="C7D1DD"/>
+              <w:bottom w:val="single" w:sz="4" w:space="0" w:color="C7D1DD"/>
+              <w:right w:val="single" w:sz="4" w:space="0" w:color="C7D1DD"/>
+            </w:tcBorders>
+            <w:tcMar>
+              <w:top w:w="80" w:type="dxa"/>
+              <w:left w:w="120" w:type="dxa"/>
+              <w:bottom w:w="80" w:type="dxa"/>
+              <w:right w:w="120" w:type="dxa"/>
+            </w:tcMar>
+            <w:vAlign w:val="center"/>
+          </w:tcPr>
+          <w:p>
+            <w:pPr>
+              <w:spacing w:line="276" w:lineRule="auto"/>
+              <w:rPr>
+                <w:rFonts w:asciiTheme="minorHAnsi" w:hAnsiTheme="minorHAnsi" w:cstheme="minorHAnsi"/>
+              </w:rPr>
+            </w:pPr>
+            <w:r>
+              <w:rPr>
+                <w:rFonts w:asciiTheme="minorHAnsi" w:hAnsiTheme="minorHAnsi" w:cstheme="minorHAnsi"/>
+                <w:sz w:val="19"/>
+              </w:rPr>
+              <w:t>Coordination</w:t>
+            </w:r>
+          </w:p>
+        </w:tc>
+      </w:tr>
+      <w:tr>
+        <w:trPr>
+          <w:cantSplit/>
+        </w:trPr>
+        <w:tc>
+          <w:tcPr>
+            <w:tcW w:w="1000" w:type="dxa"/>
+            <w:tcBorders>
+              <w:top w:val="single" w:sz="4" w:space="0" w:color="C7D1DD"/>
+              <w:left w:val="single" w:sz="4" w:space="0" w:color="C7D1DD"/>
+              <w:bottom w:val="single" w:sz="4" w:space="0" w:color="C7D1DD"/>
+              <w:right w:val="single" w:sz="4" w:space="0" w:color="C7D1DD"/>
+            </w:tcBorders>
+            <w:tcMar>
+              <w:top w:w="80" w:type="dxa"/>
+              <w:left w:w="120" w:type="dxa"/>
+              <w:bottom w:w="80" w:type="dxa"/>
+              <w:right w:w="120" w:type="dxa"/>
+            </w:tcMar>
+            <w:vAlign w:val="center"/>
+          </w:tcPr>
+          <w:p>
+            <w:pPr>
+              <w:spacing w:line="276" w:lineRule="auto"/>
+              <w:jc w:val="center"/>
+              <w:rPr>
+                <w:rFonts w:asciiTheme="minorHAnsi" w:hAnsiTheme="minorHAnsi" w:cstheme="minorHAnsi"/>
+              </w:rPr>
+            </w:pPr>
+            <w:r>
+              <w:rPr>
+                <w:rFonts w:asciiTheme="minorHAnsi" w:hAnsiTheme="minorHAnsi" w:cstheme="minorHAnsi"/>
+                <w:sz w:val="19"/>
+              </w:rPr>
+              <w:t>2</w:t>
+            </w:r>
+          </w:p>
+        </w:tc>
+        <w:tc>
+          <w:tcPr>
+            <w:tcW w:w="4635" w:type="dxa"/>
+            <w:tcBorders>
+              <w:top w:val="single" w:sz="4" w:space="0" w:color="C7D1DD"/>
+              <w:left w:val="single" w:sz="4" w:space="0" w:color="C7D1DD"/>
+              <w:bottom w:val="single" w:sz="4" w:space="0" w:color="C7D1DD"/>
+              <w:right w:val="single" w:sz="4" w:space="0" w:color="C7D1DD"/>
+            </w:tcBorders>
+            <w:tcMar>
+              <w:top w:w="80" w:type="dxa"/>
+              <w:left w:w="120" w:type="dxa"/>
+              <w:bottom w:w="80" w:type="dxa"/>
+              <w:right w:w="120" w:type="dxa"/>
+            </w:tcMar>
+            <w:vAlign w:val="center"/>
+          </w:tcPr>
+          <w:p>
+            <w:pPr>
+              <w:spacing w:line="276" w:lineRule="auto"/>
+              <w:rPr>
+                <w:rFonts w:asciiTheme="minorHAnsi" w:hAnsiTheme="minorHAnsi" w:cstheme="minorHAnsi"/>
+              </w:rPr>
+            </w:pPr>
+            <w:r>
+              <w:rPr>
+                <w:rFonts w:asciiTheme="minorHAnsi" w:hAnsiTheme="minorHAnsi" w:cstheme="minorHAnsi"/>
+                <w:sz w:val="19"/>
+              </w:rPr>
+              <w:t>Distributed election</w:t>
+            </w:r>
+          </w:p>
+        </w:tc>
+        <w:tc>
+          <w:tcPr>
+            <w:tcW w:w="3510" w:type="dxa"/>
+            <w:tcBorders>
+              <w:top w:val="single" w:sz="4" w:space="0" w:color="C7D1DD"/>
+              <w:left w:val="single" w:sz="4" w:space="0" w:color="C7D1DD"/>
+              <w:bottom w:val="single" w:sz="4" w:space="0" w:color="C7D1DD"/>
+              <w:right w:val="single" w:sz="4" w:space="0" w:color="C7D1DD"/>
+            </w:tcBorders>
+            <w:tcMar>
+              <w:top w:w="80" w:type="dxa"/>
+              <w:left w:w="120" w:type="dxa"/>
+              <w:bottom w:w="80" w:type="dxa"/>
+              <w:right w:w="120" w:type="dxa"/>
+            </w:tcMar>
+            <w:vAlign w:val="center"/>
+          </w:tcPr>
+          <w:p>
+            <w:pPr>
+              <w:spacing w:line="276" w:lineRule="auto"/>
+              <w:rPr>
+                <w:rFonts w:asciiTheme="minorHAnsi" w:hAnsiTheme="minorHAnsi" w:cstheme="minorHAnsi"/>
+              </w:rPr>
+            </w:pPr>
+            <w:r>
+              <w:rPr>
+                <w:rFonts w:asciiTheme="minorHAnsi" w:hAnsiTheme="minorHAnsi" w:cstheme="minorHAnsi"/>
+                <w:sz w:val="19"/>
+              </w:rPr>
+              <w:t>Coordination</w:t>
+            </w:r>
+          </w:p>
+        </w:tc>
+      </w:tr>
+      <w:tr>
+        <w:trPr>
+          <w:cantSplit/>
+        </w:trPr>
+        <w:tc>
+          <w:tcPr>
+            <w:tcW w:w="1000" w:type="dxa"/>
+            <w:tcBorders>
+              <w:top w:val="single" w:sz="4" w:space="0" w:color="C7D1DD"/>
+              <w:left w:val="single" w:sz="4" w:space="0" w:color="C7D1DD"/>
+              <w:bottom w:val="single" w:sz="4" w:space="0" w:color="C7D1DD"/>
+              <w:right w:val="single" w:sz="4" w:space="0" w:color="C7D1DD"/>
+            </w:tcBorders>
+            <w:tcMar>
+              <w:top w:w="80" w:type="dxa"/>
+              <w:left w:w="120" w:type="dxa"/>
+              <w:bottom w:w="80" w:type="dxa"/>
+              <w:right w:w="120" w:type="dxa"/>
+            </w:tcMar>
+            <w:vAlign w:val="center"/>
+          </w:tcPr>
+          <w:p>
+            <w:pPr>
+              <w:spacing w:line="276" w:lineRule="auto"/>
+              <w:jc w:val="center"/>
+              <w:rPr>
+                <w:rFonts w:asciiTheme="minorHAnsi" w:hAnsiTheme="minorHAnsi" w:cstheme="minorHAnsi"/>
+              </w:rPr>
+            </w:pPr>
+            <w:r>
+              <w:rPr>
+                <w:rFonts w:asciiTheme="minorHAnsi" w:hAnsiTheme="minorHAnsi" w:cstheme="minorHAnsi"/>
+                <w:sz w:val="19"/>
+              </w:rPr>
+              <w:t>3</w:t>
+            </w:r>
+          </w:p>
+        </w:tc>
+        <w:tc>
+          <w:tcPr>
+            <w:tcW w:w="4635" w:type="dxa"/>
+            <w:tcBorders>
+              <w:top w:val="single" w:sz="4" w:space="0" w:color="C7D1DD"/>
+              <w:left w:val="single" w:sz="4" w:space="0" w:color="C7D1DD"/>
+              <w:bottom w:val="single" w:sz="4" w:space="0" w:color="C7D1DD"/>
+              <w:right w:val="single" w:sz="4" w:space="0" w:color="C7D1DD"/>
+            </w:tcBorders>
+            <w:tcMar>
+              <w:top w:w="80" w:type="dxa"/>
+              <w:left w:w="120" w:type="dxa"/>
+              <w:bottom w:w="80" w:type="dxa"/>
+              <w:right w:w="120" w:type="dxa"/>
+            </w:tcMar>
+            <w:vAlign w:val="center"/>
+          </w:tcPr>
+          <w:p>
+            <w:pPr>
+              <w:spacing w:line="276" w:lineRule="auto"/>
+              <w:rPr>
+                <w:rFonts w:asciiTheme="minorHAnsi" w:hAnsiTheme="minorHAnsi" w:cstheme="minorHAnsi"/>
+              </w:rPr>
+            </w:pPr>
+            <w:r>
+              <w:rPr>
+                <w:rFonts w:asciiTheme="minorHAnsi" w:hAnsiTheme="minorHAnsi" w:cstheme="minorHAnsi"/>
+                <w:sz w:val="19"/>
+              </w:rPr>
+              <w:t>Distributed consensus</w:t>
+            </w:r>
+          </w:p>
+        </w:tc>
+        <w:tc>
+          <w:tcPr>
+            <w:tcW w:w="3510" w:type="dxa"/>
+            <w:tcBorders>
+              <w:top w:val="single" w:sz="4" w:space="0" w:color="C7D1DD"/>
+              <w:left w:val="single" w:sz="4" w:space="0" w:color="C7D1DD"/>
+              <w:bottom w:val="single" w:sz="4" w:space="0" w:color="C7D1DD"/>
+              <w:right w:val="single" w:sz="4" w:space="0" w:color="C7D1DD"/>
+            </w:tcBorders>
+            <w:tcMar>
+              <w:top w:w="80" w:type="dxa"/>
+              <w:left w:w="120" w:type="dxa"/>
+              <w:bottom w:w="80" w:type="dxa"/>
+              <w:right w:w="120" w:type="dxa"/>
+            </w:tcMar>
+            <w:vAlign w:val="center"/>
+          </w:tcPr>
+          <w:p>
+            <w:pPr>
+              <w:spacing w:line="276" w:lineRule="auto"/>
+              <w:rPr>
+                <w:rFonts w:asciiTheme="minorHAnsi" w:hAnsiTheme="minorHAnsi" w:cstheme="minorHAnsi"/>
+              </w:rPr>
+            </w:pPr>
+            <w:r>
+              <w:rPr>
+                <w:rFonts w:asciiTheme="minorHAnsi" w:hAnsiTheme="minorHAnsi" w:cstheme="minorHAnsi"/>
+                <w:sz w:val="19"/>
+              </w:rPr>
+              <w:t>Coordination</w:t>
+            </w:r>
+          </w:p>
+        </w:tc>
+      </w:tr>
+      <w:tr>
+        <w:trPr>
+          <w:cantSplit/>
+        </w:trPr>
+        <w:tc>
+          <w:tcPr>
+            <w:tcW w:w="1000" w:type="dxa"/>
+            <w:tcBorders>
+              <w:top w:val="single" w:sz="4" w:space="0" w:color="C7D1DD"/>
+              <w:left w:val="single" w:sz="4" w:space="0" w:color="C7D1DD"/>
+              <w:bottom w:val="single" w:sz="4" w:space="0" w:color="C7D1DD"/>
+              <w:right w:val="single" w:sz="4" w:space="0" w:color="C7D1DD"/>
+            </w:tcBorders>
+            <w:tcMar>
+              <w:top w:w="80" w:type="dxa"/>
+              <w:left w:w="120" w:type="dxa"/>
+              <w:bottom w:w="80" w:type="dxa"/>
+              <w:right w:w="120" w:type="dxa"/>
+            </w:tcMar>
+            <w:vAlign w:val="center"/>
+          </w:tcPr>
+          <w:p>
+            <w:pPr>
+              <w:spacing w:line="276" w:lineRule="auto"/>
+              <w:jc w:val="center"/>
+              <w:rPr>
+                <w:rFonts w:asciiTheme="minorHAnsi" w:hAnsiTheme="minorHAnsi" w:cstheme="minorHAnsi"/>
+              </w:rPr>
+            </w:pPr>
+            <w:r>
+              <w:rPr>
+                <w:rFonts w:asciiTheme="minorHAnsi" w:hAnsiTheme="minorHAnsi" w:cstheme="minorHAnsi"/>
+                <w:sz w:val="19"/>
+              </w:rPr>
+              <w:t>4</w:t>
+            </w:r>
+          </w:p>
+        </w:tc>
+        <w:tc>
+          <w:tcPr>
+            <w:tcW w:w="4635" w:type="dxa"/>
+            <w:tcBorders>
+              <w:top w:val="single" w:sz="4" w:space="0" w:color="C7D1DD"/>
+              <w:left w:val="single" w:sz="4" w:space="0" w:color="C7D1DD"/>
+              <w:bottom w:val="single" w:sz="4" w:space="0" w:color="C7D1DD"/>
+              <w:right w:val="single" w:sz="4" w:space="0" w:color="C7D1DD"/>
+            </w:tcBorders>
+            <w:tcMar>
+              <w:top w:w="80" w:type="dxa"/>
+              <w:left w:w="120" w:type="dxa"/>
+              <w:bottom w:w="80" w:type="dxa"/>
+              <w:right w:w="120" w:type="dxa"/>
+            </w:tcMar>
+            <w:vAlign w:val="center"/>
+          </w:tcPr>
+          <w:p>
+            <w:pPr>
+              <w:spacing w:line="276" w:lineRule="auto"/>
+              <w:rPr>
+                <w:rFonts w:asciiTheme="minorHAnsi" w:hAnsiTheme="minorHAnsi" w:cstheme="minorHAnsi"/>
+              </w:rPr>
+            </w:pPr>
+            <w:r>
+              <w:rPr>
+                <w:rFonts w:asciiTheme="minorHAnsi" w:hAnsiTheme="minorHAnsi" w:cstheme="minorHAnsi"/>
+                <w:sz w:val="19"/>
+              </w:rPr>
+              <w:t>Distributed locks</w:t>
+            </w:r>
+          </w:p>
+        </w:tc>
+        <w:tc>
+          <w:tcPr>
+            <w:tcW w:w="3510" w:type="dxa"/>
+            <w:tcBorders>
+              <w:top w:val="single" w:sz="4" w:space="0" w:color="C7D1DD"/>
+              <w:left w:val="single" w:sz="4" w:space="0" w:color="C7D1DD"/>
+              <w:bottom w:val="single" w:sz="4" w:space="0" w:color="C7D1DD"/>
+              <w:right w:val="single" w:sz="4" w:space="0" w:color="C7D1DD"/>
+            </w:tcBorders>
+            <w:tcMar>
+              <w:top w:w="80" w:type="dxa"/>
+              <w:left w:w="120" w:type="dxa"/>
+              <w:bottom w:w="80" w:type="dxa"/>
+              <w:right w:w="120" w:type="dxa"/>
+            </w:tcMar>
+            <w:vAlign w:val="center"/>
+          </w:tcPr>
+          <w:p>
+            <w:pPr>
+              <w:spacing w:line="276" w:lineRule="auto"/>
+              <w:rPr>
+                <w:rFonts w:asciiTheme="minorHAnsi" w:hAnsiTheme="minorHAnsi" w:cstheme="minorHAnsi"/>
+              </w:rPr>
+            </w:pPr>
+            <w:r>
+              <w:rPr>
+                <w:rFonts w:asciiTheme="minorHAnsi" w:hAnsiTheme="minorHAnsi" w:cstheme="minorHAnsi"/>
+                <w:sz w:val="19"/>
+              </w:rPr>
+              <w:t>Coordination</w:t>
+            </w:r>
+          </w:p>
+        </w:tc>
+      </w:tr>
+      <w:tr>
+        <w:trPr>
+          <w:cantSplit/>
+        </w:trPr>
+        <w:tc>
+          <w:tcPr>
+            <w:tcW w:w="1000" w:type="dxa"/>
+            <w:tcBorders>
+              <w:top w:val="single" w:sz="4" w:space="0" w:color="C7D1DD"/>
+              <w:left w:val="single" w:sz="4" w:space="0" w:color="C7D1DD"/>
+              <w:bottom w:val="single" w:sz="4" w:space="0" w:color="C7D1DD"/>
+              <w:right w:val="single" w:sz="4" w:space="0" w:color="C7D1DD"/>
+            </w:tcBorders>
+            <w:tcMar>
+              <w:top w:w="80" w:type="dxa"/>
+              <w:left w:w="120" w:type="dxa"/>
+              <w:bottom w:w="80" w:type="dxa"/>
+              <w:right w:w="120" w:type="dxa"/>
+            </w:tcMar>
+            <w:vAlign w:val="center"/>
+          </w:tcPr>
+          <w:p>
+            <w:pPr>
+              <w:spacing w:line="276" w:lineRule="auto"/>
+              <w:jc w:val="center"/>
+              <w:rPr>
+                <w:rFonts w:asciiTheme="minorHAnsi" w:hAnsiTheme="minorHAnsi" w:cstheme="minorHAnsi"/>
+              </w:rPr>
+            </w:pPr>
+            <w:r>
+              <w:rPr>
+                <w:rFonts w:asciiTheme="minorHAnsi" w:hAnsiTheme="minorHAnsi" w:cstheme="minorHAnsi"/>
+                <w:sz w:val="19"/>
+              </w:rPr>
+              <w:t>5</w:t>
+            </w:r>
+          </w:p>
+        </w:tc>
+        <w:tc>
+          <w:tcPr>
+            <w:tcW w:w="4635" w:type="dxa"/>
+            <w:tcBorders>
+              <w:top w:val="single" w:sz="4" w:space="0" w:color="C7D1DD"/>
+              <w:left w:val="single" w:sz="4" w:space="0" w:color="C7D1DD"/>
+              <w:bottom w:val="single" w:sz="4" w:space="0" w:color="C7D1DD"/>
+              <w:right w:val="single" w:sz="4" w:space="0" w:color="C7D1DD"/>
+            </w:tcBorders>
+            <w:tcMar>
+              <w:top w:w="80" w:type="dxa"/>
+              <w:left w:w="120" w:type="dxa"/>
+              <w:bottom w:w="80" w:type="dxa"/>
+              <w:right w:w="120" w:type="dxa"/>
+            </w:tcMar>
+            <w:vAlign w:val="center"/>
+          </w:tcPr>
+          <w:p>
+            <w:pPr>
+              <w:spacing w:line="276" w:lineRule="auto"/>
+              <w:rPr>
+                <w:rFonts w:asciiTheme="minorHAnsi" w:hAnsiTheme="minorHAnsi" w:cstheme="minorHAnsi"/>
+              </w:rPr>
+            </w:pPr>
+            <w:r>
+              <w:rPr>
+                <w:rFonts w:asciiTheme="minorHAnsi" w:hAnsiTheme="minorHAnsi" w:cstheme="minorHAnsi"/>
+                <w:sz w:val="19"/>
+              </w:rPr>
+              <w:t>Centralized structure</w:t>
+            </w:r>
+          </w:p>
+        </w:tc>
+        <w:tc>
+          <w:tcPr>
+            <w:tcW w:w="3510" w:type="dxa"/>
+            <w:tcBorders>
+              <w:top w:val="single" w:sz="4" w:space="0" w:color="C7D1DD"/>
+              <w:left w:val="single" w:sz="4" w:space="0" w:color="C7D1DD"/>
+              <w:bottom w:val="single" w:sz="4" w:space="0" w:color="C7D1DD"/>
+              <w:right w:val="single" w:sz="4" w:space="0" w:color="C7D1DD"/>
+            </w:tcBorders>
+            <w:tcMar>
+              <w:top w:w="80" w:type="dxa"/>
+              <w:left w:w="120" w:type="dxa"/>
+              <w:bottom w:w="80" w:type="dxa"/>
+              <w:right w:w="120" w:type="dxa"/>
+            </w:tcMar>
+            <w:vAlign w:val="center"/>
+          </w:tcPr>
+          <w:p>
+            <w:pPr>
+              <w:spacing w:line="276" w:lineRule="auto"/>
+              <w:rPr>
+                <w:rFonts w:asciiTheme="minorHAnsi" w:hAnsiTheme="minorHAnsi" w:cstheme="minorHAnsi"/>
+              </w:rPr>
+            </w:pPr>
+            <w:r>
+              <w:rPr>
+                <w:rFonts w:asciiTheme="minorHAnsi" w:hAnsiTheme="minorHAnsi" w:cstheme="minorHAnsi"/>
+                <w:sz w:val="19"/>
+              </w:rPr>
+              <w:t>Management</w:t>
+            </w:r>
+          </w:p>
+        </w:tc>
+      </w:tr>
+      <w:tr>
+        <w:trPr>
+          <w:cantSplit/>
+        </w:trPr>
+        <w:tc>
+          <w:tcPr>
+            <w:tcW w:w="1000" w:type="dxa"/>
+            <w:tcBorders>
+              <w:top w:val="single" w:sz="4" w:space="0" w:color="C7D1DD"/>
+              <w:left w:val="single" w:sz="4" w:space="0" w:color="C7D1DD"/>
+              <w:bottom w:val="single" w:sz="4" w:space="0" w:color="C7D1DD"/>
+              <w:right w:val="single" w:sz="4" w:space="0" w:color="C7D1DD"/>
+            </w:tcBorders>
+            <w:tcMar>
+              <w:top w:w="80" w:type="dxa"/>
+              <w:left w:w="120" w:type="dxa"/>
+              <w:bottom w:w="80" w:type="dxa"/>
+              <w:right w:w="120" w:type="dxa"/>
+            </w:tcMar>
+            <w:vAlign w:val="center"/>
+          </w:tcPr>
+          <w:p>
+            <w:pPr>
+              <w:spacing w:line="276" w:lineRule="auto"/>
+              <w:jc w:val="center"/>
+              <w:rPr>
+                <w:rFonts w:asciiTheme="minorHAnsi" w:hAnsiTheme="minorHAnsi" w:cstheme="minorHAnsi"/>
+              </w:rPr>
+            </w:pPr>
+            <w:r>
+              <w:rPr>
+                <w:rFonts w:asciiTheme="minorHAnsi" w:hAnsiTheme="minorHAnsi" w:cstheme="minorHAnsi"/>
+                <w:sz w:val="19"/>
+              </w:rPr>
+              <w:t>6</w:t>
+            </w:r>
+          </w:p>
+        </w:tc>
+        <w:tc>
+          <w:tcPr>
+            <w:tcW w:w="4635" w:type="dxa"/>
+            <w:tcBorders>
+              <w:top w:val="single" w:sz="4" w:space="0" w:color="C7D1DD"/>
+              <w:left w:val="single" w:sz="4" w:space="0" w:color="C7D1DD"/>
+              <w:bottom w:val="single" w:sz="4" w:space="0" w:color="C7D1DD"/>
+              <w:right w:val="single" w:sz="4" w:space="0" w:color="C7D1DD"/>
+            </w:tcBorders>
+            <w:tcMar>
+              <w:top w:w="80" w:type="dxa"/>
+              <w:left w:w="120" w:type="dxa"/>
+              <w:bottom w:w="80" w:type="dxa"/>
+              <w:right w:w="120" w:type="dxa"/>
+            </w:tcMar>
+            <w:vAlign w:val="center"/>
+          </w:tcPr>
+          <w:p>
+            <w:pPr>
+              <w:spacing w:line="276" w:lineRule="auto"/>
+              <w:rPr>
+                <w:rFonts w:asciiTheme="minorHAnsi" w:hAnsiTheme="minorHAnsi" w:cstheme="minorHAnsi"/>
+              </w:rPr>
+            </w:pPr>
+            <w:r>
+              <w:rPr>
+                <w:rFonts w:asciiTheme="minorHAnsi" w:hAnsiTheme="minorHAnsi" w:cstheme="minorHAnsi"/>
+                <w:sz w:val="19"/>
+              </w:rPr>
+              <w:t>Decentralized structure</w:t>
+            </w:r>
+          </w:p>
+        </w:tc>
+        <w:tc>
+          <w:tcPr>
+            <w:tcW w:w="3510" w:type="dxa"/>
+            <w:tcBorders>
+              <w:top w:val="single" w:sz="4" w:space="0" w:color="C7D1DD"/>
+              <w:left w:val="single" w:sz="4" w:space="0" w:color="C7D1DD"/>
+              <w:bottom w:val="single" w:sz="4" w:space="0" w:color="C7D1DD"/>
+              <w:right w:val="single" w:sz="4" w:space="0" w:color="C7D1DD"/>
+            </w:tcBorders>
+            <w:tcMar>
+              <w:top w:w="80" w:type="dxa"/>
+              <w:left w:w="120" w:type="dxa"/>
+              <w:bottom w:w="80" w:type="dxa"/>
+              <w:right w:w="120" w:type="dxa"/>
+            </w:tcMar>
+            <w:vAlign w:val="center"/>
+          </w:tcPr>
+          <w:p>
+            <w:pPr>
+              <w:spacing w:line="276" w:lineRule="auto"/>
+              <w:rPr>
+                <w:rFonts w:asciiTheme="minorHAnsi" w:hAnsiTheme="minorHAnsi" w:cstheme="minorHAnsi"/>
+              </w:rPr>
+            </w:pPr>
+            <w:r>
+              <w:rPr>
+                <w:rFonts w:asciiTheme="minorHAnsi" w:hAnsiTheme="minorHAnsi" w:cstheme="minorHAnsi"/>
+                <w:sz w:val="19"/>
+              </w:rPr>
+              <w:t>Management</w:t>
+            </w:r>
+          </w:p>
+        </w:tc>
+      </w:tr>
+      <w:tr>
+        <w:trPr>
+          <w:cantSplit/>
+        </w:trPr>
+        <w:tc>
+          <w:tcPr>
+            <w:tcW w:w="1000" w:type="dxa"/>
+            <w:tcBorders>
+              <w:top w:val="single" w:sz="4" w:space="0" w:color="C7D1DD"/>
+              <w:left w:val="single" w:sz="4" w:space="0" w:color="C7D1DD"/>
+              <w:bottom w:val="single" w:sz="4" w:space="0" w:color="C7D1DD"/>
+              <w:right w:val="single" w:sz="4" w:space="0" w:color="C7D1DD"/>
+            </w:tcBorders>
+            <w:tcMar>
+              <w:top w:w="80" w:type="dxa"/>
+              <w:left w:w="120" w:type="dxa"/>
+              <w:bottom w:w="80" w:type="dxa"/>
+              <w:right w:w="120" w:type="dxa"/>
+            </w:tcMar>
+            <w:vAlign w:val="center"/>
+          </w:tcPr>
+          <w:p>
+            <w:pPr>
+              <w:spacing w:line="276" w:lineRule="auto"/>
+              <w:jc w:val="center"/>
+              <w:rPr>
+                <w:rFonts w:asciiTheme="minorHAnsi" w:hAnsiTheme="minorHAnsi" w:cstheme="minorHAnsi"/>
+              </w:rPr>
+            </w:pPr>
+            <w:r>
+              <w:rPr>
+                <w:rFonts w:asciiTheme="minorHAnsi" w:hAnsiTheme="minorHAnsi" w:cstheme="minorHAnsi"/>
+                <w:sz w:val="19"/>
+              </w:rPr>
+              <w:t>7</w:t>
+            </w:r>
+          </w:p>
+        </w:tc>
+        <w:tc>
+          <w:tcPr>
+            <w:tcW w:w="4635" w:type="dxa"/>
+            <w:tcBorders>
+              <w:top w:val="single" w:sz="4" w:space="0" w:color="C7D1DD"/>
+              <w:left w:val="single" w:sz="4" w:space="0" w:color="C7D1DD"/>
+              <w:bottom w:val="single" w:sz="4" w:space="0" w:color="C7D1DD"/>
+              <w:right w:val="single" w:sz="4" w:space="0" w:color="C7D1DD"/>
+            </w:tcBorders>
+            <w:tcMar>
+              <w:top w:w="80" w:type="dxa"/>
+              <w:left w:w="120" w:type="dxa"/>
+              <w:bottom w:w="80" w:type="dxa"/>
+              <w:right w:w="120" w:type="dxa"/>
+            </w:tcMar>
+            <w:vAlign w:val="center"/>
+          </w:tcPr>
+          <w:p>
+            <w:pPr>
+              <w:spacing w:line="276" w:lineRule="auto"/>
+              <w:rPr>
+                <w:rFonts w:asciiTheme="minorHAnsi" w:hAnsiTheme="minorHAnsi" w:cstheme="minorHAnsi"/>
+              </w:rPr>
+            </w:pPr>
+            <w:r>
+              <w:rPr>
+                <w:rFonts w:asciiTheme="minorHAnsi" w:hAnsiTheme="minorHAnsi" w:cstheme="minorHAnsi"/>
+                <w:sz w:val="19"/>
+              </w:rPr>
+              <w:t>MapReduce</w:t>
+            </w:r>
+          </w:p>
+        </w:tc>
+        <w:tc>
+          <w:tcPr>
+            <w:tcW w:w="3510" w:type="dxa"/>
+            <w:tcBorders>
+              <w:top w:val="single" w:sz="4" w:space="0" w:color="C7D1DD"/>
+              <w:left w:val="single" w:sz="4" w:space="0" w:color="C7D1DD"/>
+              <w:bottom w:val="single" w:sz="4" w:space="0" w:color="C7D1DD"/>
+              <w:right w:val="single" w:sz="4" w:space="0" w:color="C7D1DD"/>
+            </w:tcBorders>
+            <w:tcMar>
+              <w:top w:w="80" w:type="dxa"/>
+              <w:left w:w="120" w:type="dxa"/>
+              <w:bottom w:w="80" w:type="dxa"/>
+              <w:right w:w="120" w:type="dxa"/>
+            </w:tcMar>
+            <w:vAlign w:val="center"/>
+          </w:tcPr>
+          <w:p>
+            <w:pPr>
+              <w:spacing w:line="276" w:lineRule="auto"/>
+              <w:rPr>
+                <w:rFonts w:asciiTheme="minorHAnsi" w:hAnsiTheme="minorHAnsi" w:cstheme="minorHAnsi"/>
+              </w:rPr>
+            </w:pPr>
+            <w:r>
+              <w:rPr>
+                <w:rFonts w:asciiTheme="minorHAnsi" w:hAnsiTheme="minorHAnsi" w:cstheme="minorHAnsi"/>
+                <w:sz w:val="19"/>
+              </w:rPr>
+              <w:t>Computation</w:t>
+            </w:r>
+          </w:p>
+        </w:tc>
+      </w:tr>
+      <w:tr>
+        <w:trPr>
+          <w:cantSplit/>
+        </w:trPr>
+        <w:tc>
+          <w:tcPr>
+            <w:tcW w:w="1000" w:type="dxa"/>
+            <w:tcBorders>
+              <w:top w:val="single" w:sz="4" w:space="0" w:color="C7D1DD"/>
+              <w:left w:val="single" w:sz="4" w:space="0" w:color="C7D1DD"/>
+              <w:bottom w:val="single" w:sz="4" w:space="0" w:color="C7D1DD"/>
+              <w:right w:val="single" w:sz="4" w:space="0" w:color="C7D1DD"/>
+            </w:tcBorders>
+            <w:tcMar>
+              <w:top w:w="80" w:type="dxa"/>
+              <w:left w:w="120" w:type="dxa"/>
+              <w:bottom w:w="80" w:type="dxa"/>
+              <w:right w:w="120" w:type="dxa"/>
+            </w:tcMar>
+            <w:vAlign w:val="center"/>
+          </w:tcPr>
+          <w:p>
+            <w:pPr>
+              <w:spacing w:line="276" w:lineRule="auto"/>
+              <w:jc w:val="center"/>
+              <w:rPr>
+                <w:rFonts w:asciiTheme="minorHAnsi" w:hAnsiTheme="minorHAnsi" w:cstheme="minorHAnsi"/>
+              </w:rPr>
+            </w:pPr>
+            <w:r>
+              <w:rPr>
+                <w:rFonts w:asciiTheme="minorHAnsi" w:hAnsiTheme="minorHAnsi" w:cstheme="minorHAnsi"/>
+                <w:sz w:val="19"/>
+              </w:rPr>
+              <w:t>8</w:t>
+            </w:r>
+          </w:p>
+        </w:tc>
+        <w:tc>
+          <w:tcPr>
+            <w:tcW w:w="4635" w:type="dxa"/>
+            <w:tcBorders>
+              <w:top w:val="single" w:sz="4" w:space="0" w:color="C7D1DD"/>
+              <w:left w:val="single" w:sz="4" w:space="0" w:color="C7D1DD"/>
+              <w:bottom w:val="single" w:sz="4" w:space="0" w:color="C7D1DD"/>
+              <w:right w:val="single" w:sz="4" w:space="0" w:color="C7D1DD"/>
+            </w:tcBorders>
+            <w:tcMar>
+              <w:top w:w="80" w:type="dxa"/>
+              <w:left w:w="120" w:type="dxa"/>
+              <w:bottom w:w="80" w:type="dxa"/>
+              <w:right w:w="120" w:type="dxa"/>
+            </w:tcMar>
+            <w:vAlign w:val="center"/>
+          </w:tcPr>
+          <w:p>
+            <w:pPr>
+              <w:spacing w:line="276" w:lineRule="auto"/>
+              <w:rPr>
+                <w:rFonts w:asciiTheme="minorHAnsi" w:hAnsiTheme="minorHAnsi" w:cstheme="minorHAnsi"/>
+              </w:rPr>
+            </w:pPr>
+            <w:r>
+              <w:rPr>
+                <w:rFonts w:asciiTheme="minorHAnsi" w:hAnsiTheme="minorHAnsi" w:cstheme="minorHAnsi"/>
+                <w:sz w:val="19"/>
+              </w:rPr>
+              <w:t>Spark</w:t>
+            </w:r>
+          </w:p>
+        </w:tc>
+        <w:tc>
+          <w:tcPr>
+            <w:tcW w:w="3510" w:type="dxa"/>
+            <w:tcBorders>
+              <w:top w:val="single" w:sz="4" w:space="0" w:color="C7D1DD"/>
+              <w:left w:val="single" w:sz="4" w:space="0" w:color="C7D1DD"/>
+              <w:bottom w:val="single" w:sz="4" w:space="0" w:color="C7D1DD"/>
+              <w:right w:val="single" w:sz="4" w:space="0" w:color="C7D1DD"/>
+            </w:tcBorders>
+            <w:tcMar>
+              <w:top w:w="80" w:type="dxa"/>
+              <w:left w:w="120" w:type="dxa"/>
+              <w:bottom w:w="80" w:type="dxa"/>
+              <w:right w:w="120" w:type="dxa"/>
+            </w:tcMar>
+            <w:vAlign w:val="center"/>
+          </w:tcPr>
+          <w:p>
+            <w:pPr>
+              <w:spacing w:line="276" w:lineRule="auto"/>
+              <w:rPr>
+                <w:rFonts w:asciiTheme="minorHAnsi" w:hAnsiTheme="minorHAnsi" w:cstheme="minorHAnsi"/>
+              </w:rPr>
+            </w:pPr>
+            <w:r>
+              <w:rPr>
+                <w:rFonts w:asciiTheme="minorHAnsi" w:hAnsiTheme="minorHAnsi" w:cstheme="minorHAnsi"/>
+                <w:sz w:val="19"/>
+              </w:rPr>
+              <w:t>Computation</w:t>
+            </w:r>
+          </w:p>
+        </w:tc>
+      </w:tr>
+      <w:tr>
+        <w:trPr>
+          <w:cantSplit/>
+        </w:trPr>
+        <w:tc>
+          <w:tcPr>
+            <w:tcW w:w="1000" w:type="dxa"/>
+            <w:tcBorders>
+              <w:top w:val="single" w:sz="4" w:space="0" w:color="C7D1DD"/>
+              <w:left w:val="single" w:sz="4" w:space="0" w:color="C7D1DD"/>
+              <w:bottom w:val="single" w:sz="4" w:space="0" w:color="C7D1DD"/>
+              <w:right w:val="single" w:sz="4" w:space="0" w:color="C7D1DD"/>
+            </w:tcBorders>
+            <w:tcMar>
+              <w:top w:w="80" w:type="dxa"/>
+              <w:left w:w="120" w:type="dxa"/>
+              <w:bottom w:w="80" w:type="dxa"/>
+              <w:right w:w="120" w:type="dxa"/>
+            </w:tcMar>
+            <w:vAlign w:val="center"/>
+          </w:tcPr>
+          <w:p>
+            <w:pPr>
+              <w:spacing w:line="276" w:lineRule="auto"/>
+              <w:jc w:val="center"/>
+              <w:rPr>
+                <w:rFonts w:asciiTheme="minorHAnsi" w:hAnsiTheme="minorHAnsi" w:cstheme="minorHAnsi"/>
+              </w:rPr>
+            </w:pPr>
+            <w:r>
+              <w:rPr>
+                <w:rFonts w:asciiTheme="minorHAnsi" w:hAnsiTheme="minorHAnsi" w:cstheme="minorHAnsi"/>
+                <w:sz w:val="19"/>
+              </w:rPr>
+              <w:t>9</w:t>
+            </w:r>
+          </w:p>
+        </w:tc>
+        <w:tc>
+          <w:tcPr>
+            <w:tcW w:w="4635" w:type="dxa"/>
+            <w:tcBorders>
+              <w:top w:val="single" w:sz="4" w:space="0" w:color="C7D1DD"/>
+              <w:left w:val="single" w:sz="4" w:space="0" w:color="C7D1DD"/>
+              <w:bottom w:val="single" w:sz="4" w:space="0" w:color="C7D1DD"/>
+              <w:right w:val="single" w:sz="4" w:space="0" w:color="C7D1DD"/>
+            </w:tcBorders>
+            <w:tcMar>
+              <w:top w:w="80" w:type="dxa"/>
+              <w:left w:w="120" w:type="dxa"/>
+              <w:bottom w:w="80" w:type="dxa"/>
+              <w:right w:w="120" w:type="dxa"/>
+            </w:tcMar>
+            <w:vAlign w:val="center"/>
+          </w:tcPr>
+          <w:p>
+            <w:pPr>
+              <w:spacing w:line="276" w:lineRule="auto"/>
+              <w:rPr>
+                <w:rFonts w:asciiTheme="minorHAnsi" w:hAnsiTheme="minorHAnsi" w:cstheme="minorHAnsi"/>
+              </w:rPr>
+            </w:pPr>
+            <w:r>
+              <w:rPr>
+                <w:rFonts w:asciiTheme="minorHAnsi" w:hAnsiTheme="minorHAnsi" w:cstheme="minorHAnsi"/>
+                <w:sz w:val="19"/>
+              </w:rPr>
+              <w:t>CAP theorem</w:t>
+            </w:r>
+          </w:p>
+        </w:tc>
+        <w:tc>
+          <w:tcPr>
+            <w:tcW w:w="3510" w:type="dxa"/>
+            <w:tcBorders>
+              <w:top w:val="single" w:sz="4" w:space="0" w:color="C7D1DD"/>
+              <w:left w:val="single" w:sz="4" w:space="0" w:color="C7D1DD"/>
+              <w:bottom w:val="single" w:sz="4" w:space="0" w:color="C7D1DD"/>
+              <w:right w:val="single" w:sz="4" w:space="0" w:color="C7D1DD"/>
+            </w:tcBorders>
+            <w:tcMar>
+              <w:top w:w="80" w:type="dxa"/>
+              <w:left w:w="120" w:type="dxa"/>
+              <w:bottom w:w="80" w:type="dxa"/>
+              <w:right w:w="120" w:type="dxa"/>
+            </w:tcMar>
+            <w:vAlign w:val="center"/>
+          </w:tcPr>
+          <w:p>
+            <w:pPr>
+              <w:spacing w:line="276" w:lineRule="auto"/>
+              <w:rPr>
+                <w:rFonts w:asciiTheme="minorHAnsi" w:hAnsiTheme="minorHAnsi" w:cstheme="minorHAnsi"/>
+              </w:rPr>
+            </w:pPr>
+            <w:r>
+              <w:rPr>
+                <w:rFonts w:asciiTheme="minorHAnsi" w:hAnsiTheme="minorHAnsi" w:cstheme="minorHAnsi"/>
+                <w:sz w:val="19"/>
+              </w:rPr>
+              <w:t>Storage</w:t>
+            </w:r>
+          </w:p>
+        </w:tc>
+      </w:tr>
+      <w:tr>
+        <w:trPr>
+          <w:cantSplit/>
+        </w:trPr>
+        <w:tc>
+          <w:tcPr>
+            <w:tcW w:w="1000" w:type="dxa"/>
+            <w:tcBorders>
+              <w:top w:val="single" w:sz="4" w:space="0" w:color="C7D1DD"/>
+              <w:left w:val="single" w:sz="4" w:space="0" w:color="C7D1DD"/>
+              <w:bottom w:val="single" w:sz="4" w:space="0" w:color="C7D1DD"/>
+              <w:right w:val="single" w:sz="4" w:space="0" w:color="C7D1DD"/>
+            </w:tcBorders>
+            <w:tcMar>
+              <w:top w:w="80" w:type="dxa"/>
+              <w:left w:w="120" w:type="dxa"/>
+              <w:bottom w:w="80" w:type="dxa"/>
+              <w:right w:w="120" w:type="dxa"/>
+            </w:tcMar>
+            <w:vAlign w:val="center"/>
+          </w:tcPr>
+          <w:p>
+            <w:pPr>
+              <w:spacing w:line="276" w:lineRule="auto"/>
+              <w:jc w:val="center"/>
+              <w:rPr>
+                <w:rFonts w:asciiTheme="minorHAnsi" w:hAnsiTheme="minorHAnsi" w:cstheme="minorHAnsi"/>
+              </w:rPr>
+            </w:pPr>
+            <w:r>
+              <w:rPr>
+                <w:rFonts w:asciiTheme="minorHAnsi" w:hAnsiTheme="minorHAnsi" w:cstheme="minorHAnsi"/>
+                <w:sz w:val="19"/>
+              </w:rPr>
+              <w:t>10</w:t>
+            </w:r>
+          </w:p>
+        </w:tc>
+        <w:tc>
+          <w:tcPr>
+            <w:tcW w:w="4635" w:type="dxa"/>
+            <w:tcBorders>
+              <w:top w:val="single" w:sz="4" w:space="0" w:color="C7D1DD"/>
+              <w:left w:val="single" w:sz="4" w:space="0" w:color="C7D1DD"/>
+              <w:bottom w:val="single" w:sz="4" w:space="0" w:color="C7D1DD"/>
+              <w:right w:val="single" w:sz="4" w:space="0" w:color="C7D1DD"/>
+            </w:tcBorders>
+            <w:tcMar>
+              <w:top w:w="80" w:type="dxa"/>
+              <w:left w:w="120" w:type="dxa"/>
+              <w:bottom w:w="80" w:type="dxa"/>
+              <w:right w:w="120" w:type="dxa"/>
+            </w:tcMar>
+            <w:vAlign w:val="center"/>
+          </w:tcPr>
+          <w:p>
+            <w:pPr>
+              <w:spacing w:line="276" w:lineRule="auto"/>
+              <w:rPr>
+                <w:rFonts w:asciiTheme="minorHAnsi" w:hAnsiTheme="minorHAnsi" w:cstheme="minorHAnsi"/>
+              </w:rPr>
+            </w:pPr>
+            <w:r>
+              <w:rPr>
+                <w:rFonts w:asciiTheme="minorHAnsi" w:hAnsiTheme="minorHAnsi" w:cstheme="minorHAnsi"/>
+                <w:sz w:val="19"/>
+              </w:rPr>
+              <w:t>Distributed storage</w:t>
+            </w:r>
+          </w:p>
+        </w:tc>
+        <w:tc>
+          <w:tcPr>
+            <w:tcW w:w="3510" w:type="dxa"/>
+            <w:tcBorders>
+              <w:top w:val="single" w:sz="4" w:space="0" w:color="C7D1DD"/>
+              <w:left w:val="single" w:sz="4" w:space="0" w:color="C7D1DD"/>
+              <w:bottom w:val="single" w:sz="4" w:space="0" w:color="C7D1DD"/>
+              <w:right w:val="single" w:sz="4" w:space="0" w:color="C7D1DD"/>
+            </w:tcBorders>
+            <w:tcMar>
+              <w:top w:w="80" w:type="dxa"/>
+              <w:left w:w="120" w:type="dxa"/>
+              <w:bottom w:w="80" w:type="dxa"/>
+              <w:right w:w="120" w:type="dxa"/>
+            </w:tcMar>
+            <w:vAlign w:val="center"/>
+          </w:tcPr>
+          <w:p>
+            <w:pPr>
+              <w:spacing w:line="276" w:lineRule="auto"/>
+              <w:rPr>
+                <w:rFonts w:asciiTheme="minorHAnsi" w:hAnsiTheme="minorHAnsi" w:cstheme="minorHAnsi"/>
+              </w:rPr>
+            </w:pPr>
+            <w:r>
+              <w:rPr>
+                <w:rFonts w:asciiTheme="minorHAnsi" w:hAnsiTheme="minorHAnsi" w:cstheme="minorHAnsi"/>
+                <w:sz w:val="19"/>
+              </w:rPr>
+              <w:t>Storage</w:t>
+            </w:r>
+          </w:p>
+        </w:tc>
+      </w:tr>
+      <w:tr>
+        <w:trPr>
+          <w:cantSplit/>
+        </w:trPr>
+        <w:tc>
+          <w:tcPr>
+            <w:tcW w:w="1000" w:type="dxa"/>
+            <w:tcBorders>
+              <w:top w:val="single" w:sz="4" w:space="0" w:color="C7D1DD"/>
+              <w:left w:val="single" w:sz="4" w:space="0" w:color="C7D1DD"/>
+              <w:bottom w:val="single" w:sz="4" w:space="0" w:color="C7D1DD"/>
+              <w:right w:val="single" w:sz="4" w:space="0" w:color="C7D1DD"/>
+            </w:tcBorders>
+            <w:tcMar>
+              <w:top w:w="80" w:type="dxa"/>
+              <w:left w:w="120" w:type="dxa"/>
+              <w:bottom w:w="80" w:type="dxa"/>
+              <w:right w:w="120" w:type="dxa"/>
+            </w:tcMar>
+            <w:vAlign w:val="center"/>
+          </w:tcPr>
+          <w:p>
+            <w:pPr>
+              <w:spacing w:line="276" w:lineRule="auto"/>
+              <w:jc w:val="center"/>
+              <w:rPr>
+                <w:rFonts w:asciiTheme="minorHAnsi" w:hAnsiTheme="minorHAnsi" w:cstheme="minorHAnsi"/>
+              </w:rPr>
+            </w:pPr>
+            <w:r>
+              <w:rPr>
+                <w:rFonts w:asciiTheme="minorHAnsi" w:hAnsiTheme="minorHAnsi" w:cstheme="minorHAnsi"/>
+                <w:sz w:val="19"/>
+              </w:rPr>
+              <w:t>11</w:t>
+            </w:r>
+          </w:p>
+        </w:tc>
+        <w:tc>
+          <w:tcPr>
+            <w:tcW w:w="4635" w:type="dxa"/>
+            <w:tcBorders>
+              <w:top w:val="single" w:sz="4" w:space="0" w:color="C7D1DD"/>
+              <w:left w:val="single" w:sz="4" w:space="0" w:color="C7D1DD"/>
+              <w:bottom w:val="single" w:sz="4" w:space="0" w:color="C7D1DD"/>
+              <w:right w:val="single" w:sz="4" w:space="0" w:color="C7D1DD"/>
+            </w:tcBorders>
+            <w:tcMar>
+              <w:top w:w="80" w:type="dxa"/>
+              <w:left w:w="120" w:type="dxa"/>
+              <w:bottom w:w="80" w:type="dxa"/>
+              <w:right w:w="120" w:type="dxa"/>
+            </w:tcMar>
+            <w:vAlign w:val="center"/>
+          </w:tcPr>
+          <w:p>
+            <w:pPr>
+              <w:spacing w:line="276" w:lineRule="auto"/>
+              <w:rPr>
+                <w:rFonts w:asciiTheme="minorHAnsi" w:hAnsiTheme="minorHAnsi" w:cstheme="minorHAnsi"/>
+              </w:rPr>
+            </w:pPr>
+            <w:r>
+              <w:rPr>
+                <w:rFonts w:asciiTheme="minorHAnsi" w:hAnsiTheme="minorHAnsi" w:cstheme="minorHAnsi"/>
+                <w:sz w:val="19"/>
+              </w:rPr>
+              <w:t>Publish and subscribe</w:t>
+            </w:r>
+          </w:p>
+        </w:tc>
+        <w:tc>
+          <w:tcPr>
+            <w:tcW w:w="3510" w:type="dxa"/>
+            <w:tcBorders>
+              <w:top w:val="single" w:sz="4" w:space="0" w:color="C7D1DD"/>
+              <w:left w:val="single" w:sz="4" w:space="0" w:color="C7D1DD"/>
+              <w:bottom w:val="single" w:sz="4" w:space="0" w:color="C7D1DD"/>
+              <w:right w:val="single" w:sz="4" w:space="0" w:color="C7D1DD"/>
+            </w:tcBorders>
+            <w:tcMar>
+              <w:top w:w="80" w:type="dxa"/>
+              <w:left w:w="120" w:type="dxa"/>
+              <w:bottom w:w="80" w:type="dxa"/>
+              <w:right w:w="120" w:type="dxa"/>
+            </w:tcMar>
+            <w:vAlign w:val="center"/>
+          </w:tcPr>
+          <w:p>
+            <w:pPr>
+              <w:spacing w:line="276" w:lineRule="auto"/>
+              <w:rPr>
+                <w:rFonts w:asciiTheme="minorHAnsi" w:hAnsiTheme="minorHAnsi" w:cstheme="minorHAnsi"/>
+              </w:rPr>
+            </w:pPr>
+            <w:r>
+              <w:rPr>
+                <w:rFonts w:asciiTheme="minorHAnsi" w:hAnsiTheme="minorHAnsi" w:cstheme="minorHAnsi"/>
+                <w:sz w:val="19"/>
+              </w:rPr>
+              <w:t>Communication</w:t>
+            </w:r>
+          </w:p>
+        </w:tc>
+      </w:tr>
+      <w:tr>
+        <w:trPr>
+          <w:cantSplit/>
+        </w:trPr>
+        <w:tc>
+          <w:tcPr>
+            <w:tcW w:w="1000" w:type="dxa"/>
+            <w:tcBorders>
+              <w:top w:val="single" w:sz="4" w:space="0" w:color="C7D1DD"/>
+              <w:left w:val="single" w:sz="4" w:space="0" w:color="C7D1DD"/>
+              <w:bottom w:val="single" w:sz="4" w:space="0" w:color="C7D1DD"/>
+              <w:right w:val="single" w:sz="4" w:space="0" w:color="C7D1DD"/>
+            </w:tcBorders>
+            <w:tcMar>
+              <w:top w:w="80" w:type="dxa"/>
+              <w:left w:w="120" w:type="dxa"/>
+              <w:bottom w:w="80" w:type="dxa"/>
+              <w:right w:w="120" w:type="dxa"/>
+            </w:tcMar>
+            <w:vAlign w:val="center"/>
+          </w:tcPr>
+          <w:p>
+            <w:pPr>
+              <w:spacing w:line="276" w:lineRule="auto"/>
+              <w:jc w:val="center"/>
+              <w:rPr>
+                <w:rFonts w:asciiTheme="minorHAnsi" w:hAnsiTheme="minorHAnsi" w:cstheme="minorHAnsi"/>
+              </w:rPr>
+            </w:pPr>
+            <w:r>
+              <w:rPr>
+                <w:rFonts w:asciiTheme="minorHAnsi" w:hAnsiTheme="minorHAnsi" w:cstheme="minorHAnsi"/>
+                <w:sz w:val="19"/>
+              </w:rPr>
+              <w:t>12</w:t>
+            </w:r>
+          </w:p>
+        </w:tc>
+        <w:tc>
+          <w:tcPr>
+            <w:tcW w:w="4635" w:type="dxa"/>
+            <w:tcBorders>
+              <w:top w:val="single" w:sz="4" w:space="0" w:color="C7D1DD"/>
+              <w:left w:val="single" w:sz="4" w:space="0" w:color="C7D1DD"/>
+              <w:bottom w:val="single" w:sz="4" w:space="0" w:color="C7D1DD"/>
+              <w:right w:val="single" w:sz="4" w:space="0" w:color="C7D1DD"/>
+            </w:tcBorders>
+            <w:tcMar>
+              <w:top w:w="80" w:type="dxa"/>
+              <w:left w:w="120" w:type="dxa"/>
+              <w:bottom w:w="80" w:type="dxa"/>
+              <w:right w:w="120" w:type="dxa"/>
+            </w:tcMar>
+            <w:vAlign w:val="center"/>
+          </w:tcPr>
+          <w:p>
+            <w:pPr>
+              <w:spacing w:line="276" w:lineRule="auto"/>
+              <w:rPr>
+                <w:rFonts w:asciiTheme="minorHAnsi" w:hAnsiTheme="minorHAnsi" w:cstheme="minorHAnsi"/>
+              </w:rPr>
+            </w:pPr>
+            <w:r>
+              <w:rPr>
+                <w:rFonts w:asciiTheme="minorHAnsi" w:hAnsiTheme="minorHAnsi" w:cstheme="minorHAnsi"/>
+                <w:sz w:val="19"/>
+              </w:rPr>
+              <w:t>Message queue</w:t>
+            </w:r>
+          </w:p>
+        </w:tc>
+        <w:tc>
+          <w:tcPr>
+            <w:tcW w:w="3510" w:type="dxa"/>
+            <w:tcBorders>
+              <w:top w:val="single" w:sz="4" w:space="0" w:color="C7D1DD"/>
+              <w:left w:val="single" w:sz="4" w:space="0" w:color="C7D1DD"/>
+              <w:bottom w:val="single" w:sz="4" w:space="0" w:color="C7D1DD"/>
+              <w:right w:val="single" w:sz="4" w:space="0" w:color="C7D1DD"/>
+            </w:tcBorders>
+            <w:tcMar>
+              <w:top w:w="80" w:type="dxa"/>
+              <w:left w:w="120" w:type="dxa"/>
+              <w:bottom w:w="80" w:type="dxa"/>
+              <w:right w:w="120" w:type="dxa"/>
+            </w:tcMar>
+            <w:vAlign w:val="center"/>
+          </w:tcPr>
+          <w:p>
+            <w:pPr>
+              <w:spacing w:line="276" w:lineRule="auto"/>
+              <w:rPr>
+                <w:rFonts w:asciiTheme="minorHAnsi" w:hAnsiTheme="minorHAnsi" w:cstheme="minorHAnsi"/>
+              </w:rPr>
+            </w:pPr>
+            <w:r>
+              <w:rPr>
+                <w:rFonts w:asciiTheme="minorHAnsi" w:hAnsiTheme="minorHAnsi" w:cstheme="minorHAnsi"/>
+                <w:sz w:val="19"/>
+              </w:rPr>
+              <w:t>Communication</w:t>
+            </w:r>
+          </w:p>
+        </w:tc>
+      </w:tr>
+    </w:tbl>
+    <w:p>
+      <w:pPr>
         <w:jc w:val="both"/>
         <w:rPr>
           <w:rFonts w:asciiTheme="minorHAnsi" w:hAnsiTheme="minorHAnsi" w:cstheme="minorHAnsi"/>
@@ -407,7 +2161,6 @@
     </w:p>
     <w:p>
       <w:pPr>
-        <w:ind w:left="360"/>
         <w:jc w:val="both"/>
         <w:rPr>
           <w:rFonts w:asciiTheme="minorHAnsi" w:hAnsiTheme="minorHAnsi" w:cstheme="minorHAnsi"/>
@@ -416,48 +2169,2120 @@
     </w:p>
     <w:p>
       <w:pPr>
-        <w:ind w:left="360"/>
+        <w:pStyle w:val="Heading1"/>
+        <w:rPr>
+          <w:rFonts w:asciiTheme="minorHAnsi" w:hAnsiTheme="minorHAnsi" w:cstheme="minorHAnsi"/>
+        </w:rPr>
+      </w:pPr>
+      <w:r>
+        <w:rPr>
+          <w:rFonts w:asciiTheme="minorHAnsi" w:hAnsiTheme="minorHAnsi" w:cstheme="minorHAnsi"/>
+        </w:rPr>
+        <w:t>3. Fair division of sections and speaking time</w:t>
+      </w:r>
+    </w:p>
+    <w:p>
+      <w:pPr>
+        <w:rPr>
+          <w:rFonts w:asciiTheme="minorHAnsi" w:hAnsiTheme="minorHAnsi" w:cstheme="minorHAnsi"/>
+        </w:rPr>
+      </w:pPr>
+      <w:r>
+        <w:rPr>
+          <w:rFonts w:asciiTheme="minorHAnsi" w:hAnsiTheme="minorHAnsi" w:cstheme="minorHAnsi"/>
+        </w:rPr>
+        <w:t>Before building the lecture, divide the topic into N meaningful sections or subtopics. If the group has M students, distribute the sections as follows:</w:t>
+      </w:r>
+    </w:p>
+    <w:p>
+      <w:pPr>
+        <w:rPr>
+          <w:rFonts w:asciiTheme="minorHAnsi" w:hAnsiTheme="minorHAnsi" w:cstheme="minorHAnsi"/>
+        </w:rPr>
+      </w:pPr>
+    </w:p>
+    <w:p>
+      <w:pPr>
+        <w:numPr>
+          <w:ilvl w:val="0"/>
+          <w:numId w:val="5"/>
+        </w:numPr>
+        <w:spacing w:after="120" w:line="300" w:lineRule="auto"/>
+        <w:rPr>
+          <w:rFonts w:asciiTheme="minorHAnsi" w:hAnsiTheme="minorHAnsi" w:cstheme="minorHAnsi"/>
+        </w:rPr>
+      </w:pPr>
+      <w:r>
+        <w:rPr>
+          <w:rFonts w:asciiTheme="minorHAnsi" w:hAnsiTheme="minorHAnsi" w:cstheme="minorHAnsi"/>
+        </w:rPr>
+        <w:t>If N is divisible by M, each student presents N/M sections.</w:t>
+      </w:r>
+    </w:p>
+    <w:p>
+      <w:pPr>
+        <w:numPr>
+          <w:ilvl w:val="0"/>
+          <w:numId w:val="5"/>
+        </w:numPr>
+        <w:spacing w:after="120" w:line="300" w:lineRule="auto"/>
+        <w:rPr>
+          <w:rFonts w:asciiTheme="minorHAnsi" w:hAnsiTheme="minorHAnsi" w:cstheme="minorHAnsi"/>
+        </w:rPr>
+      </w:pPr>
+      <w:r>
+        <w:rPr>
+          <w:rFonts w:asciiTheme="minorHAnsi" w:hAnsiTheme="minorHAnsi" w:cstheme="minorHAnsi"/>
+        </w:rPr>
+        <w:t>If N is not divisible by M, let q = floor(N/M) and r = N mod M. Then r students present q + 1 sections and the remaining M - r students present q sections.</w:t>
+      </w:r>
+    </w:p>
+    <w:p>
+      <w:pPr>
+        <w:numPr>
+          <w:ilvl w:val="0"/>
+          <w:numId w:val="5"/>
+        </w:numPr>
+        <w:spacing w:after="120" w:line="300" w:lineRule="auto"/>
+        <w:rPr>
+          <w:rFonts w:asciiTheme="minorHAnsi" w:hAnsiTheme="minorHAnsi" w:cstheme="minorHAnsi"/>
+        </w:rPr>
+      </w:pPr>
+      <w:r>
+        <w:rPr>
+          <w:rFonts w:asciiTheme="minorHAnsi" w:hAnsiTheme="minorHAnsi" w:cstheme="minorHAnsi"/>
+        </w:rPr>
+        <w:t>Section count alone is not enough. Balance the assignment by estimated speaking time, technical difficulty, research effort, and demo responsibility.</w:t>
+      </w:r>
+    </w:p>
+    <w:p>
+      <w:pPr>
+        <w:numPr>
+          <w:ilvl w:val="0"/>
+          <w:numId w:val="5"/>
+        </w:numPr>
+        <w:spacing w:after="120" w:line="300" w:lineRule="auto"/>
+        <w:rPr>
+          <w:rFonts w:asciiTheme="minorHAnsi" w:hAnsiTheme="minorHAnsi" w:cstheme="minorHAnsi"/>
+        </w:rPr>
+      </w:pPr>
+      <w:r>
+        <w:rPr>
+          <w:rFonts w:asciiTheme="minorHAnsi" w:hAnsiTheme="minorHAnsi" w:cstheme="minorHAnsi"/>
+        </w:rPr>
+        <w:t>A code demo may count as one section when it includes design, implementation, execution, and explanation.</w:t>
+      </w:r>
+    </w:p>
+    <w:tbl>
+      <w:tblPr>
+        <w:tblW w:w="9360" w:type="dxa"/>
+        <w:tblInd w:w="120" w:type="dxa"/>
+        <w:tblLayout w:type="fixed"/>
+        <w:tblLook w:val="04A0" w:firstRow="1" w:lastRow="0" w:firstColumn="1" w:lastColumn="0" w:noHBand="0" w:noVBand="1"/>
+      </w:tblPr>
+      <w:tblGrid>
+        <w:gridCol w:w="9360"/>
+      </w:tblGrid>
+      <w:tr>
+        <w:tc>
+          <w:tcPr>
+            <w:tcW w:w="9360" w:type="dxa"/>
+            <w:tcBorders>
+              <w:top w:val="single" w:sz="4" w:space="0" w:color="C7D1DD"/>
+              <w:left w:val="single" w:sz="4" w:space="0" w:color="C7D1DD"/>
+              <w:bottom w:val="single" w:sz="4" w:space="0" w:color="C7D1DD"/>
+              <w:right w:val="single" w:sz="4" w:space="0" w:color="C7D1DD"/>
+            </w:tcBorders>
+            <w:shd w:val="clear" w:color="auto" w:fill="FFF8E8"/>
+            <w:tcMar>
+              <w:top w:w="80" w:type="dxa"/>
+              <w:left w:w="120" w:type="dxa"/>
+              <w:bottom w:w="80" w:type="dxa"/>
+              <w:right w:w="120" w:type="dxa"/>
+            </w:tcMar>
+            <w:vAlign w:val="center"/>
+          </w:tcPr>
+          <w:p>
+            <w:pPr>
+              <w:spacing w:before="40" w:after="40" w:line="288" w:lineRule="auto"/>
+              <w:rPr>
+                <w:rFonts w:asciiTheme="minorHAnsi" w:hAnsiTheme="minorHAnsi" w:cstheme="minorHAnsi"/>
+              </w:rPr>
+            </w:pPr>
+            <w:r>
+              <w:rPr>
+                <w:rFonts w:asciiTheme="minorHAnsi" w:hAnsiTheme="minorHAnsi" w:cstheme="minorHAnsi"/>
+                <w:b/>
+                <w:color w:val="A06A00"/>
+              </w:rPr>
+              <w:t xml:space="preserve">Speaking-time target: </w:t>
+            </w:r>
+            <w:r>
+              <w:rPr>
+                <w:rFonts w:asciiTheme="minorHAnsi" w:hAnsiTheme="minorHAnsi" w:cstheme="minorHAnsi"/>
+              </w:rPr>
+              <w:t>For a four-person group, each student should present about 11-15 minutes. For a three-person group, each student should present about 15-20 minutes. Every student must speak for at least 10 minutes, and the complete lecture must remain between 45 and 60 minutes.</w:t>
+            </w:r>
+          </w:p>
+        </w:tc>
+      </w:tr>
+    </w:tbl>
+    <w:p>
+      <w:pPr>
+        <w:rPr>
+          <w:rFonts w:asciiTheme="minorHAnsi" w:hAnsiTheme="minorHAnsi" w:cstheme="minorHAnsi"/>
+        </w:rPr>
+      </w:pPr>
+    </w:p>
+    <w:p>
+      <w:pPr>
+        <w:pStyle w:val="Heading2"/>
+        <w:spacing w:before="280" w:after="140"/>
+        <w:rPr>
+          <w:rFonts w:asciiTheme="minorHAnsi" w:hAnsiTheme="minorHAnsi" w:cstheme="minorHAnsi"/>
+          <w:b/>
+          <w:bCs/>
+          <w:color w:val="2E74B5"/>
+          <w:lang w:eastAsia="en-US"/>
+        </w:rPr>
+      </w:pPr>
+      <w:r>
+        <w:rPr>
+          <w:rFonts w:asciiTheme="minorHAnsi" w:hAnsiTheme="minorHAnsi" w:cstheme="minorHAnsi"/>
+          <w:b/>
+          <w:bCs/>
+          <w:color w:val="2E74B5"/>
+          <w:lang w:eastAsia="en-US"/>
+        </w:rPr>
+        <w:t>Required first slide: responsibility map</w:t>
+      </w:r>
+    </w:p>
+    <w:p>
+      <w:pPr>
+        <w:rPr>
+          <w:rFonts w:asciiTheme="minorHAnsi" w:hAnsiTheme="minorHAnsi" w:cstheme="minorHAnsi"/>
+        </w:rPr>
+      </w:pPr>
+      <w:r>
+        <w:rPr>
+          <w:rFonts w:asciiTheme="minorHAnsi" w:hAnsiTheme="minorHAnsi" w:cstheme="minorHAnsi"/>
+        </w:rPr>
+        <w:t>Slide 1 must identify the topic, group number, every member,</w:t>
+      </w:r>
+      <w:r>
+        <w:rPr>
+          <w:rFonts w:asciiTheme="minorHAnsi" w:hAnsiTheme="minorHAnsi" w:cstheme="minorHAnsi"/>
+        </w:rPr>
+        <w:t xml:space="preserve"> and</w:t>
+      </w:r>
+      <w:r>
+        <w:rPr>
+          <w:rFonts w:asciiTheme="minorHAnsi" w:hAnsiTheme="minorHAnsi" w:cstheme="minorHAnsi"/>
+        </w:rPr>
+        <w:t xml:space="preserve"> assigned sections. Highlight ownership with a distinct color for each </w:t>
+      </w:r>
+      <w:proofErr w:type="gramStart"/>
+      <w:r>
+        <w:rPr>
+          <w:rFonts w:asciiTheme="minorHAnsi" w:hAnsiTheme="minorHAnsi" w:cstheme="minorHAnsi"/>
+        </w:rPr>
+        <w:t>member, and</w:t>
+      </w:r>
+      <w:proofErr w:type="gramEnd"/>
+      <w:r>
+        <w:rPr>
+          <w:rFonts w:asciiTheme="minorHAnsi" w:hAnsiTheme="minorHAnsi" w:cstheme="minorHAnsi"/>
+        </w:rPr>
+        <w:t xml:space="preserve"> use the same small color marker or speaker name on that student’s slides throughout the deck.</w:t>
+      </w:r>
+    </w:p>
+    <w:p>
+      <w:pPr>
+        <w:rPr>
+          <w:rFonts w:asciiTheme="minorHAnsi" w:hAnsiTheme="minorHAnsi" w:cstheme="minorHAnsi"/>
+        </w:rPr>
+      </w:pPr>
+    </w:p>
+    <w:tbl>
+      <w:tblPr>
+        <w:tblW w:w="9485" w:type="dxa"/>
+        <w:tblInd w:w="-5" w:type="dxa"/>
+        <w:tblLayout w:type="fixed"/>
+        <w:tblLook w:val="04A0" w:firstRow="1" w:lastRow="0" w:firstColumn="1" w:lastColumn="0" w:noHBand="0" w:noVBand="1"/>
+      </w:tblPr>
+      <w:tblGrid>
+        <w:gridCol w:w="1825"/>
+        <w:gridCol w:w="1500"/>
+        <w:gridCol w:w="4360"/>
+        <w:gridCol w:w="1800"/>
+      </w:tblGrid>
+      <w:tr>
+        <w:trPr>
+          <w:cantSplit/>
+          <w:tblHeader/>
+        </w:trPr>
+        <w:tc>
+          <w:tcPr>
+            <w:tcW w:w="1825" w:type="dxa"/>
+            <w:tcBorders>
+              <w:top w:val="single" w:sz="4" w:space="0" w:color="C7D1DD"/>
+              <w:left w:val="single" w:sz="4" w:space="0" w:color="C7D1DD"/>
+              <w:bottom w:val="single" w:sz="4" w:space="0" w:color="C7D1DD"/>
+              <w:right w:val="single" w:sz="4" w:space="0" w:color="C7D1DD"/>
+            </w:tcBorders>
+            <w:shd w:val="clear" w:color="auto" w:fill="E8EEF5"/>
+            <w:tcMar>
+              <w:top w:w="80" w:type="dxa"/>
+              <w:left w:w="120" w:type="dxa"/>
+              <w:bottom w:w="80" w:type="dxa"/>
+              <w:right w:w="120" w:type="dxa"/>
+            </w:tcMar>
+            <w:vAlign w:val="center"/>
+          </w:tcPr>
+          <w:p>
+            <w:pPr>
+              <w:spacing w:line="276" w:lineRule="auto"/>
+              <w:rPr>
+                <w:rFonts w:asciiTheme="minorHAnsi" w:hAnsiTheme="minorHAnsi" w:cstheme="minorHAnsi"/>
+              </w:rPr>
+            </w:pPr>
+            <w:r>
+              <w:rPr>
+                <w:rFonts w:asciiTheme="minorHAnsi" w:hAnsiTheme="minorHAnsi" w:cstheme="minorHAnsi"/>
+                <w:b/>
+                <w:sz w:val="18"/>
+              </w:rPr>
+              <w:t>Member</w:t>
+            </w:r>
+          </w:p>
+        </w:tc>
+        <w:tc>
+          <w:tcPr>
+            <w:tcW w:w="1500" w:type="dxa"/>
+            <w:tcBorders>
+              <w:top w:val="single" w:sz="4" w:space="0" w:color="C7D1DD"/>
+              <w:left w:val="single" w:sz="4" w:space="0" w:color="C7D1DD"/>
+              <w:bottom w:val="single" w:sz="4" w:space="0" w:color="C7D1DD"/>
+              <w:right w:val="single" w:sz="4" w:space="0" w:color="C7D1DD"/>
+            </w:tcBorders>
+            <w:shd w:val="clear" w:color="auto" w:fill="E8EEF5"/>
+            <w:tcMar>
+              <w:top w:w="80" w:type="dxa"/>
+              <w:left w:w="120" w:type="dxa"/>
+              <w:bottom w:w="80" w:type="dxa"/>
+              <w:right w:w="120" w:type="dxa"/>
+            </w:tcMar>
+            <w:vAlign w:val="center"/>
+          </w:tcPr>
+          <w:p>
+            <w:pPr>
+              <w:spacing w:line="276" w:lineRule="auto"/>
+              <w:rPr>
+                <w:rFonts w:asciiTheme="minorHAnsi" w:hAnsiTheme="minorHAnsi" w:cstheme="minorHAnsi"/>
+              </w:rPr>
+            </w:pPr>
+            <w:r>
+              <w:rPr>
+                <w:rFonts w:asciiTheme="minorHAnsi" w:hAnsiTheme="minorHAnsi" w:cstheme="minorHAnsi"/>
+                <w:b/>
+                <w:sz w:val="18"/>
+              </w:rPr>
+              <w:t>Highlight</w:t>
+            </w:r>
+          </w:p>
+        </w:tc>
+        <w:tc>
+          <w:tcPr>
+            <w:tcW w:w="4360" w:type="dxa"/>
+            <w:tcBorders>
+              <w:top w:val="single" w:sz="4" w:space="0" w:color="C7D1DD"/>
+              <w:left w:val="single" w:sz="4" w:space="0" w:color="C7D1DD"/>
+              <w:bottom w:val="single" w:sz="4" w:space="0" w:color="C7D1DD"/>
+              <w:right w:val="single" w:sz="4" w:space="0" w:color="C7D1DD"/>
+            </w:tcBorders>
+            <w:shd w:val="clear" w:color="auto" w:fill="E8EEF5"/>
+            <w:tcMar>
+              <w:top w:w="80" w:type="dxa"/>
+              <w:left w:w="120" w:type="dxa"/>
+              <w:bottom w:w="80" w:type="dxa"/>
+              <w:right w:w="120" w:type="dxa"/>
+            </w:tcMar>
+            <w:vAlign w:val="center"/>
+          </w:tcPr>
+          <w:p>
+            <w:pPr>
+              <w:spacing w:line="276" w:lineRule="auto"/>
+              <w:rPr>
+                <w:rFonts w:asciiTheme="minorHAnsi" w:hAnsiTheme="minorHAnsi" w:cstheme="minorHAnsi"/>
+              </w:rPr>
+            </w:pPr>
+            <w:r>
+              <w:rPr>
+                <w:rFonts w:asciiTheme="minorHAnsi" w:hAnsiTheme="minorHAnsi" w:cstheme="minorHAnsi"/>
+                <w:b/>
+                <w:sz w:val="18"/>
+              </w:rPr>
+              <w:t>Responsible sections</w:t>
+            </w:r>
+          </w:p>
+        </w:tc>
+        <w:tc>
+          <w:tcPr>
+            <w:tcW w:w="1800" w:type="dxa"/>
+            <w:tcBorders>
+              <w:top w:val="single" w:sz="4" w:space="0" w:color="C7D1DD"/>
+              <w:left w:val="single" w:sz="4" w:space="0" w:color="C7D1DD"/>
+              <w:bottom w:val="single" w:sz="4" w:space="0" w:color="C7D1DD"/>
+              <w:right w:val="single" w:sz="4" w:space="0" w:color="C7D1DD"/>
+            </w:tcBorders>
+            <w:shd w:val="clear" w:color="auto" w:fill="E8EEF5"/>
+            <w:tcMar>
+              <w:top w:w="80" w:type="dxa"/>
+              <w:left w:w="120" w:type="dxa"/>
+              <w:bottom w:w="80" w:type="dxa"/>
+              <w:right w:w="120" w:type="dxa"/>
+            </w:tcMar>
+            <w:vAlign w:val="center"/>
+          </w:tcPr>
+          <w:p>
+            <w:pPr>
+              <w:spacing w:line="276" w:lineRule="auto"/>
+              <w:rPr>
+                <w:rFonts w:asciiTheme="minorHAnsi" w:hAnsiTheme="minorHAnsi" w:cstheme="minorHAnsi"/>
+              </w:rPr>
+            </w:pPr>
+            <w:r>
+              <w:rPr>
+                <w:rFonts w:asciiTheme="minorHAnsi" w:hAnsiTheme="minorHAnsi" w:cstheme="minorHAnsi"/>
+                <w:b/>
+                <w:sz w:val="18"/>
+              </w:rPr>
+              <w:t>Est. time</w:t>
+            </w:r>
+          </w:p>
+        </w:tc>
+      </w:tr>
+      <w:tr>
+        <w:trPr>
+          <w:cantSplit/>
+        </w:trPr>
+        <w:tc>
+          <w:tcPr>
+            <w:tcW w:w="1825" w:type="dxa"/>
+            <w:tcBorders>
+              <w:top w:val="single" w:sz="4" w:space="0" w:color="C7D1DD"/>
+              <w:left w:val="single" w:sz="4" w:space="0" w:color="C7D1DD"/>
+              <w:bottom w:val="single" w:sz="4" w:space="0" w:color="C7D1DD"/>
+              <w:right w:val="single" w:sz="4" w:space="0" w:color="C7D1DD"/>
+            </w:tcBorders>
+            <w:tcMar>
+              <w:top w:w="80" w:type="dxa"/>
+              <w:left w:w="120" w:type="dxa"/>
+              <w:bottom w:w="80" w:type="dxa"/>
+              <w:right w:w="120" w:type="dxa"/>
+            </w:tcMar>
+            <w:vAlign w:val="center"/>
+          </w:tcPr>
+          <w:p>
+            <w:pPr>
+              <w:spacing w:line="276" w:lineRule="auto"/>
+              <w:rPr>
+                <w:rFonts w:asciiTheme="minorHAnsi" w:hAnsiTheme="minorHAnsi" w:cstheme="minorHAnsi"/>
+              </w:rPr>
+            </w:pPr>
+            <w:r>
+              <w:rPr>
+                <w:rFonts w:asciiTheme="minorHAnsi" w:hAnsiTheme="minorHAnsi" w:cstheme="minorHAnsi"/>
+                <w:sz w:val="18"/>
+              </w:rPr>
+              <w:t>Student A</w:t>
+            </w:r>
+          </w:p>
+        </w:tc>
+        <w:tc>
+          <w:tcPr>
+            <w:tcW w:w="1500" w:type="dxa"/>
+            <w:tcBorders>
+              <w:top w:val="single" w:sz="4" w:space="0" w:color="C7D1DD"/>
+              <w:left w:val="single" w:sz="4" w:space="0" w:color="C7D1DD"/>
+              <w:bottom w:val="single" w:sz="4" w:space="0" w:color="C7D1DD"/>
+              <w:right w:val="single" w:sz="4" w:space="0" w:color="C7D1DD"/>
+            </w:tcBorders>
+            <w:shd w:val="clear" w:color="auto" w:fill="D9EAF7"/>
+            <w:tcMar>
+              <w:top w:w="80" w:type="dxa"/>
+              <w:left w:w="120" w:type="dxa"/>
+              <w:bottom w:w="80" w:type="dxa"/>
+              <w:right w:w="120" w:type="dxa"/>
+            </w:tcMar>
+            <w:vAlign w:val="center"/>
+          </w:tcPr>
+          <w:p>
+            <w:pPr>
+              <w:spacing w:line="276" w:lineRule="auto"/>
+              <w:rPr>
+                <w:rFonts w:asciiTheme="minorHAnsi" w:hAnsiTheme="minorHAnsi" w:cstheme="minorHAnsi"/>
+              </w:rPr>
+            </w:pPr>
+            <w:r>
+              <w:rPr>
+                <w:rFonts w:asciiTheme="minorHAnsi" w:hAnsiTheme="minorHAnsi" w:cstheme="minorHAnsi"/>
+                <w:sz w:val="18"/>
+              </w:rPr>
+              <w:t>Blue</w:t>
+            </w:r>
+          </w:p>
+        </w:tc>
+        <w:tc>
+          <w:tcPr>
+            <w:tcW w:w="4360" w:type="dxa"/>
+            <w:tcBorders>
+              <w:top w:val="single" w:sz="4" w:space="0" w:color="C7D1DD"/>
+              <w:left w:val="single" w:sz="4" w:space="0" w:color="C7D1DD"/>
+              <w:bottom w:val="single" w:sz="4" w:space="0" w:color="C7D1DD"/>
+              <w:right w:val="single" w:sz="4" w:space="0" w:color="C7D1DD"/>
+            </w:tcBorders>
+            <w:tcMar>
+              <w:top w:w="80" w:type="dxa"/>
+              <w:left w:w="120" w:type="dxa"/>
+              <w:bottom w:w="80" w:type="dxa"/>
+              <w:right w:w="120" w:type="dxa"/>
+            </w:tcMar>
+            <w:vAlign w:val="center"/>
+          </w:tcPr>
+          <w:p>
+            <w:pPr>
+              <w:spacing w:line="276" w:lineRule="auto"/>
+              <w:rPr>
+                <w:rFonts w:asciiTheme="minorHAnsi" w:hAnsiTheme="minorHAnsi" w:cstheme="minorHAnsi"/>
+              </w:rPr>
+            </w:pPr>
+            <w:r>
+              <w:rPr>
+                <w:rFonts w:asciiTheme="minorHAnsi" w:hAnsiTheme="minorHAnsi" w:cstheme="minorHAnsi"/>
+                <w:sz w:val="18"/>
+              </w:rPr>
+              <w:t>Motivation; definitions</w:t>
+            </w:r>
+          </w:p>
+        </w:tc>
+        <w:tc>
+          <w:tcPr>
+            <w:tcW w:w="1800" w:type="dxa"/>
+            <w:tcBorders>
+              <w:top w:val="single" w:sz="4" w:space="0" w:color="C7D1DD"/>
+              <w:left w:val="single" w:sz="4" w:space="0" w:color="C7D1DD"/>
+              <w:bottom w:val="single" w:sz="4" w:space="0" w:color="C7D1DD"/>
+              <w:right w:val="single" w:sz="4" w:space="0" w:color="C7D1DD"/>
+            </w:tcBorders>
+            <w:tcMar>
+              <w:top w:w="80" w:type="dxa"/>
+              <w:left w:w="120" w:type="dxa"/>
+              <w:bottom w:w="80" w:type="dxa"/>
+              <w:right w:w="120" w:type="dxa"/>
+            </w:tcMar>
+            <w:vAlign w:val="center"/>
+          </w:tcPr>
+          <w:p>
+            <w:pPr>
+              <w:spacing w:line="276" w:lineRule="auto"/>
+              <w:rPr>
+                <w:rFonts w:asciiTheme="minorHAnsi" w:hAnsiTheme="minorHAnsi" w:cstheme="minorHAnsi"/>
+              </w:rPr>
+            </w:pPr>
+            <w:r>
+              <w:rPr>
+                <w:rFonts w:asciiTheme="minorHAnsi" w:hAnsiTheme="minorHAnsi" w:cstheme="minorHAnsi"/>
+                <w:sz w:val="18"/>
+              </w:rPr>
+              <w:t>12 min</w:t>
+            </w:r>
+          </w:p>
+        </w:tc>
+      </w:tr>
+      <w:tr>
+        <w:trPr>
+          <w:cantSplit/>
+        </w:trPr>
+        <w:tc>
+          <w:tcPr>
+            <w:tcW w:w="1825" w:type="dxa"/>
+            <w:tcBorders>
+              <w:top w:val="single" w:sz="4" w:space="0" w:color="C7D1DD"/>
+              <w:left w:val="single" w:sz="4" w:space="0" w:color="C7D1DD"/>
+              <w:bottom w:val="single" w:sz="4" w:space="0" w:color="C7D1DD"/>
+              <w:right w:val="single" w:sz="4" w:space="0" w:color="C7D1DD"/>
+            </w:tcBorders>
+            <w:tcMar>
+              <w:top w:w="80" w:type="dxa"/>
+              <w:left w:w="120" w:type="dxa"/>
+              <w:bottom w:w="80" w:type="dxa"/>
+              <w:right w:w="120" w:type="dxa"/>
+            </w:tcMar>
+            <w:vAlign w:val="center"/>
+          </w:tcPr>
+          <w:p>
+            <w:pPr>
+              <w:spacing w:line="276" w:lineRule="auto"/>
+              <w:rPr>
+                <w:rFonts w:asciiTheme="minorHAnsi" w:hAnsiTheme="minorHAnsi" w:cstheme="minorHAnsi"/>
+              </w:rPr>
+            </w:pPr>
+            <w:r>
+              <w:rPr>
+                <w:rFonts w:asciiTheme="minorHAnsi" w:hAnsiTheme="minorHAnsi" w:cstheme="minorHAnsi"/>
+                <w:sz w:val="18"/>
+              </w:rPr>
+              <w:t>Student B</w:t>
+            </w:r>
+          </w:p>
+        </w:tc>
+        <w:tc>
+          <w:tcPr>
+            <w:tcW w:w="1500" w:type="dxa"/>
+            <w:tcBorders>
+              <w:top w:val="single" w:sz="4" w:space="0" w:color="C7D1DD"/>
+              <w:left w:val="single" w:sz="4" w:space="0" w:color="C7D1DD"/>
+              <w:bottom w:val="single" w:sz="4" w:space="0" w:color="C7D1DD"/>
+              <w:right w:val="single" w:sz="4" w:space="0" w:color="C7D1DD"/>
+            </w:tcBorders>
+            <w:shd w:val="clear" w:color="auto" w:fill="DFF2E1"/>
+            <w:tcMar>
+              <w:top w:w="80" w:type="dxa"/>
+              <w:left w:w="120" w:type="dxa"/>
+              <w:bottom w:w="80" w:type="dxa"/>
+              <w:right w:w="120" w:type="dxa"/>
+            </w:tcMar>
+            <w:vAlign w:val="center"/>
+          </w:tcPr>
+          <w:p>
+            <w:pPr>
+              <w:spacing w:line="276" w:lineRule="auto"/>
+              <w:rPr>
+                <w:rFonts w:asciiTheme="minorHAnsi" w:hAnsiTheme="minorHAnsi" w:cstheme="minorHAnsi"/>
+              </w:rPr>
+            </w:pPr>
+            <w:r>
+              <w:rPr>
+                <w:rFonts w:asciiTheme="minorHAnsi" w:hAnsiTheme="minorHAnsi" w:cstheme="minorHAnsi"/>
+                <w:sz w:val="18"/>
+              </w:rPr>
+              <w:t>Green</w:t>
+            </w:r>
+          </w:p>
+        </w:tc>
+        <w:tc>
+          <w:tcPr>
+            <w:tcW w:w="4360" w:type="dxa"/>
+            <w:tcBorders>
+              <w:top w:val="single" w:sz="4" w:space="0" w:color="C7D1DD"/>
+              <w:left w:val="single" w:sz="4" w:space="0" w:color="C7D1DD"/>
+              <w:bottom w:val="single" w:sz="4" w:space="0" w:color="C7D1DD"/>
+              <w:right w:val="single" w:sz="4" w:space="0" w:color="C7D1DD"/>
+            </w:tcBorders>
+            <w:tcMar>
+              <w:top w:w="80" w:type="dxa"/>
+              <w:left w:w="120" w:type="dxa"/>
+              <w:bottom w:w="80" w:type="dxa"/>
+              <w:right w:w="120" w:type="dxa"/>
+            </w:tcMar>
+            <w:vAlign w:val="center"/>
+          </w:tcPr>
+          <w:p>
+            <w:pPr>
+              <w:spacing w:line="276" w:lineRule="auto"/>
+              <w:rPr>
+                <w:rFonts w:asciiTheme="minorHAnsi" w:hAnsiTheme="minorHAnsi" w:cstheme="minorHAnsi"/>
+              </w:rPr>
+            </w:pPr>
+            <w:r>
+              <w:rPr>
+                <w:rFonts w:asciiTheme="minorHAnsi" w:hAnsiTheme="minorHAnsi" w:cstheme="minorHAnsi"/>
+                <w:sz w:val="18"/>
+              </w:rPr>
+              <w:t>Architecture; core algorithm</w:t>
+            </w:r>
+          </w:p>
+        </w:tc>
+        <w:tc>
+          <w:tcPr>
+            <w:tcW w:w="1800" w:type="dxa"/>
+            <w:tcBorders>
+              <w:top w:val="single" w:sz="4" w:space="0" w:color="C7D1DD"/>
+              <w:left w:val="single" w:sz="4" w:space="0" w:color="C7D1DD"/>
+              <w:bottom w:val="single" w:sz="4" w:space="0" w:color="C7D1DD"/>
+              <w:right w:val="single" w:sz="4" w:space="0" w:color="C7D1DD"/>
+            </w:tcBorders>
+            <w:tcMar>
+              <w:top w:w="80" w:type="dxa"/>
+              <w:left w:w="120" w:type="dxa"/>
+              <w:bottom w:w="80" w:type="dxa"/>
+              <w:right w:w="120" w:type="dxa"/>
+            </w:tcMar>
+            <w:vAlign w:val="center"/>
+          </w:tcPr>
+          <w:p>
+            <w:pPr>
+              <w:spacing w:line="276" w:lineRule="auto"/>
+              <w:rPr>
+                <w:rFonts w:asciiTheme="minorHAnsi" w:hAnsiTheme="minorHAnsi" w:cstheme="minorHAnsi"/>
+              </w:rPr>
+            </w:pPr>
+            <w:r>
+              <w:rPr>
+                <w:rFonts w:asciiTheme="minorHAnsi" w:hAnsiTheme="minorHAnsi" w:cstheme="minorHAnsi"/>
+                <w:sz w:val="18"/>
+              </w:rPr>
+              <w:t>14 min</w:t>
+            </w:r>
+          </w:p>
+        </w:tc>
+      </w:tr>
+      <w:tr>
+        <w:trPr>
+          <w:cantSplit/>
+        </w:trPr>
+        <w:tc>
+          <w:tcPr>
+            <w:tcW w:w="1825" w:type="dxa"/>
+            <w:tcBorders>
+              <w:top w:val="single" w:sz="4" w:space="0" w:color="C7D1DD"/>
+              <w:left w:val="single" w:sz="4" w:space="0" w:color="C7D1DD"/>
+              <w:bottom w:val="single" w:sz="4" w:space="0" w:color="C7D1DD"/>
+              <w:right w:val="single" w:sz="4" w:space="0" w:color="C7D1DD"/>
+            </w:tcBorders>
+            <w:tcMar>
+              <w:top w:w="80" w:type="dxa"/>
+              <w:left w:w="120" w:type="dxa"/>
+              <w:bottom w:w="80" w:type="dxa"/>
+              <w:right w:w="120" w:type="dxa"/>
+            </w:tcMar>
+            <w:vAlign w:val="center"/>
+          </w:tcPr>
+          <w:p>
+            <w:pPr>
+              <w:spacing w:line="276" w:lineRule="auto"/>
+              <w:rPr>
+                <w:rFonts w:asciiTheme="minorHAnsi" w:hAnsiTheme="minorHAnsi" w:cstheme="minorHAnsi"/>
+              </w:rPr>
+            </w:pPr>
+            <w:r>
+              <w:rPr>
+                <w:rFonts w:asciiTheme="minorHAnsi" w:hAnsiTheme="minorHAnsi" w:cstheme="minorHAnsi"/>
+                <w:sz w:val="18"/>
+              </w:rPr>
+              <w:t>Student C</w:t>
+            </w:r>
+          </w:p>
+        </w:tc>
+        <w:tc>
+          <w:tcPr>
+            <w:tcW w:w="1500" w:type="dxa"/>
+            <w:tcBorders>
+              <w:top w:val="single" w:sz="4" w:space="0" w:color="C7D1DD"/>
+              <w:left w:val="single" w:sz="4" w:space="0" w:color="C7D1DD"/>
+              <w:bottom w:val="single" w:sz="4" w:space="0" w:color="C7D1DD"/>
+              <w:right w:val="single" w:sz="4" w:space="0" w:color="C7D1DD"/>
+            </w:tcBorders>
+            <w:shd w:val="clear" w:color="auto" w:fill="FCE7D2"/>
+            <w:tcMar>
+              <w:top w:w="80" w:type="dxa"/>
+              <w:left w:w="120" w:type="dxa"/>
+              <w:bottom w:w="80" w:type="dxa"/>
+              <w:right w:w="120" w:type="dxa"/>
+            </w:tcMar>
+            <w:vAlign w:val="center"/>
+          </w:tcPr>
+          <w:p>
+            <w:pPr>
+              <w:spacing w:line="276" w:lineRule="auto"/>
+              <w:rPr>
+                <w:rFonts w:asciiTheme="minorHAnsi" w:hAnsiTheme="minorHAnsi" w:cstheme="minorHAnsi"/>
+              </w:rPr>
+            </w:pPr>
+            <w:r>
+              <w:rPr>
+                <w:rFonts w:asciiTheme="minorHAnsi" w:hAnsiTheme="minorHAnsi" w:cstheme="minorHAnsi"/>
+                <w:sz w:val="18"/>
+              </w:rPr>
+              <w:t>Orange</w:t>
+            </w:r>
+          </w:p>
+        </w:tc>
+        <w:tc>
+          <w:tcPr>
+            <w:tcW w:w="4360" w:type="dxa"/>
+            <w:tcBorders>
+              <w:top w:val="single" w:sz="4" w:space="0" w:color="C7D1DD"/>
+              <w:left w:val="single" w:sz="4" w:space="0" w:color="C7D1DD"/>
+              <w:bottom w:val="single" w:sz="4" w:space="0" w:color="C7D1DD"/>
+              <w:right w:val="single" w:sz="4" w:space="0" w:color="C7D1DD"/>
+            </w:tcBorders>
+            <w:tcMar>
+              <w:top w:w="80" w:type="dxa"/>
+              <w:left w:w="120" w:type="dxa"/>
+              <w:bottom w:w="80" w:type="dxa"/>
+              <w:right w:w="120" w:type="dxa"/>
+            </w:tcMar>
+            <w:vAlign w:val="center"/>
+          </w:tcPr>
+          <w:p>
+            <w:pPr>
+              <w:spacing w:line="276" w:lineRule="auto"/>
+              <w:rPr>
+                <w:rFonts w:asciiTheme="minorHAnsi" w:hAnsiTheme="minorHAnsi" w:cstheme="minorHAnsi"/>
+              </w:rPr>
+            </w:pPr>
+            <w:r>
+              <w:rPr>
+                <w:rFonts w:asciiTheme="minorHAnsi" w:hAnsiTheme="minorHAnsi" w:cstheme="minorHAnsi"/>
+                <w:sz w:val="18"/>
+              </w:rPr>
+              <w:t>Worked example; tradeoffs</w:t>
+            </w:r>
+          </w:p>
+        </w:tc>
+        <w:tc>
+          <w:tcPr>
+            <w:tcW w:w="1800" w:type="dxa"/>
+            <w:tcBorders>
+              <w:top w:val="single" w:sz="4" w:space="0" w:color="C7D1DD"/>
+              <w:left w:val="single" w:sz="4" w:space="0" w:color="C7D1DD"/>
+              <w:bottom w:val="single" w:sz="4" w:space="0" w:color="C7D1DD"/>
+              <w:right w:val="single" w:sz="4" w:space="0" w:color="C7D1DD"/>
+            </w:tcBorders>
+            <w:tcMar>
+              <w:top w:w="80" w:type="dxa"/>
+              <w:left w:w="120" w:type="dxa"/>
+              <w:bottom w:w="80" w:type="dxa"/>
+              <w:right w:w="120" w:type="dxa"/>
+            </w:tcMar>
+            <w:vAlign w:val="center"/>
+          </w:tcPr>
+          <w:p>
+            <w:pPr>
+              <w:spacing w:line="276" w:lineRule="auto"/>
+              <w:rPr>
+                <w:rFonts w:asciiTheme="minorHAnsi" w:hAnsiTheme="minorHAnsi" w:cstheme="minorHAnsi"/>
+              </w:rPr>
+            </w:pPr>
+            <w:r>
+              <w:rPr>
+                <w:rFonts w:asciiTheme="minorHAnsi" w:hAnsiTheme="minorHAnsi" w:cstheme="minorHAnsi"/>
+                <w:sz w:val="18"/>
+              </w:rPr>
+              <w:t>12 min</w:t>
+            </w:r>
+          </w:p>
+        </w:tc>
+      </w:tr>
+      <w:tr>
+        <w:trPr>
+          <w:cantSplit/>
+        </w:trPr>
+        <w:tc>
+          <w:tcPr>
+            <w:tcW w:w="1825" w:type="dxa"/>
+            <w:tcBorders>
+              <w:top w:val="single" w:sz="4" w:space="0" w:color="C7D1DD"/>
+              <w:left w:val="single" w:sz="4" w:space="0" w:color="C7D1DD"/>
+              <w:bottom w:val="single" w:sz="4" w:space="0" w:color="C7D1DD"/>
+              <w:right w:val="single" w:sz="4" w:space="0" w:color="C7D1DD"/>
+            </w:tcBorders>
+            <w:tcMar>
+              <w:top w:w="80" w:type="dxa"/>
+              <w:left w:w="120" w:type="dxa"/>
+              <w:bottom w:w="80" w:type="dxa"/>
+              <w:right w:w="120" w:type="dxa"/>
+            </w:tcMar>
+            <w:vAlign w:val="center"/>
+          </w:tcPr>
+          <w:p>
+            <w:pPr>
+              <w:spacing w:line="276" w:lineRule="auto"/>
+              <w:rPr>
+                <w:rFonts w:asciiTheme="minorHAnsi" w:hAnsiTheme="minorHAnsi" w:cstheme="minorHAnsi"/>
+              </w:rPr>
+            </w:pPr>
+            <w:r>
+              <w:rPr>
+                <w:rFonts w:asciiTheme="minorHAnsi" w:hAnsiTheme="minorHAnsi" w:cstheme="minorHAnsi"/>
+                <w:sz w:val="18"/>
+              </w:rPr>
+              <w:t>Student D</w:t>
+            </w:r>
+          </w:p>
+        </w:tc>
+        <w:tc>
+          <w:tcPr>
+            <w:tcW w:w="1500" w:type="dxa"/>
+            <w:tcBorders>
+              <w:top w:val="single" w:sz="4" w:space="0" w:color="C7D1DD"/>
+              <w:left w:val="single" w:sz="4" w:space="0" w:color="C7D1DD"/>
+              <w:bottom w:val="single" w:sz="4" w:space="0" w:color="C7D1DD"/>
+              <w:right w:val="single" w:sz="4" w:space="0" w:color="C7D1DD"/>
+            </w:tcBorders>
+            <w:shd w:val="clear" w:color="auto" w:fill="E8DFF5"/>
+            <w:tcMar>
+              <w:top w:w="80" w:type="dxa"/>
+              <w:left w:w="120" w:type="dxa"/>
+              <w:bottom w:w="80" w:type="dxa"/>
+              <w:right w:w="120" w:type="dxa"/>
+            </w:tcMar>
+            <w:vAlign w:val="center"/>
+          </w:tcPr>
+          <w:p>
+            <w:pPr>
+              <w:spacing w:line="276" w:lineRule="auto"/>
+              <w:rPr>
+                <w:rFonts w:asciiTheme="minorHAnsi" w:hAnsiTheme="minorHAnsi" w:cstheme="minorHAnsi"/>
+              </w:rPr>
+            </w:pPr>
+            <w:r>
+              <w:rPr>
+                <w:rFonts w:asciiTheme="minorHAnsi" w:hAnsiTheme="minorHAnsi" w:cstheme="minorHAnsi"/>
+                <w:sz w:val="18"/>
+              </w:rPr>
+              <w:t>Purple</w:t>
+            </w:r>
+          </w:p>
+        </w:tc>
+        <w:tc>
+          <w:tcPr>
+            <w:tcW w:w="4360" w:type="dxa"/>
+            <w:tcBorders>
+              <w:top w:val="single" w:sz="4" w:space="0" w:color="C7D1DD"/>
+              <w:left w:val="single" w:sz="4" w:space="0" w:color="C7D1DD"/>
+              <w:bottom w:val="single" w:sz="4" w:space="0" w:color="C7D1DD"/>
+              <w:right w:val="single" w:sz="4" w:space="0" w:color="C7D1DD"/>
+            </w:tcBorders>
+            <w:tcMar>
+              <w:top w:w="80" w:type="dxa"/>
+              <w:left w:w="120" w:type="dxa"/>
+              <w:bottom w:w="80" w:type="dxa"/>
+              <w:right w:w="120" w:type="dxa"/>
+            </w:tcMar>
+            <w:vAlign w:val="center"/>
+          </w:tcPr>
+          <w:p>
+            <w:pPr>
+              <w:spacing w:line="276" w:lineRule="auto"/>
+              <w:rPr>
+                <w:rFonts w:asciiTheme="minorHAnsi" w:hAnsiTheme="minorHAnsi" w:cstheme="minorHAnsi"/>
+              </w:rPr>
+            </w:pPr>
+            <w:r>
+              <w:rPr>
+                <w:rFonts w:asciiTheme="minorHAnsi" w:hAnsiTheme="minorHAnsi" w:cstheme="minorHAnsi"/>
+                <w:sz w:val="18"/>
+              </w:rPr>
+              <w:t>Code demo; summary</w:t>
+            </w:r>
+          </w:p>
+        </w:tc>
+        <w:tc>
+          <w:tcPr>
+            <w:tcW w:w="1800" w:type="dxa"/>
+            <w:tcBorders>
+              <w:top w:val="single" w:sz="4" w:space="0" w:color="C7D1DD"/>
+              <w:left w:val="single" w:sz="4" w:space="0" w:color="C7D1DD"/>
+              <w:bottom w:val="single" w:sz="4" w:space="0" w:color="C7D1DD"/>
+              <w:right w:val="single" w:sz="4" w:space="0" w:color="C7D1DD"/>
+            </w:tcBorders>
+            <w:tcMar>
+              <w:top w:w="80" w:type="dxa"/>
+              <w:left w:w="120" w:type="dxa"/>
+              <w:bottom w:w="80" w:type="dxa"/>
+              <w:right w:w="120" w:type="dxa"/>
+            </w:tcMar>
+            <w:vAlign w:val="center"/>
+          </w:tcPr>
+          <w:p>
+            <w:pPr>
+              <w:spacing w:line="276" w:lineRule="auto"/>
+              <w:rPr>
+                <w:rFonts w:asciiTheme="minorHAnsi" w:hAnsiTheme="minorHAnsi" w:cstheme="minorHAnsi"/>
+              </w:rPr>
+            </w:pPr>
+            <w:r>
+              <w:rPr>
+                <w:rFonts w:asciiTheme="minorHAnsi" w:hAnsiTheme="minorHAnsi" w:cstheme="minorHAnsi"/>
+                <w:sz w:val="18"/>
+              </w:rPr>
+              <w:t>12 min</w:t>
+            </w:r>
+          </w:p>
+        </w:tc>
+      </w:tr>
+    </w:tbl>
+    <w:p>
+      <w:pPr>
+        <w:rPr>
+          <w:rFonts w:asciiTheme="minorHAnsi" w:hAnsiTheme="minorHAnsi" w:cstheme="minorHAnsi"/>
+        </w:rPr>
+      </w:pPr>
+    </w:p>
+    <w:p>
+      <w:pPr>
+        <w:rPr>
+          <w:rFonts w:asciiTheme="minorHAnsi" w:hAnsiTheme="minorHAnsi" w:cstheme="minorHAnsi"/>
+        </w:rPr>
+      </w:pPr>
+    </w:p>
+    <w:p>
+      <w:pPr>
+        <w:pStyle w:val="Heading1"/>
+        <w:rPr>
+          <w:rFonts w:asciiTheme="minorHAnsi" w:hAnsiTheme="minorHAnsi" w:cstheme="minorHAnsi"/>
+        </w:rPr>
+      </w:pPr>
+      <w:r>
+        <w:rPr>
+          <w:rFonts w:asciiTheme="minorHAnsi" w:hAnsiTheme="minorHAnsi" w:cstheme="minorHAnsi"/>
+        </w:rPr>
+        <w:t>4. Required lecture content</w:t>
+      </w:r>
+    </w:p>
+    <w:p>
+      <w:pPr>
+        <w:rPr>
+          <w:rFonts w:ascii="Calibri" w:hAnsi="Calibri" w:cs="Calibri"/>
+        </w:rPr>
+      </w:pPr>
+      <w:r>
+        <w:rPr>
+          <w:rFonts w:ascii="Calibri" w:hAnsi="Calibri" w:cs="Calibri"/>
+        </w:rPr>
+        <w:t xml:space="preserve">Organize the lecture as a coherent lesson rather than a collection of independent </w:t>
+      </w:r>
+      <w:proofErr w:type="gramStart"/>
+      <w:r>
+        <w:rPr>
+          <w:rFonts w:ascii="Calibri" w:hAnsi="Calibri" w:cs="Calibri"/>
+        </w:rPr>
+        <w:t>mini-presentations</w:t>
+      </w:r>
+      <w:proofErr w:type="gramEnd"/>
+      <w:r>
+        <w:rPr>
+          <w:rFonts w:ascii="Calibri" w:hAnsi="Calibri" w:cs="Calibri"/>
+        </w:rPr>
+        <w:t>. The exact sections may vary by topic, but the final lecture must include:</w:t>
+      </w:r>
+    </w:p>
+    <w:p>
+      <w:pPr>
+        <w:rPr>
+          <w:rFonts w:ascii="Calibri" w:hAnsi="Calibri" w:cs="Calibri"/>
+        </w:rPr>
+      </w:pPr>
+    </w:p>
+    <w:p>
+      <w:pPr>
+        <w:numPr>
+          <w:ilvl w:val="0"/>
+          <w:numId w:val="6"/>
+        </w:numPr>
+        <w:spacing w:after="120" w:line="300" w:lineRule="auto"/>
+        <w:ind w:right="-90"/>
+        <w:rPr>
+          <w:rFonts w:ascii="Calibri" w:hAnsi="Calibri" w:cs="Calibri"/>
+        </w:rPr>
+      </w:pPr>
+      <w:r>
+        <w:rPr>
+          <w:rFonts w:ascii="Calibri" w:hAnsi="Calibri" w:cs="Calibri"/>
+          <w:b/>
+        </w:rPr>
+        <w:t xml:space="preserve">Motivation and learning objectives. </w:t>
+      </w:r>
+      <w:r>
+        <w:rPr>
+          <w:rFonts w:ascii="Calibri" w:hAnsi="Calibri" w:cs="Calibri"/>
+        </w:rPr>
+        <w:t>Explain the problem and what the class should learn.</w:t>
+      </w:r>
+    </w:p>
+    <w:p>
+      <w:pPr>
+        <w:numPr>
+          <w:ilvl w:val="0"/>
+          <w:numId w:val="6"/>
+        </w:numPr>
+        <w:spacing w:after="120" w:line="300" w:lineRule="auto"/>
+        <w:ind w:right="-90"/>
+        <w:rPr>
+          <w:rFonts w:ascii="Calibri" w:hAnsi="Calibri" w:cs="Calibri"/>
+        </w:rPr>
+      </w:pPr>
+      <w:r>
+        <w:rPr>
+          <w:rFonts w:ascii="Calibri" w:hAnsi="Calibri" w:cs="Calibri"/>
+          <w:b/>
+        </w:rPr>
+        <w:t xml:space="preserve">Foundations and terminology. </w:t>
+      </w:r>
+      <w:r>
+        <w:rPr>
+          <w:rFonts w:ascii="Calibri" w:hAnsi="Calibri" w:cs="Calibri"/>
+        </w:rPr>
+        <w:t>Define the necessary system model, assumptions, and vocabulary.</w:t>
+      </w:r>
+    </w:p>
+    <w:p>
+      <w:pPr>
+        <w:numPr>
+          <w:ilvl w:val="0"/>
+          <w:numId w:val="6"/>
+        </w:numPr>
+        <w:spacing w:after="120" w:line="300" w:lineRule="auto"/>
+        <w:ind w:right="-90"/>
+        <w:rPr>
+          <w:rFonts w:ascii="Calibri" w:hAnsi="Calibri" w:cs="Calibri"/>
+        </w:rPr>
+      </w:pPr>
+      <w:r>
+        <w:rPr>
+          <w:rFonts w:ascii="Calibri" w:hAnsi="Calibri" w:cs="Calibri"/>
+          <w:b/>
+        </w:rPr>
+        <w:t xml:space="preserve">Core mechanism. </w:t>
+      </w:r>
+      <w:r>
+        <w:rPr>
+          <w:rFonts w:ascii="Calibri" w:hAnsi="Calibri" w:cs="Calibri"/>
+        </w:rPr>
+        <w:t>Teach the architecture, protocol, algorithm, or theorem step by step.</w:t>
+      </w:r>
+    </w:p>
+    <w:p>
+      <w:pPr>
+        <w:numPr>
+          <w:ilvl w:val="0"/>
+          <w:numId w:val="6"/>
+        </w:numPr>
+        <w:spacing w:after="120" w:line="300" w:lineRule="auto"/>
+        <w:ind w:right="-90"/>
+        <w:rPr>
+          <w:rFonts w:ascii="Calibri" w:hAnsi="Calibri" w:cs="Calibri"/>
+        </w:rPr>
+      </w:pPr>
+      <w:r>
+        <w:rPr>
+          <w:rFonts w:ascii="Calibri" w:hAnsi="Calibri" w:cs="Calibri"/>
+          <w:b/>
+        </w:rPr>
+        <w:t xml:space="preserve">Worked example. </w:t>
+      </w:r>
+      <w:r>
+        <w:rPr>
+          <w:rFonts w:ascii="Calibri" w:hAnsi="Calibri" w:cs="Calibri"/>
+        </w:rPr>
+        <w:t>Trace a concrete example with messages, states, data flow, or calculations.</w:t>
+      </w:r>
+    </w:p>
+    <w:p>
+      <w:pPr>
+        <w:numPr>
+          <w:ilvl w:val="0"/>
+          <w:numId w:val="6"/>
+        </w:numPr>
+        <w:spacing w:after="120" w:line="300" w:lineRule="auto"/>
+        <w:ind w:right="-90"/>
+        <w:rPr>
+          <w:rFonts w:ascii="Calibri" w:hAnsi="Calibri" w:cs="Calibri"/>
+        </w:rPr>
+      </w:pPr>
+      <w:r>
+        <w:rPr>
+          <w:rFonts w:ascii="Calibri" w:hAnsi="Calibri" w:cs="Calibri"/>
+          <w:b/>
+        </w:rPr>
+        <w:t xml:space="preserve">Real-system connection. </w:t>
+      </w:r>
+      <w:r>
+        <w:rPr>
+          <w:rFonts w:ascii="Calibri" w:hAnsi="Calibri" w:cs="Calibri"/>
+        </w:rPr>
+        <w:t>Discuss at least one real framework, platform, service, or published system.</w:t>
+      </w:r>
+    </w:p>
+    <w:p>
+      <w:pPr>
+        <w:numPr>
+          <w:ilvl w:val="0"/>
+          <w:numId w:val="6"/>
+        </w:numPr>
+        <w:spacing w:after="120" w:line="300" w:lineRule="auto"/>
+        <w:ind w:right="-90"/>
+        <w:rPr>
+          <w:rFonts w:ascii="Calibri" w:hAnsi="Calibri" w:cs="Calibri"/>
+        </w:rPr>
+      </w:pPr>
+      <w:r>
+        <w:rPr>
+          <w:rFonts w:ascii="Calibri" w:hAnsi="Calibri" w:cs="Calibri"/>
+          <w:b/>
+        </w:rPr>
+        <w:t xml:space="preserve">Technical demonstration. </w:t>
+      </w:r>
+      <w:r>
+        <w:rPr>
+          <w:rFonts w:ascii="Calibri" w:hAnsi="Calibri" w:cs="Calibri"/>
+        </w:rPr>
+        <w:t>Run and explain code, a simulation, a benchmark, or a reproducible system walkthrough.</w:t>
+      </w:r>
+    </w:p>
+    <w:p>
+      <w:pPr>
+        <w:numPr>
+          <w:ilvl w:val="0"/>
+          <w:numId w:val="6"/>
+        </w:numPr>
+        <w:spacing w:after="120" w:line="300" w:lineRule="auto"/>
+        <w:ind w:right="-90"/>
+        <w:rPr>
+          <w:rFonts w:ascii="Calibri" w:hAnsi="Calibri" w:cs="Calibri"/>
+        </w:rPr>
+      </w:pPr>
+      <w:r>
+        <w:rPr>
+          <w:rFonts w:ascii="Calibri" w:hAnsi="Calibri" w:cs="Calibri"/>
+          <w:b/>
+        </w:rPr>
+        <w:t xml:space="preserve">Tradeoffs and failure behavior. </w:t>
+      </w:r>
+      <w:r>
+        <w:rPr>
+          <w:rFonts w:ascii="Calibri" w:hAnsi="Calibri" w:cs="Calibri"/>
+        </w:rPr>
+        <w:t>Address performance, scalability, consistency, availability, fault tolerance, or security as applicable.</w:t>
+      </w:r>
+    </w:p>
+    <w:p>
+      <w:pPr>
+        <w:numPr>
+          <w:ilvl w:val="0"/>
+          <w:numId w:val="6"/>
+        </w:numPr>
+        <w:spacing w:after="120" w:line="300" w:lineRule="auto"/>
+        <w:ind w:right="-90"/>
+        <w:rPr>
+          <w:rFonts w:ascii="Calibri" w:hAnsi="Calibri" w:cs="Calibri"/>
+        </w:rPr>
+      </w:pPr>
+      <w:r>
+        <w:rPr>
+          <w:rFonts w:ascii="Calibri" w:hAnsi="Calibri" w:cs="Calibri"/>
+          <w:b/>
+        </w:rPr>
+        <w:t xml:space="preserve">Summary and knowledge check. </w:t>
+      </w:r>
+      <w:r>
+        <w:rPr>
+          <w:rFonts w:ascii="Calibri" w:hAnsi="Calibri" w:cs="Calibri"/>
+        </w:rPr>
+        <w:t>End with key takeaways for classmates.</w:t>
+      </w:r>
+    </w:p>
+    <w:p>
+      <w:pPr>
+        <w:pStyle w:val="Heading1"/>
+        <w:rPr>
+          <w:rFonts w:asciiTheme="minorHAnsi" w:hAnsiTheme="minorHAnsi" w:cstheme="minorHAnsi"/>
+        </w:rPr>
+      </w:pPr>
+      <w:r>
+        <w:rPr>
+          <w:rFonts w:asciiTheme="minorHAnsi" w:hAnsiTheme="minorHAnsi" w:cstheme="minorHAnsi"/>
+        </w:rPr>
+        <w:lastRenderedPageBreak/>
+        <w:t>5. Existing slides and originality</w:t>
+      </w:r>
+    </w:p>
+    <w:p>
+      <w:pPr>
+        <w:rPr>
+          <w:rFonts w:asciiTheme="minorHAnsi" w:hAnsiTheme="minorHAnsi" w:cstheme="minorHAnsi"/>
+        </w:rPr>
+      </w:pPr>
+      <w:r>
+        <w:rPr>
+          <w:rFonts w:asciiTheme="minorHAnsi" w:hAnsiTheme="minorHAnsi" w:cstheme="minorHAnsi"/>
+        </w:rPr>
+        <w:t>The supplied slides are reference material, not a finished submission. You may use them to understand the expected scope and to identify important concepts, but your group must produce a meaningfully revised lecture.</w:t>
+      </w:r>
+    </w:p>
+    <w:p>
+      <w:pPr>
+        <w:rPr>
+          <w:rFonts w:asciiTheme="minorHAnsi" w:hAnsiTheme="minorHAnsi" w:cstheme="minorHAnsi"/>
+        </w:rPr>
+      </w:pPr>
+    </w:p>
+    <w:p>
+      <w:pPr>
+        <w:numPr>
+          <w:ilvl w:val="0"/>
+          <w:numId w:val="7"/>
+        </w:numPr>
+        <w:spacing w:after="120"/>
+        <w:rPr>
+          <w:rFonts w:asciiTheme="minorHAnsi" w:hAnsiTheme="minorHAnsi" w:cstheme="minorHAnsi"/>
+        </w:rPr>
+      </w:pPr>
+      <w:r>
+        <w:rPr>
+          <w:rFonts w:asciiTheme="minorHAnsi" w:hAnsiTheme="minorHAnsi" w:cstheme="minorHAnsi"/>
+        </w:rPr>
+        <w:t>At least 50% of the substantive teaching content must be new or substantially redesigned by the group.</w:t>
+      </w:r>
+    </w:p>
+    <w:p>
+      <w:pPr>
+        <w:numPr>
+          <w:ilvl w:val="0"/>
+          <w:numId w:val="7"/>
+        </w:numPr>
+        <w:spacing w:after="120"/>
+        <w:rPr>
+          <w:rFonts w:asciiTheme="minorHAnsi" w:hAnsiTheme="minorHAnsi" w:cstheme="minorHAnsi"/>
+        </w:rPr>
+      </w:pPr>
+      <w:r>
+        <w:rPr>
+          <w:rFonts w:asciiTheme="minorHAnsi" w:hAnsiTheme="minorHAnsi" w:cstheme="minorHAnsi"/>
+        </w:rPr>
+        <w:t>No supplied slide may be copied unchanged. A substantially revised slide must improve the explanation, structure, evidence, visualization, example, or technical accuracy - not merely change colors or fonts.</w:t>
+      </w:r>
+    </w:p>
+    <w:p>
+      <w:pPr>
+        <w:numPr>
+          <w:ilvl w:val="0"/>
+          <w:numId w:val="7"/>
+        </w:numPr>
+        <w:spacing w:after="120"/>
+        <w:rPr>
+          <w:rFonts w:asciiTheme="minorHAnsi" w:hAnsiTheme="minorHAnsi" w:cstheme="minorHAnsi"/>
+        </w:rPr>
+      </w:pPr>
+      <w:r>
+        <w:rPr>
+          <w:rFonts w:asciiTheme="minorHAnsi" w:hAnsiTheme="minorHAnsi" w:cstheme="minorHAnsi"/>
+        </w:rPr>
+        <w:t>Do not reproduce a long sequence of the supplied deck. Reorganize the narrative around your own learning objectives and teaching plan.</w:t>
+      </w:r>
+    </w:p>
+    <w:p>
+      <w:pPr>
+        <w:numPr>
+          <w:ilvl w:val="0"/>
+          <w:numId w:val="7"/>
+        </w:numPr>
+        <w:spacing w:after="120"/>
+        <w:rPr>
+          <w:rFonts w:asciiTheme="minorHAnsi" w:hAnsiTheme="minorHAnsi" w:cstheme="minorHAnsi"/>
+        </w:rPr>
+      </w:pPr>
+      <w:r>
+        <w:rPr>
+          <w:rFonts w:asciiTheme="minorHAnsi" w:hAnsiTheme="minorHAnsi" w:cstheme="minorHAnsi"/>
+        </w:rPr>
+        <w:t>Cite the supplied slides when adapting them, and cite every external diagram, dataset, quotation, benchmark, or nontrivial claim.</w:t>
+      </w:r>
+    </w:p>
+    <w:p>
+      <w:pPr>
+        <w:rPr>
+          <w:rFonts w:asciiTheme="minorHAnsi" w:hAnsiTheme="minorHAnsi" w:cstheme="minorHAnsi"/>
+        </w:rPr>
+      </w:pPr>
+    </w:p>
+    <w:p>
+      <w:pPr>
+        <w:pStyle w:val="Heading1"/>
+        <w:rPr>
+          <w:rFonts w:asciiTheme="minorHAnsi" w:hAnsiTheme="minorHAnsi" w:cstheme="minorHAnsi"/>
+        </w:rPr>
+      </w:pPr>
+      <w:r>
+        <w:rPr>
+          <w:rFonts w:asciiTheme="minorHAnsi" w:hAnsiTheme="minorHAnsi" w:cstheme="minorHAnsi"/>
+        </w:rPr>
+        <w:t>6. Code demonstration requirements</w:t>
+      </w:r>
+    </w:p>
+    <w:p>
+      <w:pPr>
         <w:jc w:val="both"/>
         <w:rPr>
-          <w:rFonts w:asciiTheme="minorHAnsi" w:hAnsiTheme="minorHAnsi" w:cstheme="minorHAnsi"/>
-        </w:rPr>
-      </w:pPr>
-    </w:p>
-    <w:p>
-      <w:pPr>
-        <w:tabs>
-          <w:tab w:val="left" w:pos="916"/>
-          <w:tab w:val="left" w:pos="1832"/>
-          <w:tab w:val="left" w:pos="2748"/>
-          <w:tab w:val="left" w:pos="3664"/>
-          <w:tab w:val="left" w:pos="4580"/>
-          <w:tab w:val="left" w:pos="5496"/>
-          <w:tab w:val="left" w:pos="6412"/>
-          <w:tab w:val="left" w:pos="7328"/>
-          <w:tab w:val="left" w:pos="8244"/>
-          <w:tab w:val="left" w:pos="9160"/>
-          <w:tab w:val="left" w:pos="10076"/>
-          <w:tab w:val="left" w:pos="10992"/>
-          <w:tab w:val="left" w:pos="11908"/>
-          <w:tab w:val="left" w:pos="12824"/>
-          <w:tab w:val="left" w:pos="13740"/>
-          <w:tab w:val="left" w:pos="14656"/>
-        </w:tabs>
-        <w:spacing w:line="0" w:lineRule="atLeast"/>
-        <w:ind w:left="360"/>
-        <w:rPr>
-          <w:rFonts w:ascii="Courier New" w:hAnsi="Courier New" w:cs="Courier New"/>
-          <w:color w:val="333333"/>
-          <w:sz w:val="15"/>
-          <w:szCs w:val="15"/>
-        </w:rPr>
-      </w:pPr>
-    </w:p>
-    <w:p>
-      <w:pPr>
-        <w:ind w:left="360"/>
+          <w:rFonts w:ascii="Calibri" w:hAnsi="Calibri" w:cs="Calibri"/>
+        </w:rPr>
+      </w:pPr>
+      <w:r>
+        <w:rPr>
+          <w:rFonts w:ascii="Calibri" w:hAnsi="Calibri" w:cs="Calibri"/>
+        </w:rPr>
+        <w:t xml:space="preserve">The lecture must contain a technical demonstration lasting approximately </w:t>
+      </w:r>
+      <w:r>
+        <w:rPr>
+          <w:rFonts w:ascii="Calibri" w:hAnsi="Calibri" w:cs="Calibri"/>
+        </w:rPr>
+        <w:t>10</w:t>
+      </w:r>
+      <w:r>
+        <w:rPr>
+          <w:rFonts w:ascii="Calibri" w:hAnsi="Calibri" w:cs="Calibri"/>
+        </w:rPr>
+        <w:t xml:space="preserve"> minutes. The demo should make an important idea visible rather than simply showing source code on screen. You can use 3</w:t>
+      </w:r>
+      <w:r>
+        <w:rPr>
+          <w:rFonts w:ascii="Calibri" w:hAnsi="Calibri" w:cs="Calibri"/>
+          <w:vertAlign w:val="superscript"/>
+        </w:rPr>
+        <w:t>rd</w:t>
+      </w:r>
+      <w:r>
+        <w:rPr>
+          <w:rFonts w:ascii="Calibri" w:hAnsi="Calibri" w:cs="Calibri"/>
+        </w:rPr>
+        <w:t xml:space="preserve">-party code to demo the topic or design the code by your group. Vibe coding through AI is also allowed </w:t>
+      </w:r>
+      <w:r>
+        <w:rPr>
+          <w:rFonts w:ascii="Calibri" w:hAnsi="Calibri" w:cs="Calibri"/>
+        </w:rPr>
+        <w:t xml:space="preserve">just to make the </w:t>
+      </w:r>
+      <w:r>
+        <w:rPr>
+          <w:rFonts w:ascii="Calibri" w:hAnsi="Calibri" w:cs="Calibri"/>
+        </w:rPr>
+        <w:t xml:space="preserve">demo </w:t>
+      </w:r>
+      <w:r>
+        <w:rPr>
+          <w:rFonts w:ascii="Calibri" w:hAnsi="Calibri" w:cs="Calibri"/>
+        </w:rPr>
+        <w:t>great</w:t>
+      </w:r>
+      <w:r>
+        <w:rPr>
+          <w:rFonts w:ascii="Calibri" w:hAnsi="Calibri" w:cs="Calibri"/>
+        </w:rPr>
+        <w:t xml:space="preserve">. </w:t>
+      </w:r>
+    </w:p>
+    <w:p>
+      <w:pPr>
         <w:jc w:val="both"/>
-      </w:pPr>
+        <w:rPr>
+          <w:rFonts w:ascii="Calibri" w:hAnsi="Calibri" w:cs="Calibri"/>
+        </w:rPr>
+      </w:pPr>
+    </w:p>
+    <w:p>
+      <w:pPr>
+        <w:numPr>
+          <w:ilvl w:val="0"/>
+          <w:numId w:val="8"/>
+        </w:numPr>
+        <w:spacing w:after="120" w:line="300" w:lineRule="auto"/>
+        <w:rPr>
+          <w:rFonts w:ascii="Calibri" w:hAnsi="Calibri" w:cs="Calibri"/>
+        </w:rPr>
+      </w:pPr>
+      <w:r>
+        <w:rPr>
+          <w:rFonts w:ascii="Calibri" w:hAnsi="Calibri" w:cs="Calibri"/>
+        </w:rPr>
+        <w:t>State the question the demo answers and connect it to the lecture concept.</w:t>
+      </w:r>
+    </w:p>
+    <w:p>
+      <w:pPr>
+        <w:numPr>
+          <w:ilvl w:val="0"/>
+          <w:numId w:val="8"/>
+        </w:numPr>
+        <w:spacing w:after="120" w:line="300" w:lineRule="auto"/>
+        <w:rPr>
+          <w:rFonts w:ascii="Calibri" w:hAnsi="Calibri" w:cs="Calibri"/>
+        </w:rPr>
+      </w:pPr>
+      <w:r>
+        <w:rPr>
+          <w:rFonts w:ascii="Calibri" w:hAnsi="Calibri" w:cs="Calibri"/>
+        </w:rPr>
+        <w:t>Show the architecture, inputs, commands, and expected behavior before execution.</w:t>
+      </w:r>
+    </w:p>
+    <w:p>
+      <w:pPr>
+        <w:numPr>
+          <w:ilvl w:val="0"/>
+          <w:numId w:val="8"/>
+        </w:numPr>
+        <w:spacing w:after="120" w:line="300" w:lineRule="auto"/>
+        <w:rPr>
+          <w:rFonts w:ascii="Calibri" w:hAnsi="Calibri" w:cs="Calibri"/>
+        </w:rPr>
+      </w:pPr>
+      <w:r>
+        <w:rPr>
+          <w:rFonts w:ascii="Calibri" w:hAnsi="Calibri" w:cs="Calibri"/>
+        </w:rPr>
+        <w:t>Run the demo and interpret the output. Do not treat successful execution as self-explanatory.</w:t>
+      </w:r>
+    </w:p>
+    <w:p>
+      <w:pPr>
+        <w:numPr>
+          <w:ilvl w:val="0"/>
+          <w:numId w:val="8"/>
+        </w:numPr>
+        <w:spacing w:after="120" w:line="300" w:lineRule="auto"/>
+        <w:rPr>
+          <w:rFonts w:ascii="Calibri" w:hAnsi="Calibri" w:cs="Calibri"/>
+        </w:rPr>
+      </w:pPr>
+      <w:r>
+        <w:rPr>
+          <w:rFonts w:ascii="Calibri" w:hAnsi="Calibri" w:cs="Calibri"/>
+        </w:rPr>
+        <w:t>Include at least one meaningful variation, comparison, failure, or edge case when appropriate.</w:t>
+      </w:r>
+    </w:p>
+    <w:p>
+      <w:pPr>
+        <w:numPr>
+          <w:ilvl w:val="0"/>
+          <w:numId w:val="8"/>
+        </w:numPr>
+        <w:spacing w:after="120" w:line="300" w:lineRule="auto"/>
+        <w:rPr>
+          <w:rFonts w:ascii="Calibri" w:hAnsi="Calibri" w:cs="Calibri"/>
+        </w:rPr>
+      </w:pPr>
+      <w:r>
+        <w:rPr>
+          <w:rFonts w:ascii="Calibri" w:hAnsi="Calibri" w:cs="Calibri"/>
+        </w:rPr>
+        <w:t>Provide source code plus a README with prerequisites, setup steps, commands, expected output, and known limitations.</w:t>
+      </w:r>
+    </w:p>
+    <w:p>
+      <w:pPr>
+        <w:numPr>
+          <w:ilvl w:val="0"/>
+          <w:numId w:val="8"/>
+        </w:numPr>
+        <w:spacing w:after="120" w:line="300" w:lineRule="auto"/>
+        <w:rPr>
+          <w:rFonts w:ascii="Calibri" w:hAnsi="Calibri" w:cs="Calibri"/>
+        </w:rPr>
+      </w:pPr>
+      <w:r>
+        <w:rPr>
+          <w:rFonts w:ascii="Calibri" w:hAnsi="Calibri" w:cs="Calibri"/>
+        </w:rPr>
+        <w:t>Prepare a short backup recording or screenshots in case a live run fails during recording.</w:t>
+      </w:r>
+    </w:p>
+    <w:tbl>
+      <w:tblPr>
+        <w:tblW w:w="9360" w:type="dxa"/>
+        <w:tblInd w:w="-5" w:type="dxa"/>
+        <w:tblLayout w:type="fixed"/>
+        <w:tblLook w:val="04A0" w:firstRow="1" w:lastRow="0" w:firstColumn="1" w:lastColumn="0" w:noHBand="0" w:noVBand="1"/>
+      </w:tblPr>
+      <w:tblGrid>
+        <w:gridCol w:w="2325"/>
+        <w:gridCol w:w="7035"/>
+      </w:tblGrid>
+      <w:tr>
+        <w:trPr>
+          <w:cantSplit/>
+          <w:tblHeader/>
+        </w:trPr>
+        <w:tc>
+          <w:tcPr>
+            <w:tcW w:w="2325" w:type="dxa"/>
+            <w:tcBorders>
+              <w:top w:val="single" w:sz="4" w:space="0" w:color="C7D1DD"/>
+              <w:left w:val="single" w:sz="4" w:space="0" w:color="C7D1DD"/>
+              <w:bottom w:val="single" w:sz="4" w:space="0" w:color="C7D1DD"/>
+              <w:right w:val="single" w:sz="4" w:space="0" w:color="C7D1DD"/>
+            </w:tcBorders>
+            <w:shd w:val="clear" w:color="auto" w:fill="E8EEF5"/>
+            <w:tcMar>
+              <w:top w:w="80" w:type="dxa"/>
+              <w:left w:w="120" w:type="dxa"/>
+              <w:bottom w:w="80" w:type="dxa"/>
+              <w:right w:w="120" w:type="dxa"/>
+            </w:tcMar>
+            <w:vAlign w:val="center"/>
+          </w:tcPr>
+          <w:p>
+            <w:pPr>
+              <w:spacing w:line="276" w:lineRule="auto"/>
+              <w:rPr>
+                <w:rFonts w:ascii="Calibri" w:hAnsi="Calibri" w:cs="Calibri"/>
+              </w:rPr>
+            </w:pPr>
+            <w:r>
+              <w:rPr>
+                <w:rFonts w:ascii="Calibri" w:hAnsi="Calibri" w:cs="Calibri"/>
+                <w:b/>
+              </w:rPr>
+              <w:lastRenderedPageBreak/>
+              <w:t>Topic family</w:t>
+            </w:r>
+          </w:p>
+        </w:tc>
+        <w:tc>
+          <w:tcPr>
+            <w:tcW w:w="7035" w:type="dxa"/>
+            <w:tcBorders>
+              <w:top w:val="single" w:sz="4" w:space="0" w:color="C7D1DD"/>
+              <w:left w:val="single" w:sz="4" w:space="0" w:color="C7D1DD"/>
+              <w:bottom w:val="single" w:sz="4" w:space="0" w:color="C7D1DD"/>
+              <w:right w:val="single" w:sz="4" w:space="0" w:color="C7D1DD"/>
+            </w:tcBorders>
+            <w:shd w:val="clear" w:color="auto" w:fill="E8EEF5"/>
+            <w:tcMar>
+              <w:top w:w="80" w:type="dxa"/>
+              <w:left w:w="120" w:type="dxa"/>
+              <w:bottom w:w="80" w:type="dxa"/>
+              <w:right w:w="120" w:type="dxa"/>
+            </w:tcMar>
+            <w:vAlign w:val="center"/>
+          </w:tcPr>
+          <w:p>
+            <w:pPr>
+              <w:spacing w:line="276" w:lineRule="auto"/>
+              <w:rPr>
+                <w:rFonts w:ascii="Calibri" w:hAnsi="Calibri" w:cs="Calibri"/>
+              </w:rPr>
+            </w:pPr>
+            <w:r>
+              <w:rPr>
+                <w:rFonts w:ascii="Calibri" w:hAnsi="Calibri" w:cs="Calibri"/>
+                <w:b/>
+              </w:rPr>
+              <w:t>Possible demonstration direction</w:t>
+            </w:r>
+          </w:p>
+        </w:tc>
+      </w:tr>
+      <w:tr>
+        <w:trPr>
+          <w:cantSplit/>
+        </w:trPr>
+        <w:tc>
+          <w:tcPr>
+            <w:tcW w:w="2325" w:type="dxa"/>
+            <w:tcBorders>
+              <w:top w:val="single" w:sz="4" w:space="0" w:color="C7D1DD"/>
+              <w:left w:val="single" w:sz="4" w:space="0" w:color="C7D1DD"/>
+              <w:bottom w:val="single" w:sz="4" w:space="0" w:color="C7D1DD"/>
+              <w:right w:val="single" w:sz="4" w:space="0" w:color="C7D1DD"/>
+            </w:tcBorders>
+            <w:tcMar>
+              <w:top w:w="80" w:type="dxa"/>
+              <w:left w:w="120" w:type="dxa"/>
+              <w:bottom w:w="80" w:type="dxa"/>
+              <w:right w:w="120" w:type="dxa"/>
+            </w:tcMar>
+            <w:vAlign w:val="center"/>
+          </w:tcPr>
+          <w:p>
+            <w:pPr>
+              <w:spacing w:line="276" w:lineRule="auto"/>
+              <w:rPr>
+                <w:rFonts w:ascii="Calibri" w:hAnsi="Calibri" w:cs="Calibri"/>
+              </w:rPr>
+            </w:pPr>
+            <w:r>
+              <w:rPr>
+                <w:rFonts w:ascii="Calibri" w:hAnsi="Calibri" w:cs="Calibri"/>
+              </w:rPr>
+              <w:t>Coordination</w:t>
+            </w:r>
+          </w:p>
+        </w:tc>
+        <w:tc>
+          <w:tcPr>
+            <w:tcW w:w="7035" w:type="dxa"/>
+            <w:tcBorders>
+              <w:top w:val="single" w:sz="4" w:space="0" w:color="C7D1DD"/>
+              <w:left w:val="single" w:sz="4" w:space="0" w:color="C7D1DD"/>
+              <w:bottom w:val="single" w:sz="4" w:space="0" w:color="C7D1DD"/>
+              <w:right w:val="single" w:sz="4" w:space="0" w:color="C7D1DD"/>
+            </w:tcBorders>
+            <w:tcMar>
+              <w:top w:w="80" w:type="dxa"/>
+              <w:left w:w="120" w:type="dxa"/>
+              <w:bottom w:w="80" w:type="dxa"/>
+              <w:right w:w="120" w:type="dxa"/>
+            </w:tcMar>
+            <w:vAlign w:val="center"/>
+          </w:tcPr>
+          <w:p>
+            <w:pPr>
+              <w:spacing w:line="276" w:lineRule="auto"/>
+              <w:rPr>
+                <w:rFonts w:ascii="Calibri" w:hAnsi="Calibri" w:cs="Calibri"/>
+              </w:rPr>
+            </w:pPr>
+            <w:r>
+              <w:rPr>
+                <w:rFonts w:ascii="Calibri" w:hAnsi="Calibri" w:cs="Calibri"/>
+              </w:rPr>
+              <w:t>Simulate mutual exclusion, leader election, consensus, or a distributed lock under delay/failure.</w:t>
+            </w:r>
+          </w:p>
+        </w:tc>
+      </w:tr>
+      <w:tr>
+        <w:trPr>
+          <w:cantSplit/>
+        </w:trPr>
+        <w:tc>
+          <w:tcPr>
+            <w:tcW w:w="2325" w:type="dxa"/>
+            <w:tcBorders>
+              <w:top w:val="single" w:sz="4" w:space="0" w:color="C7D1DD"/>
+              <w:left w:val="single" w:sz="4" w:space="0" w:color="C7D1DD"/>
+              <w:bottom w:val="single" w:sz="4" w:space="0" w:color="C7D1DD"/>
+              <w:right w:val="single" w:sz="4" w:space="0" w:color="C7D1DD"/>
+            </w:tcBorders>
+            <w:tcMar>
+              <w:top w:w="80" w:type="dxa"/>
+              <w:left w:w="120" w:type="dxa"/>
+              <w:bottom w:w="80" w:type="dxa"/>
+              <w:right w:w="120" w:type="dxa"/>
+            </w:tcMar>
+            <w:vAlign w:val="center"/>
+          </w:tcPr>
+          <w:p>
+            <w:pPr>
+              <w:spacing w:line="276" w:lineRule="auto"/>
+              <w:rPr>
+                <w:rFonts w:ascii="Calibri" w:hAnsi="Calibri" w:cs="Calibri"/>
+              </w:rPr>
+            </w:pPr>
+            <w:r>
+              <w:rPr>
+                <w:rFonts w:ascii="Calibri" w:hAnsi="Calibri" w:cs="Calibri"/>
+              </w:rPr>
+              <w:t>Management</w:t>
+            </w:r>
+          </w:p>
+        </w:tc>
+        <w:tc>
+          <w:tcPr>
+            <w:tcW w:w="7035" w:type="dxa"/>
+            <w:tcBorders>
+              <w:top w:val="single" w:sz="4" w:space="0" w:color="C7D1DD"/>
+              <w:left w:val="single" w:sz="4" w:space="0" w:color="C7D1DD"/>
+              <w:bottom w:val="single" w:sz="4" w:space="0" w:color="C7D1DD"/>
+              <w:right w:val="single" w:sz="4" w:space="0" w:color="C7D1DD"/>
+            </w:tcBorders>
+            <w:tcMar>
+              <w:top w:w="80" w:type="dxa"/>
+              <w:left w:w="120" w:type="dxa"/>
+              <w:bottom w:w="80" w:type="dxa"/>
+              <w:right w:w="120" w:type="dxa"/>
+            </w:tcMar>
+            <w:vAlign w:val="center"/>
+          </w:tcPr>
+          <w:p>
+            <w:pPr>
+              <w:spacing w:line="276" w:lineRule="auto"/>
+              <w:rPr>
+                <w:rFonts w:ascii="Calibri" w:hAnsi="Calibri" w:cs="Calibri"/>
+              </w:rPr>
+            </w:pPr>
+            <w:r>
+              <w:rPr>
+                <w:rFonts w:ascii="Calibri" w:hAnsi="Calibri" w:cs="Calibri"/>
+              </w:rPr>
+              <w:t>Demo or c</w:t>
+            </w:r>
+            <w:r>
+              <w:rPr>
+                <w:rFonts w:ascii="Calibri" w:hAnsi="Calibri" w:cs="Calibri"/>
+              </w:rPr>
+              <w:t xml:space="preserve">ompare </w:t>
+            </w:r>
+            <w:r>
+              <w:rPr>
+                <w:rFonts w:ascii="Calibri" w:hAnsi="Calibri" w:cs="Calibri"/>
+              </w:rPr>
+              <w:t xml:space="preserve">how </w:t>
+            </w:r>
+            <w:r>
+              <w:rPr>
+                <w:rFonts w:ascii="Calibri" w:hAnsi="Calibri" w:cs="Calibri"/>
+              </w:rPr>
+              <w:t>centralized and decentralized control</w:t>
+            </w:r>
+            <w:r>
+              <w:rPr>
+                <w:rFonts w:ascii="Calibri" w:hAnsi="Calibri" w:cs="Calibri"/>
+              </w:rPr>
+              <w:t xml:space="preserve"> works</w:t>
+            </w:r>
+            <w:r>
+              <w:rPr>
+                <w:rFonts w:ascii="Calibri" w:hAnsi="Calibri" w:cs="Calibri"/>
+              </w:rPr>
+              <w:t>, discovery, scheduling, or failure handling.</w:t>
+            </w:r>
+          </w:p>
+        </w:tc>
+      </w:tr>
+      <w:tr>
+        <w:trPr>
+          <w:cantSplit/>
+        </w:trPr>
+        <w:tc>
+          <w:tcPr>
+            <w:tcW w:w="2325" w:type="dxa"/>
+            <w:tcBorders>
+              <w:top w:val="single" w:sz="4" w:space="0" w:color="C7D1DD"/>
+              <w:left w:val="single" w:sz="4" w:space="0" w:color="C7D1DD"/>
+              <w:bottom w:val="single" w:sz="4" w:space="0" w:color="C7D1DD"/>
+              <w:right w:val="single" w:sz="4" w:space="0" w:color="C7D1DD"/>
+            </w:tcBorders>
+            <w:tcMar>
+              <w:top w:w="80" w:type="dxa"/>
+              <w:left w:w="120" w:type="dxa"/>
+              <w:bottom w:w="80" w:type="dxa"/>
+              <w:right w:w="120" w:type="dxa"/>
+            </w:tcMar>
+            <w:vAlign w:val="center"/>
+          </w:tcPr>
+          <w:p>
+            <w:pPr>
+              <w:spacing w:line="276" w:lineRule="auto"/>
+              <w:rPr>
+                <w:rFonts w:ascii="Calibri" w:hAnsi="Calibri" w:cs="Calibri"/>
+              </w:rPr>
+            </w:pPr>
+            <w:r>
+              <w:rPr>
+                <w:rFonts w:ascii="Calibri" w:hAnsi="Calibri" w:cs="Calibri"/>
+              </w:rPr>
+              <w:t>Computation</w:t>
+            </w:r>
+          </w:p>
+        </w:tc>
+        <w:tc>
+          <w:tcPr>
+            <w:tcW w:w="7035" w:type="dxa"/>
+            <w:tcBorders>
+              <w:top w:val="single" w:sz="4" w:space="0" w:color="C7D1DD"/>
+              <w:left w:val="single" w:sz="4" w:space="0" w:color="C7D1DD"/>
+              <w:bottom w:val="single" w:sz="4" w:space="0" w:color="C7D1DD"/>
+              <w:right w:val="single" w:sz="4" w:space="0" w:color="C7D1DD"/>
+            </w:tcBorders>
+            <w:tcMar>
+              <w:top w:w="80" w:type="dxa"/>
+              <w:left w:w="120" w:type="dxa"/>
+              <w:bottom w:w="80" w:type="dxa"/>
+              <w:right w:w="120" w:type="dxa"/>
+            </w:tcMar>
+            <w:vAlign w:val="center"/>
+          </w:tcPr>
+          <w:p>
+            <w:pPr>
+              <w:spacing w:line="276" w:lineRule="auto"/>
+              <w:rPr>
+                <w:rFonts w:ascii="Calibri" w:hAnsi="Calibri" w:cs="Calibri"/>
+              </w:rPr>
+            </w:pPr>
+            <w:r>
+              <w:rPr>
+                <w:rFonts w:ascii="Calibri" w:hAnsi="Calibri" w:cs="Calibri"/>
+              </w:rPr>
+              <w:t>Run a MapReduce or Spark workload and explain partitioning, shuffle, parallelism, and timing.</w:t>
+            </w:r>
+          </w:p>
+        </w:tc>
+      </w:tr>
+      <w:tr>
+        <w:trPr>
+          <w:cantSplit/>
+        </w:trPr>
+        <w:tc>
+          <w:tcPr>
+            <w:tcW w:w="2325" w:type="dxa"/>
+            <w:tcBorders>
+              <w:top w:val="single" w:sz="4" w:space="0" w:color="C7D1DD"/>
+              <w:left w:val="single" w:sz="4" w:space="0" w:color="C7D1DD"/>
+              <w:bottom w:val="single" w:sz="4" w:space="0" w:color="C7D1DD"/>
+              <w:right w:val="single" w:sz="4" w:space="0" w:color="C7D1DD"/>
+            </w:tcBorders>
+            <w:tcMar>
+              <w:top w:w="80" w:type="dxa"/>
+              <w:left w:w="120" w:type="dxa"/>
+              <w:bottom w:w="80" w:type="dxa"/>
+              <w:right w:w="120" w:type="dxa"/>
+            </w:tcMar>
+            <w:vAlign w:val="center"/>
+          </w:tcPr>
+          <w:p>
+            <w:pPr>
+              <w:spacing w:line="276" w:lineRule="auto"/>
+              <w:rPr>
+                <w:rFonts w:ascii="Calibri" w:hAnsi="Calibri" w:cs="Calibri"/>
+              </w:rPr>
+            </w:pPr>
+            <w:r>
+              <w:rPr>
+                <w:rFonts w:ascii="Calibri" w:hAnsi="Calibri" w:cs="Calibri"/>
+              </w:rPr>
+              <w:t>Storage</w:t>
+            </w:r>
+          </w:p>
+        </w:tc>
+        <w:tc>
+          <w:tcPr>
+            <w:tcW w:w="7035" w:type="dxa"/>
+            <w:tcBorders>
+              <w:top w:val="single" w:sz="4" w:space="0" w:color="C7D1DD"/>
+              <w:left w:val="single" w:sz="4" w:space="0" w:color="C7D1DD"/>
+              <w:bottom w:val="single" w:sz="4" w:space="0" w:color="C7D1DD"/>
+              <w:right w:val="single" w:sz="4" w:space="0" w:color="C7D1DD"/>
+            </w:tcBorders>
+            <w:tcMar>
+              <w:top w:w="80" w:type="dxa"/>
+              <w:left w:w="120" w:type="dxa"/>
+              <w:bottom w:w="80" w:type="dxa"/>
+              <w:right w:w="120" w:type="dxa"/>
+            </w:tcMar>
+            <w:vAlign w:val="center"/>
+          </w:tcPr>
+          <w:p>
+            <w:pPr>
+              <w:spacing w:line="276" w:lineRule="auto"/>
+              <w:rPr>
+                <w:rFonts w:ascii="Calibri" w:hAnsi="Calibri" w:cs="Calibri"/>
+              </w:rPr>
+            </w:pPr>
+            <w:r>
+              <w:rPr>
+                <w:rFonts w:ascii="Calibri" w:hAnsi="Calibri" w:cs="Calibri"/>
+              </w:rPr>
+              <w:t>Demonstrate replication, partition behavior, consistency tradeoffs, or a small distributed key-value store.</w:t>
+            </w:r>
+          </w:p>
+        </w:tc>
+      </w:tr>
+      <w:tr>
+        <w:trPr>
+          <w:cantSplit/>
+        </w:trPr>
+        <w:tc>
+          <w:tcPr>
+            <w:tcW w:w="2325" w:type="dxa"/>
+            <w:tcBorders>
+              <w:top w:val="single" w:sz="4" w:space="0" w:color="C7D1DD"/>
+              <w:left w:val="single" w:sz="4" w:space="0" w:color="C7D1DD"/>
+              <w:bottom w:val="single" w:sz="4" w:space="0" w:color="C7D1DD"/>
+              <w:right w:val="single" w:sz="4" w:space="0" w:color="C7D1DD"/>
+            </w:tcBorders>
+            <w:tcMar>
+              <w:top w:w="80" w:type="dxa"/>
+              <w:left w:w="120" w:type="dxa"/>
+              <w:bottom w:w="80" w:type="dxa"/>
+              <w:right w:w="120" w:type="dxa"/>
+            </w:tcMar>
+            <w:vAlign w:val="center"/>
+          </w:tcPr>
+          <w:p>
+            <w:pPr>
+              <w:spacing w:line="276" w:lineRule="auto"/>
+              <w:rPr>
+                <w:rFonts w:ascii="Calibri" w:hAnsi="Calibri" w:cs="Calibri"/>
+              </w:rPr>
+            </w:pPr>
+            <w:r>
+              <w:rPr>
+                <w:rFonts w:ascii="Calibri" w:hAnsi="Calibri" w:cs="Calibri"/>
+              </w:rPr>
+              <w:t>Communication</w:t>
+            </w:r>
+          </w:p>
+        </w:tc>
+        <w:tc>
+          <w:tcPr>
+            <w:tcW w:w="7035" w:type="dxa"/>
+            <w:tcBorders>
+              <w:top w:val="single" w:sz="4" w:space="0" w:color="C7D1DD"/>
+              <w:left w:val="single" w:sz="4" w:space="0" w:color="C7D1DD"/>
+              <w:bottom w:val="single" w:sz="4" w:space="0" w:color="C7D1DD"/>
+              <w:right w:val="single" w:sz="4" w:space="0" w:color="C7D1DD"/>
+            </w:tcBorders>
+            <w:tcMar>
+              <w:top w:w="80" w:type="dxa"/>
+              <w:left w:w="120" w:type="dxa"/>
+              <w:bottom w:w="80" w:type="dxa"/>
+              <w:right w:w="120" w:type="dxa"/>
+            </w:tcMar>
+            <w:vAlign w:val="center"/>
+          </w:tcPr>
+          <w:p>
+            <w:pPr>
+              <w:spacing w:line="276" w:lineRule="auto"/>
+              <w:rPr>
+                <w:rFonts w:ascii="Calibri" w:hAnsi="Calibri" w:cs="Calibri"/>
+              </w:rPr>
+            </w:pPr>
+            <w:r>
+              <w:rPr>
+                <w:rFonts w:ascii="Calibri" w:hAnsi="Calibri" w:cs="Calibri"/>
+              </w:rPr>
+              <w:t>Build producer/consumer or publish/subscribe messaging and examine delivery, buffering, and failures.</w:t>
+            </w:r>
+          </w:p>
+        </w:tc>
+      </w:tr>
+    </w:tbl>
+    <w:p>
+      <w:pPr>
+        <w:rPr>
+          <w:rFonts w:ascii="Calibri" w:hAnsi="Calibri" w:cs="Calibri"/>
+        </w:rPr>
+      </w:pPr>
+    </w:p>
+    <w:p>
+      <w:pPr>
+        <w:rPr>
+          <w:rFonts w:ascii="Calibri" w:hAnsi="Calibri" w:cs="Calibri"/>
+        </w:rPr>
+      </w:pPr>
+    </w:p>
+    <w:p>
+      <w:pPr>
+        <w:pStyle w:val="Heading1"/>
+        <w:rPr>
+          <w:rFonts w:asciiTheme="minorHAnsi" w:hAnsiTheme="minorHAnsi" w:cstheme="minorHAnsi"/>
+        </w:rPr>
+      </w:pPr>
+      <w:r>
+        <w:rPr>
+          <w:rFonts w:asciiTheme="minorHAnsi" w:hAnsiTheme="minorHAnsi" w:cstheme="minorHAnsi"/>
+        </w:rPr>
+        <w:t>7. Recorded lecture requirements</w:t>
+      </w:r>
+    </w:p>
+    <w:p>
+      <w:pPr>
+        <w:numPr>
+          <w:ilvl w:val="0"/>
+          <w:numId w:val="9"/>
+        </w:numPr>
+        <w:spacing w:after="120" w:line="300" w:lineRule="auto"/>
+        <w:rPr>
+          <w:rFonts w:ascii="Calibri" w:hAnsi="Calibri" w:cs="Calibri"/>
+        </w:rPr>
+      </w:pPr>
+      <w:r>
+        <w:rPr>
+          <w:rFonts w:ascii="Calibri" w:hAnsi="Calibri" w:cs="Calibri"/>
+        </w:rPr>
+        <w:t xml:space="preserve">Total duration: 45-60 minutes. </w:t>
+      </w:r>
+    </w:p>
+    <w:p>
+      <w:pPr>
+        <w:numPr>
+          <w:ilvl w:val="0"/>
+          <w:numId w:val="9"/>
+        </w:numPr>
+        <w:spacing w:after="120" w:line="300" w:lineRule="auto"/>
+        <w:rPr>
+          <w:rFonts w:ascii="Calibri" w:hAnsi="Calibri" w:cs="Calibri"/>
+        </w:rPr>
+      </w:pPr>
+      <w:r>
+        <w:rPr>
+          <w:rFonts w:ascii="Calibri" w:hAnsi="Calibri" w:cs="Calibri"/>
+        </w:rPr>
+        <w:t>Every member must narrate and present the sections listed on Slide 1. AI-generated voice or an AI avatar may not replace a student’s presentation.</w:t>
+      </w:r>
+    </w:p>
+    <w:p>
+      <w:pPr>
+        <w:numPr>
+          <w:ilvl w:val="0"/>
+          <w:numId w:val="9"/>
+        </w:numPr>
+        <w:spacing w:after="120" w:line="300" w:lineRule="auto"/>
+        <w:rPr>
+          <w:rFonts w:ascii="Calibri" w:hAnsi="Calibri" w:cs="Calibri"/>
+        </w:rPr>
+      </w:pPr>
+      <w:r>
+        <w:rPr>
+          <w:rFonts w:ascii="Calibri" w:hAnsi="Calibri" w:cs="Calibri"/>
+        </w:rPr>
+        <w:t>Use a readable screen resolution of at least 720p, clear audio, and a stable view of slides and demonstrations.</w:t>
+      </w:r>
+    </w:p>
+    <w:p>
+      <w:pPr>
+        <w:numPr>
+          <w:ilvl w:val="0"/>
+          <w:numId w:val="9"/>
+        </w:numPr>
+        <w:spacing w:after="120" w:line="300" w:lineRule="auto"/>
+        <w:rPr>
+          <w:rFonts w:ascii="Calibri" w:hAnsi="Calibri" w:cs="Calibri"/>
+        </w:rPr>
+      </w:pPr>
+      <w:r>
+        <w:rPr>
+          <w:rFonts w:ascii="Calibri" w:hAnsi="Calibri" w:cs="Calibri"/>
+        </w:rPr>
+        <w:t>Edit out extended setup delays, private information, broken attempts, and long silent periods.</w:t>
+      </w:r>
+    </w:p>
+    <w:p>
+      <w:pPr>
+        <w:numPr>
+          <w:ilvl w:val="0"/>
+          <w:numId w:val="9"/>
+        </w:numPr>
+        <w:spacing w:after="120" w:line="300" w:lineRule="auto"/>
+        <w:rPr>
+          <w:rFonts w:ascii="Calibri" w:hAnsi="Calibri" w:cs="Calibri"/>
+        </w:rPr>
+      </w:pPr>
+      <w:r>
+        <w:rPr>
+          <w:rFonts w:ascii="Calibri" w:hAnsi="Calibri" w:cs="Calibri"/>
+        </w:rPr>
+        <w:t xml:space="preserve">Final submission: </w:t>
+      </w:r>
+      <w:r>
+        <w:rPr>
+          <w:rFonts w:ascii="Calibri" w:hAnsi="Calibri" w:cs="Calibri"/>
+        </w:rPr>
+        <w:t>S</w:t>
+      </w:r>
+      <w:r>
+        <w:rPr>
+          <w:rFonts w:ascii="Calibri" w:hAnsi="Calibri" w:cs="Calibri"/>
+        </w:rPr>
+        <w:t>lides and a video lecture made by the whole team</w:t>
+      </w:r>
     </w:p>
     <w:p/>
     <w:sectPr>
@@ -511,6 +4336,205 @@
 <file path=word/numbering.xml><?xml version="1.0" encoding="utf-8"?>
 <w:numbering xmlns:wpc="http://schemas.microsoft.com/office/word/2010/wordprocessingCanvas" xmlns:cx="http://schemas.microsoft.com/office/drawing/2014/chartex" xmlns:cx1="http://schemas.microsoft.com/office/drawing/2015/9/8/chartex" xmlns:cx2="http://schemas.microsoft.com/office/drawing/2015/10/21/chartex" xmlns:cx3="http://schemas.microsoft.com/office/drawing/2016/5/9/chartex" xmlns:cx4="http://schemas.microsoft.com/office/drawing/2016/5/10/chartex" xmlns:cx5="http://schemas.microsoft.com/office/drawing/2016/5/11/chartex" xmlns:cx6="http://schemas.microsoft.com/office/drawing/2016/5/12/chartex" xmlns:cx7="http://schemas.microsoft.com/office/drawing/2016/5/13/chartex" xmlns:cx8="http://schemas.microsoft.com/office/drawing/2016/5/14/chartex" xmlns:mc="http://schemas.openxmlformats.org/markup-compatibility/2006" xmlns:m="http://schemas.openxmlformats.org/officeDocument/2006/math" xmlns:aink="http://schemas.microsoft.com/office/drawing/2016/ink" xmlns:am3d="http://schemas.microsoft.com/office/drawing/2017/model3d" xmlns:oel="http://schemas.microsoft.com/office/2019/extlst" xmlns:r="http://schemas.openxmlformats.org/officeDocument/2006/relationships" xmlns:wp14="http://schemas.microsoft.com/office/word/2010/wordprocessingDrawing" xmlns:wp="http://schemas.openxmlformats.org/drawingml/2006/wordprocessingDrawing" xmlns:wpg="http://schemas.microsoft.com/office/word/2010/wordprocessingGroup" xmlns:wpi="http://schemas.microsoft.com/office/word/2010/wordprocessingInk" xmlns:wps="http://schemas.microsoft.com/office/word/2010/wordprocessingShape" xmlns:o="urn:schemas-microsoft-com:office:office" xmlns:v="urn:schemas-microsoft-com:vml" xmlns:w10="urn:schemas-microsoft-com:office:word" xmlns:w="http://schemas.openxmlformats.org/wordprocessingml/2006/main" xmlns:w14="http://schemas.microsoft.com/office/word/2010/wordml" xmlns:w15="http://schemas.microsoft.com/office/word/2012/wordml" xmlns:w16cei="http://schemas.microsoft.com/office/word/2026/wordml/cei" xmlns:w16cex="http://schemas.microsoft.com/office/word/2018/wordml/cex" xmlns:w16cid="http://schemas.microsoft.com/office/word/2016/wordml/cid" xmlns:w16="http://schemas.microsoft.com/office/word/2018/wordml" xmlns:w16sdtdh="http://schemas.microsoft.com/office/word/2020/wordml/sdtdatahash" xmlns:w16sdtfl="http://schemas.microsoft.com/office/word/2024/wordml/sdtformatlock" xmlns:w16se="http://schemas.microsoft.com/office/word/2015/wordml/symex" xmlns:w16du="http://schemas.microsoft.com/office/word/2023/wordml/word16du" xmlns:wne="http://schemas.microsoft.com/office/word/2006/wordml" mc:Ignorable="w14 w15 w16se w16cid w16 w16cex w16sdtdh w16sdtfl w16du wp14">
   <w:abstractNum w:abstractNumId="0" w15:restartNumberingAfterBreak="0">
+    <w:nsid w:val="21C673E7"/>
+    <w:multiLevelType w:val="hybridMultilevel"/>
+    <w:tmpl w:val="6898084A"/>
+    <w:lvl w:ilvl="0" w:tplc="04090017">
+      <w:start w:val="1"/>
+      <w:numFmt w:val="lowerLetter"/>
+      <w:lvlText w:val="%1)"/>
+      <w:lvlJc w:val="left"/>
+      <w:pPr>
+        <w:ind w:left="630" w:hanging="360"/>
+      </w:pPr>
+    </w:lvl>
+    <w:lvl w:ilvl="1" w:tplc="04090019" w:tentative="1">
+      <w:start w:val="1"/>
+      <w:numFmt w:val="lowerLetter"/>
+      <w:lvlText w:val="%2."/>
+      <w:lvlJc w:val="left"/>
+      <w:pPr>
+        <w:ind w:left="1350" w:hanging="360"/>
+      </w:pPr>
+    </w:lvl>
+    <w:lvl w:ilvl="2" w:tplc="0409001B" w:tentative="1">
+      <w:start w:val="1"/>
+      <w:numFmt w:val="lowerRoman"/>
+      <w:lvlText w:val="%3."/>
+      <w:lvlJc w:val="right"/>
+      <w:pPr>
+        <w:ind w:left="2070" w:hanging="180"/>
+      </w:pPr>
+    </w:lvl>
+    <w:lvl w:ilvl="3" w:tplc="0409000F" w:tentative="1">
+      <w:start w:val="1"/>
+      <w:numFmt w:val="decimal"/>
+      <w:lvlText w:val="%4."/>
+      <w:lvlJc w:val="left"/>
+      <w:pPr>
+        <w:ind w:left="2790" w:hanging="360"/>
+      </w:pPr>
+    </w:lvl>
+    <w:lvl w:ilvl="4" w:tplc="04090019" w:tentative="1">
+      <w:start w:val="1"/>
+      <w:numFmt w:val="lowerLetter"/>
+      <w:lvlText w:val="%5."/>
+      <w:lvlJc w:val="left"/>
+      <w:pPr>
+        <w:ind w:left="3510" w:hanging="360"/>
+      </w:pPr>
+    </w:lvl>
+    <w:lvl w:ilvl="5" w:tplc="0409001B" w:tentative="1">
+      <w:start w:val="1"/>
+      <w:numFmt w:val="lowerRoman"/>
+      <w:lvlText w:val="%6."/>
+      <w:lvlJc w:val="right"/>
+      <w:pPr>
+        <w:ind w:left="4230" w:hanging="180"/>
+      </w:pPr>
+    </w:lvl>
+    <w:lvl w:ilvl="6" w:tplc="0409000F" w:tentative="1">
+      <w:start w:val="1"/>
+      <w:numFmt w:val="decimal"/>
+      <w:lvlText w:val="%7."/>
+      <w:lvlJc w:val="left"/>
+      <w:pPr>
+        <w:ind w:left="4950" w:hanging="360"/>
+      </w:pPr>
+    </w:lvl>
+    <w:lvl w:ilvl="7" w:tplc="04090019" w:tentative="1">
+      <w:start w:val="1"/>
+      <w:numFmt w:val="lowerLetter"/>
+      <w:lvlText w:val="%8."/>
+      <w:lvlJc w:val="left"/>
+      <w:pPr>
+        <w:ind w:left="5670" w:hanging="360"/>
+      </w:pPr>
+    </w:lvl>
+    <w:lvl w:ilvl="8" w:tplc="0409001B" w:tentative="1">
+      <w:start w:val="1"/>
+      <w:numFmt w:val="lowerRoman"/>
+      <w:lvlText w:val="%9."/>
+      <w:lvlJc w:val="right"/>
+      <w:pPr>
+        <w:ind w:left="6390" w:hanging="180"/>
+      </w:pPr>
+    </w:lvl>
+  </w:abstractNum>
+  <w:abstractNum w:abstractNumId="1" w15:restartNumberingAfterBreak="0">
+    <w:nsid w:val="21E86BDE"/>
+    <w:multiLevelType w:val="hybridMultilevel"/>
+    <w:tmpl w:val="EA38E9A6"/>
+    <w:lvl w:ilvl="0" w:tplc="04090001">
+      <w:start w:val="1"/>
+      <w:numFmt w:val="bullet"/>
+      <w:lvlText w:val=""/>
+      <w:lvlJc w:val="left"/>
+      <w:pPr>
+        <w:ind w:left="630" w:hanging="360"/>
+      </w:pPr>
+      <w:rPr>
+        <w:rFonts w:ascii="Symbol" w:hAnsi="Symbol" w:hint="default"/>
+      </w:rPr>
+    </w:lvl>
+    <w:lvl w:ilvl="1" w:tplc="04090003" w:tentative="1">
+      <w:start w:val="1"/>
+      <w:numFmt w:val="bullet"/>
+      <w:lvlText w:val="o"/>
+      <w:lvlJc w:val="left"/>
+      <w:pPr>
+        <w:ind w:left="1350" w:hanging="360"/>
+      </w:pPr>
+      <w:rPr>
+        <w:rFonts w:ascii="Courier New" w:hAnsi="Courier New" w:cs="Courier New" w:hint="default"/>
+      </w:rPr>
+    </w:lvl>
+    <w:lvl w:ilvl="2" w:tplc="04090005" w:tentative="1">
+      <w:start w:val="1"/>
+      <w:numFmt w:val="bullet"/>
+      <w:lvlText w:val=""/>
+      <w:lvlJc w:val="left"/>
+      <w:pPr>
+        <w:ind w:left="2070" w:hanging="360"/>
+      </w:pPr>
+      <w:rPr>
+        <w:rFonts w:ascii="Wingdings" w:hAnsi="Wingdings" w:hint="default"/>
+      </w:rPr>
+    </w:lvl>
+    <w:lvl w:ilvl="3" w:tplc="04090001" w:tentative="1">
+      <w:start w:val="1"/>
+      <w:numFmt w:val="bullet"/>
+      <w:lvlText w:val=""/>
+      <w:lvlJc w:val="left"/>
+      <w:pPr>
+        <w:ind w:left="2790" w:hanging="360"/>
+      </w:pPr>
+      <w:rPr>
+        <w:rFonts w:ascii="Symbol" w:hAnsi="Symbol" w:hint="default"/>
+      </w:rPr>
+    </w:lvl>
+    <w:lvl w:ilvl="4" w:tplc="04090003" w:tentative="1">
+      <w:start w:val="1"/>
+      <w:numFmt w:val="bullet"/>
+      <w:lvlText w:val="o"/>
+      <w:lvlJc w:val="left"/>
+      <w:pPr>
+        <w:ind w:left="3510" w:hanging="360"/>
+      </w:pPr>
+      <w:rPr>
+        <w:rFonts w:ascii="Courier New" w:hAnsi="Courier New" w:cs="Courier New" w:hint="default"/>
+      </w:rPr>
+    </w:lvl>
+    <w:lvl w:ilvl="5" w:tplc="04090005" w:tentative="1">
+      <w:start w:val="1"/>
+      <w:numFmt w:val="bullet"/>
+      <w:lvlText w:val=""/>
+      <w:lvlJc w:val="left"/>
+      <w:pPr>
+        <w:ind w:left="4230" w:hanging="360"/>
+      </w:pPr>
+      <w:rPr>
+        <w:rFonts w:ascii="Wingdings" w:hAnsi="Wingdings" w:hint="default"/>
+      </w:rPr>
+    </w:lvl>
+    <w:lvl w:ilvl="6" w:tplc="04090001" w:tentative="1">
+      <w:start w:val="1"/>
+      <w:numFmt w:val="bullet"/>
+      <w:lvlText w:val=""/>
+      <w:lvlJc w:val="left"/>
+      <w:pPr>
+        <w:ind w:left="4950" w:hanging="360"/>
+      </w:pPr>
+      <w:rPr>
+        <w:rFonts w:ascii="Symbol" w:hAnsi="Symbol" w:hint="default"/>
+      </w:rPr>
+    </w:lvl>
+    <w:lvl w:ilvl="7" w:tplc="04090003" w:tentative="1">
+      <w:start w:val="1"/>
+      <w:numFmt w:val="bullet"/>
+      <w:lvlText w:val="o"/>
+      <w:lvlJc w:val="left"/>
+      <w:pPr>
+        <w:ind w:left="5670" w:hanging="360"/>
+      </w:pPr>
+      <w:rPr>
+        <w:rFonts w:ascii="Courier New" w:hAnsi="Courier New" w:cs="Courier New" w:hint="default"/>
+      </w:rPr>
+    </w:lvl>
+    <w:lvl w:ilvl="8" w:tplc="04090005" w:tentative="1">
+      <w:start w:val="1"/>
+      <w:numFmt w:val="bullet"/>
+      <w:lvlText w:val=""/>
+      <w:lvlJc w:val="left"/>
+      <w:pPr>
+        <w:ind w:left="6390" w:hanging="360"/>
+      </w:pPr>
+      <w:rPr>
+        <w:rFonts w:ascii="Wingdings" w:hAnsi="Wingdings" w:hint="default"/>
+      </w:rPr>
+    </w:lvl>
+  </w:abstractNum>
+  <w:abstractNum w:abstractNumId="2" w15:restartNumberingAfterBreak="0">
     <w:nsid w:val="278B4249"/>
     <w:multiLevelType w:val="hybridMultilevel"/>
     <w:tmpl w:val="498AC5D6"/>
@@ -599,7 +4623,206 @@
       </w:pPr>
     </w:lvl>
   </w:abstractNum>
-  <w:abstractNum w:abstractNumId="1" w15:restartNumberingAfterBreak="0">
+  <w:abstractNum w:abstractNumId="3" w15:restartNumberingAfterBreak="0">
+    <w:nsid w:val="32CB50FF"/>
+    <w:multiLevelType w:val="hybridMultilevel"/>
+    <w:tmpl w:val="26061B54"/>
+    <w:lvl w:ilvl="0" w:tplc="04090001">
+      <w:start w:val="1"/>
+      <w:numFmt w:val="bullet"/>
+      <w:lvlText w:val=""/>
+      <w:lvlJc w:val="left"/>
+      <w:pPr>
+        <w:ind w:left="630" w:hanging="360"/>
+      </w:pPr>
+      <w:rPr>
+        <w:rFonts w:ascii="Symbol" w:hAnsi="Symbol" w:hint="default"/>
+      </w:rPr>
+    </w:lvl>
+    <w:lvl w:ilvl="1" w:tplc="04090003" w:tentative="1">
+      <w:start w:val="1"/>
+      <w:numFmt w:val="bullet"/>
+      <w:lvlText w:val="o"/>
+      <w:lvlJc w:val="left"/>
+      <w:pPr>
+        <w:ind w:left="1350" w:hanging="360"/>
+      </w:pPr>
+      <w:rPr>
+        <w:rFonts w:ascii="Courier New" w:hAnsi="Courier New" w:cs="Courier New" w:hint="default"/>
+      </w:rPr>
+    </w:lvl>
+    <w:lvl w:ilvl="2" w:tplc="04090005" w:tentative="1">
+      <w:start w:val="1"/>
+      <w:numFmt w:val="bullet"/>
+      <w:lvlText w:val=""/>
+      <w:lvlJc w:val="left"/>
+      <w:pPr>
+        <w:ind w:left="2070" w:hanging="360"/>
+      </w:pPr>
+      <w:rPr>
+        <w:rFonts w:ascii="Wingdings" w:hAnsi="Wingdings" w:hint="default"/>
+      </w:rPr>
+    </w:lvl>
+    <w:lvl w:ilvl="3" w:tplc="04090001" w:tentative="1">
+      <w:start w:val="1"/>
+      <w:numFmt w:val="bullet"/>
+      <w:lvlText w:val=""/>
+      <w:lvlJc w:val="left"/>
+      <w:pPr>
+        <w:ind w:left="2790" w:hanging="360"/>
+      </w:pPr>
+      <w:rPr>
+        <w:rFonts w:ascii="Symbol" w:hAnsi="Symbol" w:hint="default"/>
+      </w:rPr>
+    </w:lvl>
+    <w:lvl w:ilvl="4" w:tplc="04090003" w:tentative="1">
+      <w:start w:val="1"/>
+      <w:numFmt w:val="bullet"/>
+      <w:lvlText w:val="o"/>
+      <w:lvlJc w:val="left"/>
+      <w:pPr>
+        <w:ind w:left="3510" w:hanging="360"/>
+      </w:pPr>
+      <w:rPr>
+        <w:rFonts w:ascii="Courier New" w:hAnsi="Courier New" w:cs="Courier New" w:hint="default"/>
+      </w:rPr>
+    </w:lvl>
+    <w:lvl w:ilvl="5" w:tplc="04090005" w:tentative="1">
+      <w:start w:val="1"/>
+      <w:numFmt w:val="bullet"/>
+      <w:lvlText w:val=""/>
+      <w:lvlJc w:val="left"/>
+      <w:pPr>
+        <w:ind w:left="4230" w:hanging="360"/>
+      </w:pPr>
+      <w:rPr>
+        <w:rFonts w:ascii="Wingdings" w:hAnsi="Wingdings" w:hint="default"/>
+      </w:rPr>
+    </w:lvl>
+    <w:lvl w:ilvl="6" w:tplc="04090001" w:tentative="1">
+      <w:start w:val="1"/>
+      <w:numFmt w:val="bullet"/>
+      <w:lvlText w:val=""/>
+      <w:lvlJc w:val="left"/>
+      <w:pPr>
+        <w:ind w:left="4950" w:hanging="360"/>
+      </w:pPr>
+      <w:rPr>
+        <w:rFonts w:ascii="Symbol" w:hAnsi="Symbol" w:hint="default"/>
+      </w:rPr>
+    </w:lvl>
+    <w:lvl w:ilvl="7" w:tplc="04090003" w:tentative="1">
+      <w:start w:val="1"/>
+      <w:numFmt w:val="bullet"/>
+      <w:lvlText w:val="o"/>
+      <w:lvlJc w:val="left"/>
+      <w:pPr>
+        <w:ind w:left="5670" w:hanging="360"/>
+      </w:pPr>
+      <w:rPr>
+        <w:rFonts w:ascii="Courier New" w:hAnsi="Courier New" w:cs="Courier New" w:hint="default"/>
+      </w:rPr>
+    </w:lvl>
+    <w:lvl w:ilvl="8" w:tplc="04090005" w:tentative="1">
+      <w:start w:val="1"/>
+      <w:numFmt w:val="bullet"/>
+      <w:lvlText w:val=""/>
+      <w:lvlJc w:val="left"/>
+      <w:pPr>
+        <w:ind w:left="6390" w:hanging="360"/>
+      </w:pPr>
+      <w:rPr>
+        <w:rFonts w:ascii="Wingdings" w:hAnsi="Wingdings" w:hint="default"/>
+      </w:rPr>
+    </w:lvl>
+  </w:abstractNum>
+  <w:abstractNum w:abstractNumId="4" w15:restartNumberingAfterBreak="0">
+    <w:nsid w:val="565E0BDB"/>
+    <w:multiLevelType w:val="hybridMultilevel"/>
+    <w:tmpl w:val="12E05A9E"/>
+    <w:lvl w:ilvl="0" w:tplc="04090017">
+      <w:start w:val="1"/>
+      <w:numFmt w:val="lowerLetter"/>
+      <w:lvlText w:val="%1)"/>
+      <w:lvlJc w:val="left"/>
+      <w:pPr>
+        <w:ind w:left="630" w:hanging="360"/>
+      </w:pPr>
+    </w:lvl>
+    <w:lvl w:ilvl="1" w:tplc="04090019" w:tentative="1">
+      <w:start w:val="1"/>
+      <w:numFmt w:val="lowerLetter"/>
+      <w:lvlText w:val="%2."/>
+      <w:lvlJc w:val="left"/>
+      <w:pPr>
+        <w:ind w:left="1350" w:hanging="360"/>
+      </w:pPr>
+    </w:lvl>
+    <w:lvl w:ilvl="2" w:tplc="0409001B" w:tentative="1">
+      <w:start w:val="1"/>
+      <w:numFmt w:val="lowerRoman"/>
+      <w:lvlText w:val="%3."/>
+      <w:lvlJc w:val="right"/>
+      <w:pPr>
+        <w:ind w:left="2070" w:hanging="180"/>
+      </w:pPr>
+    </w:lvl>
+    <w:lvl w:ilvl="3" w:tplc="0409000F" w:tentative="1">
+      <w:start w:val="1"/>
+      <w:numFmt w:val="decimal"/>
+      <w:lvlText w:val="%4."/>
+      <w:lvlJc w:val="left"/>
+      <w:pPr>
+        <w:ind w:left="2790" w:hanging="360"/>
+      </w:pPr>
+    </w:lvl>
+    <w:lvl w:ilvl="4" w:tplc="04090019" w:tentative="1">
+      <w:start w:val="1"/>
+      <w:numFmt w:val="lowerLetter"/>
+      <w:lvlText w:val="%5."/>
+      <w:lvlJc w:val="left"/>
+      <w:pPr>
+        <w:ind w:left="3510" w:hanging="360"/>
+      </w:pPr>
+    </w:lvl>
+    <w:lvl w:ilvl="5" w:tplc="0409001B" w:tentative="1">
+      <w:start w:val="1"/>
+      <w:numFmt w:val="lowerRoman"/>
+      <w:lvlText w:val="%6."/>
+      <w:lvlJc w:val="right"/>
+      <w:pPr>
+        <w:ind w:left="4230" w:hanging="180"/>
+      </w:pPr>
+    </w:lvl>
+    <w:lvl w:ilvl="6" w:tplc="0409000F" w:tentative="1">
+      <w:start w:val="1"/>
+      <w:numFmt w:val="decimal"/>
+      <w:lvlText w:val="%7."/>
+      <w:lvlJc w:val="left"/>
+      <w:pPr>
+        <w:ind w:left="4950" w:hanging="360"/>
+      </w:pPr>
+    </w:lvl>
+    <w:lvl w:ilvl="7" w:tplc="04090019" w:tentative="1">
+      <w:start w:val="1"/>
+      <w:numFmt w:val="lowerLetter"/>
+      <w:lvlText w:val="%8."/>
+      <w:lvlJc w:val="left"/>
+      <w:pPr>
+        <w:ind w:left="5670" w:hanging="360"/>
+      </w:pPr>
+    </w:lvl>
+    <w:lvl w:ilvl="8" w:tplc="0409001B" w:tentative="1">
+      <w:start w:val="1"/>
+      <w:numFmt w:val="lowerRoman"/>
+      <w:lvlText w:val="%9."/>
+      <w:lvlJc w:val="right"/>
+      <w:pPr>
+        <w:ind w:left="6390" w:hanging="180"/>
+      </w:pPr>
+    </w:lvl>
+  </w:abstractNum>
+  <w:abstractNum w:abstractNumId="5" w15:restartNumberingAfterBreak="0">
     <w:nsid w:val="5B9F3864"/>
     <w:multiLevelType w:val="hybridMultilevel"/>
     <w:tmpl w:val="D428A818"/>
@@ -688,7 +4911,7 @@
       </w:pPr>
     </w:lvl>
   </w:abstractNum>
-  <w:abstractNum w:abstractNumId="2" w15:restartNumberingAfterBreak="0">
+  <w:abstractNum w:abstractNumId="6" w15:restartNumberingAfterBreak="0">
     <w:nsid w:val="5BC31E55"/>
     <w:multiLevelType w:val="hybridMultilevel"/>
     <w:tmpl w:val="D428A818"/>
@@ -777,14 +5000,137 @@
       </w:pPr>
     </w:lvl>
   </w:abstractNum>
+  <w:abstractNum w:abstractNumId="7" w15:restartNumberingAfterBreak="0">
+    <w:nsid w:val="69B753DD"/>
+    <w:multiLevelType w:val="hybridMultilevel"/>
+    <w:tmpl w:val="096601E8"/>
+    <w:lvl w:ilvl="0" w:tplc="04090017">
+      <w:start w:val="1"/>
+      <w:numFmt w:val="lowerLetter"/>
+      <w:lvlText w:val="%1)"/>
+      <w:lvlJc w:val="left"/>
+      <w:pPr>
+        <w:ind w:left="630" w:hanging="360"/>
+      </w:pPr>
+    </w:lvl>
+    <w:lvl w:ilvl="1" w:tplc="04090019" w:tentative="1">
+      <w:start w:val="1"/>
+      <w:numFmt w:val="lowerLetter"/>
+      <w:lvlText w:val="%2."/>
+      <w:lvlJc w:val="left"/>
+      <w:pPr>
+        <w:ind w:left="1350" w:hanging="360"/>
+      </w:pPr>
+    </w:lvl>
+    <w:lvl w:ilvl="2" w:tplc="0409001B" w:tentative="1">
+      <w:start w:val="1"/>
+      <w:numFmt w:val="lowerRoman"/>
+      <w:lvlText w:val="%3."/>
+      <w:lvlJc w:val="right"/>
+      <w:pPr>
+        <w:ind w:left="2070" w:hanging="180"/>
+      </w:pPr>
+    </w:lvl>
+    <w:lvl w:ilvl="3" w:tplc="0409000F" w:tentative="1">
+      <w:start w:val="1"/>
+      <w:numFmt w:val="decimal"/>
+      <w:lvlText w:val="%4."/>
+      <w:lvlJc w:val="left"/>
+      <w:pPr>
+        <w:ind w:left="2790" w:hanging="360"/>
+      </w:pPr>
+    </w:lvl>
+    <w:lvl w:ilvl="4" w:tplc="04090019" w:tentative="1">
+      <w:start w:val="1"/>
+      <w:numFmt w:val="lowerLetter"/>
+      <w:lvlText w:val="%5."/>
+      <w:lvlJc w:val="left"/>
+      <w:pPr>
+        <w:ind w:left="3510" w:hanging="360"/>
+      </w:pPr>
+    </w:lvl>
+    <w:lvl w:ilvl="5" w:tplc="0409001B" w:tentative="1">
+      <w:start w:val="1"/>
+      <w:numFmt w:val="lowerRoman"/>
+      <w:lvlText w:val="%6."/>
+      <w:lvlJc w:val="right"/>
+      <w:pPr>
+        <w:ind w:left="4230" w:hanging="180"/>
+      </w:pPr>
+    </w:lvl>
+    <w:lvl w:ilvl="6" w:tplc="0409000F" w:tentative="1">
+      <w:start w:val="1"/>
+      <w:numFmt w:val="decimal"/>
+      <w:lvlText w:val="%7."/>
+      <w:lvlJc w:val="left"/>
+      <w:pPr>
+        <w:ind w:left="4950" w:hanging="360"/>
+      </w:pPr>
+    </w:lvl>
+    <w:lvl w:ilvl="7" w:tplc="04090019" w:tentative="1">
+      <w:start w:val="1"/>
+      <w:numFmt w:val="lowerLetter"/>
+      <w:lvlText w:val="%8."/>
+      <w:lvlJc w:val="left"/>
+      <w:pPr>
+        <w:ind w:left="5670" w:hanging="360"/>
+      </w:pPr>
+    </w:lvl>
+    <w:lvl w:ilvl="8" w:tplc="0409001B" w:tentative="1">
+      <w:start w:val="1"/>
+      <w:numFmt w:val="lowerRoman"/>
+      <w:lvlText w:val="%9."/>
+      <w:lvlJc w:val="right"/>
+      <w:pPr>
+        <w:ind w:left="6390" w:hanging="180"/>
+      </w:pPr>
+    </w:lvl>
+  </w:abstractNum>
+  <w:abstractNum w:abstractNumId="8" w15:restartNumberingAfterBreak="0">
+    <w:nsid w:val="70540C65"/>
+    <w:multiLevelType w:val="singleLevel"/>
+    <w:tmpl w:val="3F9235DE"/>
+    <w:lvl w:ilvl="0">
+      <w:start w:val="1"/>
+      <w:numFmt w:val="decimal"/>
+      <w:pStyle w:val="ListBullet"/>
+      <w:lvlText w:val="%1."/>
+      <w:lvlJc w:val="left"/>
+      <w:pPr>
+        <w:tabs>
+          <w:tab w:val="num" w:pos="540"/>
+        </w:tabs>
+        <w:spacing w:after="80" w:line="300" w:lineRule="auto"/>
+        <w:ind w:left="540" w:hanging="270"/>
+      </w:pPr>
+    </w:lvl>
+  </w:abstractNum>
   <w:num w:numId="1" w16cid:durableId="377584852">
+    <w:abstractNumId w:val="2"/>
+  </w:num>
+  <w:num w:numId="2" w16cid:durableId="951714727">
+    <w:abstractNumId w:val="5"/>
+  </w:num>
+  <w:num w:numId="3" w16cid:durableId="1082606927">
+    <w:abstractNumId w:val="6"/>
+  </w:num>
+  <w:num w:numId="4" w16cid:durableId="864446707">
+    <w:abstractNumId w:val="8"/>
+  </w:num>
+  <w:num w:numId="5" w16cid:durableId="371078926">
+    <w:abstractNumId w:val="4"/>
+  </w:num>
+  <w:num w:numId="6" w16cid:durableId="1859586771">
+    <w:abstractNumId w:val="7"/>
+  </w:num>
+  <w:num w:numId="7" w16cid:durableId="697586313">
     <w:abstractNumId w:val="0"/>
   </w:num>
-  <w:num w:numId="2" w16cid:durableId="951714727">
+  <w:num w:numId="8" w16cid:durableId="1339310488">
+    <w:abstractNumId w:val="3"/>
+  </w:num>
+  <w:num w:numId="9" w16cid:durableId="500969425">
     <w:abstractNumId w:val="1"/>
-  </w:num>
-  <w:num w:numId="3" w16cid:durableId="1082606927">
-    <w:abstractNumId w:val="2"/>
   </w:num>
 </w:numbering>
 </file>
@@ -1188,6 +5534,52 @@
       <w:rFonts w:ascii="Times New Roman" w:eastAsia="Times New Roman" w:hAnsi="Times New Roman" w:cs="Times New Roman"/>
     </w:rPr>
   </w:style>
+  <w:style w:type="paragraph" w:styleId="Heading1">
+    <w:name w:val="heading 1"/>
+    <w:basedOn w:val="Normal"/>
+    <w:next w:val="Normal"/>
+    <w:link w:val="Heading1Char"/>
+    <w:uiPriority w:val="9"/>
+    <w:qFormat/>
+    <w:rsid w:val="00E26ED1"/>
+    <w:pPr>
+      <w:keepNext/>
+      <w:keepLines/>
+      <w:spacing w:before="360" w:after="200"/>
+      <w:outlineLvl w:val="0"/>
+    </w:pPr>
+    <w:rPr>
+      <w:rFonts w:asciiTheme="majorHAnsi" w:eastAsiaTheme="majorEastAsia" w:hAnsiTheme="majorHAnsi" w:cstheme="majorBidi"/>
+      <w:b/>
+      <w:bCs/>
+      <w:color w:val="2E74B5"/>
+      <w:sz w:val="32"/>
+      <w:szCs w:val="28"/>
+      <w:lang w:eastAsia="en-US"/>
+    </w:rPr>
+  </w:style>
+  <w:style w:type="paragraph" w:styleId="Heading2">
+    <w:name w:val="heading 2"/>
+    <w:basedOn w:val="Normal"/>
+    <w:next w:val="Normal"/>
+    <w:link w:val="Heading2Char"/>
+    <w:uiPriority w:val="9"/>
+    <w:unhideWhenUsed/>
+    <w:qFormat/>
+    <w:rsid w:val="00E26ED1"/>
+    <w:pPr>
+      <w:keepNext/>
+      <w:keepLines/>
+      <w:spacing w:before="40"/>
+      <w:outlineLvl w:val="1"/>
+    </w:pPr>
+    <w:rPr>
+      <w:rFonts w:asciiTheme="majorHAnsi" w:eastAsiaTheme="majorEastAsia" w:hAnsiTheme="majorHAnsi" w:cstheme="majorBidi"/>
+      <w:color w:val="2F5496" w:themeColor="accent1" w:themeShade="BF"/>
+      <w:sz w:val="26"/>
+      <w:szCs w:val="26"/>
+    </w:rPr>
+  </w:style>
   <w:style w:type="character" w:default="1" w:styleId="DefaultParagraphFont">
     <w:name w:val="Default Paragraph Font"/>
     <w:uiPriority w:val="1"/>
@@ -1404,6 +5796,60 @@
     <w:rsid w:val="00353DA1"/>
     <w:rPr>
       <w:color w:val="808080"/>
+    </w:rPr>
+  </w:style>
+  <w:style w:type="character" w:customStyle="1" w:styleId="Heading1Char">
+    <w:name w:val="Heading 1 Char"/>
+    <w:basedOn w:val="DefaultParagraphFont"/>
+    <w:link w:val="Heading1"/>
+    <w:uiPriority w:val="9"/>
+    <w:rsid w:val="00E26ED1"/>
+    <w:rPr>
+      <w:rFonts w:asciiTheme="majorHAnsi" w:eastAsiaTheme="majorEastAsia" w:hAnsiTheme="majorHAnsi" w:cstheme="majorBidi"/>
+      <w:b/>
+      <w:bCs/>
+      <w:color w:val="2E74B5"/>
+      <w:sz w:val="32"/>
+      <w:szCs w:val="28"/>
+      <w:lang w:eastAsia="en-US"/>
+    </w:rPr>
+  </w:style>
+  <w:style w:type="character" w:customStyle="1" w:styleId="Heading2Char">
+    <w:name w:val="Heading 2 Char"/>
+    <w:basedOn w:val="DefaultParagraphFont"/>
+    <w:link w:val="Heading2"/>
+    <w:uiPriority w:val="9"/>
+    <w:rsid w:val="00E26ED1"/>
+    <w:rPr>
+      <w:rFonts w:asciiTheme="majorHAnsi" w:eastAsiaTheme="majorEastAsia" w:hAnsiTheme="majorHAnsi" w:cstheme="majorBidi"/>
+      <w:color w:val="2F5496" w:themeColor="accent1" w:themeShade="BF"/>
+      <w:sz w:val="26"/>
+      <w:szCs w:val="26"/>
+    </w:rPr>
+  </w:style>
+  <w:style w:type="paragraph" w:styleId="ListBullet">
+    <w:name w:val="List Bullet"/>
+    <w:basedOn w:val="Normal"/>
+    <w:uiPriority w:val="99"/>
+    <w:unhideWhenUsed/>
+    <w:rsid w:val="00E26ED1"/>
+    <w:pPr>
+      <w:numPr>
+        <w:numId w:val="4"/>
+      </w:numPr>
+      <w:tabs>
+        <w:tab w:val="clear" w:pos="540"/>
+      </w:tabs>
+      <w:spacing w:after="0" w:line="240" w:lineRule="auto"/>
+      <w:ind w:left="0" w:firstLine="0"/>
+      <w:contextualSpacing/>
+    </w:pPr>
+    <w:rPr>
+      <w:rFonts w:ascii="Calibri" w:eastAsiaTheme="minorEastAsia" w:hAnsi="Calibri" w:cstheme="minorBidi"/>
+      <w:color w:val="1F2937"/>
+      <w:sz w:val="22"/>
+      <w:szCs w:val="22"/>
+      <w:lang w:eastAsia="en-US"/>
     </w:rPr>
   </w:style>
 </w:styles>
